--- a/FSE CW2 Zong Ji.docx
+++ b/FSE CW2 Zong Ji.docx
@@ -105,7 +105,7 @@
           <w14:ligatures w14:val="none"/>
         </w:rPr>
         <w:pict w14:anchorId="6A9173CF">
-          <v:rect id="_x0000_i1049" style="width:0;height:1.5pt" o:hralign="center" o:hrstd="t" o:hrnoshade="t" o:hr="t" fillcolor="black" stroked="f"/>
+          <v:rect id="_x0000_i1025" style="width:0;height:1.5pt" o:hralign="center" o:hrstd="t" o:hrnoshade="t" o:hr="t" fillcolor="black" stroked="f"/>
         </w:pict>
       </w:r>
     </w:p>
@@ -184,7 +184,7 @@
           <w14:ligatures w14:val="none"/>
         </w:rPr>
         <w:pict w14:anchorId="6914BD90">
-          <v:rect id="_x0000_i1050" style="width:0;height:1.5pt" o:hralign="center" o:hrstd="t" o:hrnoshade="t" o:hr="t" fillcolor="black" stroked="f"/>
+          <v:rect id="_x0000_i1026" style="width:0;height:1.5pt" o:hralign="center" o:hrstd="t" o:hrnoshade="t" o:hr="t" fillcolor="black" stroked="f"/>
         </w:pict>
       </w:r>
     </w:p>
@@ -269,7 +269,15 @@
       </w:r>
     </w:p>
     <w:p>
-      <w:r>
+      <w:pPr>
+        <w:rPr>
+          <w:rFonts w:hint="eastAsia"/>
+        </w:rPr>
+      </w:pPr>
+      <w:r>
+        <w:rPr>
+          <w:noProof/>
+        </w:rPr>
         <w:drawing>
           <wp:inline distT="0" distB="0" distL="0" distR="0" wp14:anchorId="4A47D057" wp14:editId="6038386C">
             <wp:extent cx="4362450" cy="4457324"/>
@@ -286,7 +294,7 @@
                     <pic:cNvPicPr/>
                   </pic:nvPicPr>
                   <pic:blipFill>
-                    <a:blip r:embed="rId4"/>
+                    <a:blip r:embed="rId5"/>
                     <a:stretch>
                       <a:fillRect/>
                     </a:stretch>
@@ -345,6 +353,7 @@
         <w:rPr>
           <w:b/>
           <w:bCs/>
+          <w:noProof/>
         </w:rPr>
         <w:drawing>
           <wp:inline distT="0" distB="0" distL="0" distR="0" wp14:anchorId="75A8B7D7" wp14:editId="0CDEC2EE">
@@ -362,7 +371,7 @@
                     <pic:cNvPicPr/>
                   </pic:nvPicPr>
                   <pic:blipFill>
-                    <a:blip r:embed="rId5"/>
+                    <a:blip r:embed="rId6"/>
                     <a:stretch>
                       <a:fillRect/>
                     </a:stretch>
@@ -383,6 +392,4449 @@
         </w:drawing>
       </w:r>
     </w:p>
+    <w:p>
+      <w:pPr>
+        <w:rPr>
+          <w:rFonts w:hint="eastAsia"/>
+          <w:b/>
+          <w:bCs/>
+        </w:rPr>
+      </w:pPr>
+    </w:p>
+    <w:p>
+      <w:pPr>
+        <w:rPr>
+          <w:rFonts w:hint="eastAsia"/>
+          <w:b/>
+          <w:bCs/>
+        </w:rPr>
+      </w:pPr>
+    </w:p>
+    <w:p>
+      <w:pPr>
+        <w:rPr>
+          <w:rFonts w:hint="eastAsia"/>
+          <w:b/>
+          <w:bCs/>
+        </w:rPr>
+      </w:pPr>
+    </w:p>
+    <w:p>
+      <w:pPr>
+        <w:rPr>
+          <w:rFonts w:hint="eastAsia"/>
+          <w:b/>
+          <w:bCs/>
+        </w:rPr>
+      </w:pPr>
+    </w:p>
+    <w:p>
+      <w:pPr>
+        <w:rPr>
+          <w:rFonts w:hint="eastAsia"/>
+          <w:b/>
+          <w:bCs/>
+        </w:rPr>
+      </w:pPr>
+    </w:p>
+    <w:p>
+      <w:pPr>
+        <w:rPr>
+          <w:rFonts w:hint="eastAsia"/>
+          <w:b/>
+          <w:bCs/>
+        </w:rPr>
+      </w:pPr>
+    </w:p>
+    <w:p>
+      <w:pPr>
+        <w:rPr>
+          <w:rFonts w:hint="eastAsia"/>
+          <w:b/>
+          <w:bCs/>
+        </w:rPr>
+      </w:pPr>
+    </w:p>
+    <w:p>
+      <w:pPr>
+        <w:rPr>
+          <w:rFonts w:hint="eastAsia"/>
+          <w:b/>
+          <w:bCs/>
+        </w:rPr>
+      </w:pPr>
+    </w:p>
+    <w:p>
+      <w:pPr>
+        <w:widowControl/>
+        <w:spacing w:line="360" w:lineRule="atLeast"/>
+        <w:jc w:val="left"/>
+        <w:outlineLvl w:val="1"/>
+        <w:rPr>
+          <w:rFonts w:ascii="Arial" w:eastAsia="宋体" w:hAnsi="Arial" w:cs="Arial"/>
+          <w:color w:val="000000"/>
+          <w:kern w:val="0"/>
+          <w:sz w:val="24"/>
+          <w:szCs w:val="24"/>
+          <w14:ligatures w14:val="none"/>
+        </w:rPr>
+      </w:pPr>
+      <w:r>
+        <w:rPr>
+          <w:rFonts w:ascii="Arial" w:eastAsia="宋体" w:hAnsi="Arial" w:cs="Arial"/>
+          <w:color w:val="000000"/>
+          <w:kern w:val="0"/>
+          <w:sz w:val="24"/>
+          <w:szCs w:val="24"/>
+          <w14:ligatures w14:val="none"/>
+        </w:rPr>
+        <w:lastRenderedPageBreak/>
+        <w:t>3. Software Architecture</w:t>
+      </w:r>
+    </w:p>
+    <w:p>
+      <w:pPr>
+        <w:widowControl/>
+        <w:spacing w:line="360" w:lineRule="atLeast"/>
+        <w:jc w:val="left"/>
+        <w:outlineLvl w:val="1"/>
+        <w:rPr>
+          <w:rFonts w:ascii="Arial" w:eastAsia="宋体" w:hAnsi="Arial" w:cs="Arial"/>
+          <w:color w:val="000000"/>
+          <w:kern w:val="0"/>
+          <w:sz w:val="24"/>
+          <w:szCs w:val="24"/>
+          <w14:ligatures w14:val="none"/>
+        </w:rPr>
+      </w:pPr>
+    </w:p>
+    <w:p>
+      <w:pPr>
+        <w:widowControl/>
+        <w:spacing w:line="360" w:lineRule="atLeast"/>
+        <w:jc w:val="left"/>
+        <w:outlineLvl w:val="2"/>
+        <w:rPr>
+          <w:rFonts w:ascii="Arial" w:eastAsia="宋体" w:hAnsi="Arial" w:cs="Arial"/>
+          <w:color w:val="000000"/>
+          <w:kern w:val="0"/>
+          <w:sz w:val="24"/>
+          <w:szCs w:val="24"/>
+          <w14:ligatures w14:val="none"/>
+        </w:rPr>
+      </w:pPr>
+      <w:r>
+        <w:rPr>
+          <w:rFonts w:ascii="Arial" w:eastAsia="宋体" w:hAnsi="Arial" w:cs="Arial"/>
+          <w:color w:val="000000"/>
+          <w:kern w:val="0"/>
+          <w:sz w:val="24"/>
+          <w:szCs w:val="24"/>
+          <w14:ligatures w14:val="none"/>
+        </w:rPr>
+        <w:t>3.1 Selected Architectural Style: Layered (N-Tier) Architecture with MVC Pattern</w:t>
+      </w:r>
+    </w:p>
+    <w:p>
+      <w:pPr>
+        <w:widowControl/>
+        <w:spacing w:line="360" w:lineRule="atLeast"/>
+        <w:jc w:val="left"/>
+        <w:outlineLvl w:val="3"/>
+        <w:rPr>
+          <w:rFonts w:ascii="Arial" w:eastAsia="宋体" w:hAnsi="Arial" w:cs="Arial"/>
+          <w:color w:val="000000"/>
+          <w:kern w:val="0"/>
+          <w:sz w:val="24"/>
+          <w:szCs w:val="24"/>
+          <w14:ligatures w14:val="none"/>
+        </w:rPr>
+      </w:pPr>
+      <w:r>
+        <w:rPr>
+          <w:rFonts w:ascii="Arial" w:eastAsia="宋体" w:hAnsi="Arial" w:cs="Arial"/>
+          <w:color w:val="000000"/>
+          <w:kern w:val="0"/>
+          <w:sz w:val="24"/>
+          <w:szCs w:val="24"/>
+          <w14:ligatures w14:val="none"/>
+        </w:rPr>
+        <w:t>Style Description</w:t>
+      </w:r>
+    </w:p>
+    <w:p>
+      <w:pPr>
+        <w:widowControl/>
+        <w:spacing w:line="360" w:lineRule="atLeast"/>
+        <w:jc w:val="left"/>
+        <w:rPr>
+          <w:rFonts w:ascii="Arial" w:eastAsia="宋体" w:hAnsi="Arial" w:cs="Arial"/>
+          <w:color w:val="000000"/>
+          <w:kern w:val="0"/>
+          <w:sz w:val="24"/>
+          <w:szCs w:val="24"/>
+          <w14:ligatures w14:val="none"/>
+        </w:rPr>
+      </w:pPr>
+      <w:r>
+        <w:rPr>
+          <w:rFonts w:ascii="Arial" w:eastAsia="宋体" w:hAnsi="Arial" w:cs="Arial"/>
+          <w:color w:val="000000"/>
+          <w:kern w:val="0"/>
+          <w:sz w:val="24"/>
+          <w:szCs w:val="24"/>
+          <w14:ligatures w14:val="none"/>
+        </w:rPr>
+        <w:t>The system adopts a three-layered architecture with clear separation of concerns:</w:t>
+      </w:r>
+    </w:p>
+    <w:p>
+      <w:pPr>
+        <w:widowControl/>
+        <w:numPr>
+          <w:ilvl w:val="0"/>
+          <w:numId w:val="3"/>
+        </w:numPr>
+        <w:spacing w:line="360" w:lineRule="atLeast"/>
+        <w:jc w:val="left"/>
+        <w:rPr>
+          <w:rFonts w:ascii="Arial" w:eastAsia="宋体" w:hAnsi="Arial" w:cs="Arial"/>
+          <w:color w:val="000000"/>
+          <w:kern w:val="0"/>
+          <w:sz w:val="24"/>
+          <w:szCs w:val="24"/>
+          <w14:ligatures w14:val="none"/>
+        </w:rPr>
+      </w:pPr>
+      <w:r>
+        <w:rPr>
+          <w:rFonts w:ascii="Arial" w:eastAsia="宋体" w:hAnsi="Arial" w:cs="Arial"/>
+          <w:color w:val="000000"/>
+          <w:kern w:val="0"/>
+          <w:sz w:val="24"/>
+          <w:szCs w:val="24"/>
+          <w14:ligatures w14:val="none"/>
+        </w:rPr>
+        <w:t>Presentation Layer: Handles user interaction and input/output, implemented with the Model-View-Controller (MVC) pattern to separate UI rendering from request handling.</w:t>
+      </w:r>
+    </w:p>
+    <w:p>
+      <w:pPr>
+        <w:widowControl/>
+        <w:numPr>
+          <w:ilvl w:val="0"/>
+          <w:numId w:val="3"/>
+        </w:numPr>
+        <w:spacing w:line="360" w:lineRule="atLeast"/>
+        <w:jc w:val="left"/>
+        <w:rPr>
+          <w:rFonts w:ascii="Arial" w:eastAsia="宋体" w:hAnsi="Arial" w:cs="Arial"/>
+          <w:color w:val="000000"/>
+          <w:kern w:val="0"/>
+          <w:sz w:val="24"/>
+          <w:szCs w:val="24"/>
+          <w14:ligatures w14:val="none"/>
+        </w:rPr>
+      </w:pPr>
+      <w:r>
+        <w:rPr>
+          <w:rFonts w:ascii="Arial" w:eastAsia="宋体" w:hAnsi="Arial" w:cs="Arial"/>
+          <w:color w:val="000000"/>
+          <w:kern w:val="0"/>
+          <w:sz w:val="24"/>
+          <w:szCs w:val="24"/>
+          <w14:ligatures w14:val="none"/>
+        </w:rPr>
+        <w:t>Business Logic Layer: Contains all domain rules, workflow logic, and core system functionality.</w:t>
+      </w:r>
+    </w:p>
+    <w:p>
+      <w:pPr>
+        <w:widowControl/>
+        <w:numPr>
+          <w:ilvl w:val="0"/>
+          <w:numId w:val="3"/>
+        </w:numPr>
+        <w:spacing w:line="360" w:lineRule="atLeast"/>
+        <w:jc w:val="left"/>
+        <w:rPr>
+          <w:rFonts w:ascii="Arial" w:eastAsia="宋体" w:hAnsi="Arial" w:cs="Arial"/>
+          <w:color w:val="000000"/>
+          <w:kern w:val="0"/>
+          <w:sz w:val="24"/>
+          <w:szCs w:val="24"/>
+          <w14:ligatures w14:val="none"/>
+        </w:rPr>
+      </w:pPr>
+      <w:r>
+        <w:rPr>
+          <w:rFonts w:ascii="Arial" w:eastAsia="宋体" w:hAnsi="Arial" w:cs="Arial"/>
+          <w:color w:val="000000"/>
+          <w:kern w:val="0"/>
+          <w:sz w:val="24"/>
+          <w:szCs w:val="24"/>
+          <w14:ligatures w14:val="none"/>
+        </w:rPr>
+        <w:t>Data Access Layer: Abstracts database operations and provides repository interfaces for the business layer.</w:t>
+      </w:r>
+    </w:p>
+    <w:p>
+      <w:pPr>
+        <w:widowControl/>
+        <w:spacing w:line="360" w:lineRule="atLeast"/>
+        <w:jc w:val="left"/>
+        <w:rPr>
+          <w:rFonts w:ascii="Arial" w:eastAsia="宋体" w:hAnsi="Arial" w:cs="Arial"/>
+          <w:color w:val="000000"/>
+          <w:kern w:val="0"/>
+          <w:sz w:val="24"/>
+          <w:szCs w:val="24"/>
+          <w14:ligatures w14:val="none"/>
+        </w:rPr>
+      </w:pPr>
+      <w:r>
+        <w:rPr>
+          <w:rFonts w:ascii="Arial" w:eastAsia="宋体" w:hAnsi="Arial" w:cs="Arial"/>
+          <w:color w:val="000000"/>
+          <w:kern w:val="0"/>
+          <w:sz w:val="24"/>
+          <w:szCs w:val="24"/>
+          <w14:ligatures w14:val="none"/>
+        </w:rPr>
+        <w:t>Layers communicate only through well-defined interfaces; a layer may only call the layer directly below it, with no upward dependencies.</w:t>
+      </w:r>
+    </w:p>
+    <w:p>
+      <w:pPr>
+        <w:widowControl/>
+        <w:spacing w:line="360" w:lineRule="atLeast"/>
+        <w:jc w:val="left"/>
+        <w:rPr>
+          <w:rFonts w:ascii="Arial" w:eastAsia="宋体" w:hAnsi="Arial" w:cs="Arial"/>
+          <w:color w:val="000000"/>
+          <w:kern w:val="0"/>
+          <w:sz w:val="24"/>
+          <w:szCs w:val="24"/>
+          <w14:ligatures w14:val="none"/>
+        </w:rPr>
+      </w:pPr>
+    </w:p>
+    <w:p>
+      <w:pPr>
+        <w:widowControl/>
+        <w:spacing w:line="360" w:lineRule="atLeast"/>
+        <w:jc w:val="left"/>
+        <w:outlineLvl w:val="3"/>
+        <w:rPr>
+          <w:rFonts w:ascii="Arial" w:eastAsia="宋体" w:hAnsi="Arial" w:cs="Arial"/>
+          <w:color w:val="000000"/>
+          <w:kern w:val="0"/>
+          <w:sz w:val="24"/>
+          <w:szCs w:val="24"/>
+          <w14:ligatures w14:val="none"/>
+        </w:rPr>
+      </w:pPr>
+      <w:r>
+        <w:rPr>
+          <w:rFonts w:ascii="Arial" w:eastAsia="宋体" w:hAnsi="Arial" w:cs="Arial"/>
+          <w:color w:val="000000"/>
+          <w:kern w:val="0"/>
+          <w:sz w:val="24"/>
+          <w:szCs w:val="24"/>
+          <w14:ligatures w14:val="none"/>
+        </w:rPr>
+        <w:t>Rationale for Selection</w:t>
+      </w:r>
+    </w:p>
+    <w:p>
+      <w:pPr>
+        <w:widowControl/>
+        <w:spacing w:line="360" w:lineRule="atLeast"/>
+        <w:jc w:val="left"/>
+        <w:rPr>
+          <w:rFonts w:ascii="Arial" w:eastAsia="宋体" w:hAnsi="Arial" w:cs="Arial"/>
+          <w:color w:val="000000"/>
+          <w:kern w:val="0"/>
+          <w:sz w:val="24"/>
+          <w:szCs w:val="24"/>
+          <w14:ligatures w14:val="none"/>
+        </w:rPr>
+      </w:pPr>
+      <w:r>
+        <w:rPr>
+          <w:rFonts w:ascii="Arial" w:eastAsia="宋体" w:hAnsi="Arial" w:cs="Arial"/>
+          <w:color w:val="000000"/>
+          <w:kern w:val="0"/>
+          <w:sz w:val="24"/>
+          <w:szCs w:val="24"/>
+          <w14:ligatures w14:val="none"/>
+        </w:rPr>
+        <w:t>This architectural style is the most appropriate for the Campus FoodShare platform for four key reasons:</w:t>
+      </w:r>
+    </w:p>
+    <w:p>
+      <w:pPr>
+        <w:widowControl/>
+        <w:numPr>
+          <w:ilvl w:val="0"/>
+          <w:numId w:val="4"/>
+        </w:numPr>
+        <w:spacing w:line="360" w:lineRule="atLeast"/>
+        <w:jc w:val="left"/>
+        <w:rPr>
+          <w:rFonts w:ascii="Arial" w:eastAsia="宋体" w:hAnsi="Arial" w:cs="Arial"/>
+          <w:color w:val="000000"/>
+          <w:kern w:val="0"/>
+          <w:sz w:val="24"/>
+          <w:szCs w:val="24"/>
+          <w14:ligatures w14:val="none"/>
+        </w:rPr>
+      </w:pPr>
+      <w:r>
+        <w:rPr>
+          <w:rFonts w:ascii="Arial" w:eastAsia="宋体" w:hAnsi="Arial" w:cs="Arial"/>
+          <w:color w:val="000000"/>
+          <w:kern w:val="0"/>
+          <w:sz w:val="24"/>
+          <w:szCs w:val="24"/>
+          <w14:ligatures w14:val="none"/>
+        </w:rPr>
+        <w:t>Matches project scope and team size: As a small-team semester prototype, the system does not justify the operational complexity of microservices. Layered architecture has low learning curve, clear role separation, and supports parallel development work.</w:t>
+      </w:r>
+    </w:p>
+    <w:p>
+      <w:pPr>
+        <w:widowControl/>
+        <w:numPr>
+          <w:ilvl w:val="0"/>
+          <w:numId w:val="4"/>
+        </w:numPr>
+        <w:spacing w:line="360" w:lineRule="atLeast"/>
+        <w:jc w:val="left"/>
+        <w:rPr>
+          <w:rFonts w:ascii="Arial" w:eastAsia="宋体" w:hAnsi="Arial" w:cs="Arial"/>
+          <w:color w:val="000000"/>
+          <w:kern w:val="0"/>
+          <w:sz w:val="24"/>
+          <w:szCs w:val="24"/>
+          <w14:ligatures w14:val="none"/>
+        </w:rPr>
+      </w:pPr>
+      <w:r>
+        <w:rPr>
+          <w:rFonts w:ascii="Arial" w:eastAsia="宋体" w:hAnsi="Arial" w:cs="Arial"/>
+          <w:color w:val="000000"/>
+          <w:kern w:val="0"/>
+          <w:sz w:val="24"/>
+          <w:szCs w:val="24"/>
+          <w14:ligatures w14:val="none"/>
+        </w:rPr>
+        <w:t>Supports maintainability: Layer decoupling allows modification to one layer without breaking others, aligning with the maintainability non-functional requirement from CW1.</w:t>
+      </w:r>
+    </w:p>
+    <w:p>
+      <w:pPr>
+        <w:widowControl/>
+        <w:numPr>
+          <w:ilvl w:val="0"/>
+          <w:numId w:val="4"/>
+        </w:numPr>
+        <w:spacing w:line="360" w:lineRule="atLeast"/>
+        <w:jc w:val="left"/>
+        <w:rPr>
+          <w:rFonts w:ascii="Arial" w:eastAsia="宋体" w:hAnsi="Arial" w:cs="Arial"/>
+          <w:color w:val="000000"/>
+          <w:kern w:val="0"/>
+          <w:sz w:val="24"/>
+          <w:szCs w:val="24"/>
+          <w14:ligatures w14:val="none"/>
+        </w:rPr>
+      </w:pPr>
+      <w:r>
+        <w:rPr>
+          <w:rFonts w:ascii="Arial" w:eastAsia="宋体" w:hAnsi="Arial" w:cs="Arial"/>
+          <w:color w:val="000000"/>
+          <w:kern w:val="0"/>
+          <w:sz w:val="24"/>
+          <w:szCs w:val="24"/>
+          <w14:ligatures w14:val="none"/>
+        </w:rPr>
+        <w:t>Meets performance requirements: The monolithic layered structure delivers sufficient performance to meet the 2-second page load target for 300 concurrent users (NFR-001) with minimal network overhead.</w:t>
+      </w:r>
+    </w:p>
+    <w:p>
+      <w:pPr>
+        <w:widowControl/>
+        <w:numPr>
+          <w:ilvl w:val="0"/>
+          <w:numId w:val="4"/>
+        </w:numPr>
+        <w:spacing w:line="360" w:lineRule="atLeast"/>
+        <w:jc w:val="left"/>
+        <w:rPr>
+          <w:rFonts w:ascii="Arial" w:eastAsia="宋体" w:hAnsi="Arial" w:cs="Arial"/>
+          <w:color w:val="000000"/>
+          <w:kern w:val="0"/>
+          <w:sz w:val="24"/>
+          <w:szCs w:val="24"/>
+          <w14:ligatures w14:val="none"/>
+        </w:rPr>
+      </w:pPr>
+      <w:r>
+        <w:rPr>
+          <w:rFonts w:ascii="Arial" w:eastAsia="宋体" w:hAnsi="Arial" w:cs="Arial"/>
+          <w:color w:val="000000"/>
+          <w:kern w:val="0"/>
+          <w:sz w:val="24"/>
+          <w:szCs w:val="24"/>
+          <w14:ligatures w14:val="none"/>
+        </w:rPr>
+        <w:t>Enables testability: Business logic is isolated from UI and database concerns, making unit testing straightforward and comprehensive.</w:t>
+      </w:r>
+    </w:p>
+    <w:p>
+      <w:pPr>
+        <w:widowControl/>
+        <w:spacing w:line="360" w:lineRule="atLeast"/>
+        <w:jc w:val="left"/>
+        <w:rPr>
+          <w:rFonts w:ascii="Arial" w:eastAsia="宋体" w:hAnsi="Arial" w:cs="Arial"/>
+          <w:color w:val="000000"/>
+          <w:kern w:val="0"/>
+          <w:sz w:val="24"/>
+          <w:szCs w:val="24"/>
+          <w14:ligatures w14:val="none"/>
+        </w:rPr>
+      </w:pPr>
+      <w:r>
+        <w:rPr>
+          <w:rFonts w:ascii="Arial" w:eastAsia="宋体" w:hAnsi="Arial" w:cs="Arial"/>
+          <w:color w:val="000000"/>
+          <w:kern w:val="0"/>
+          <w:sz w:val="24"/>
+          <w:szCs w:val="24"/>
+          <w14:ligatures w14:val="none"/>
+        </w:rPr>
+        <w:t>Trade-off acknowledged: Compared to an event-driven architecture, the layered style offers less real-time reactivity. However, this is acceptable for this platform, as 10-second latency for listing updates is within acceptable user expectations.</w:t>
+      </w:r>
+    </w:p>
+    <w:p>
+      <w:pPr>
+        <w:rPr>
+          <w:rFonts w:hint="eastAsia"/>
+          <w:b/>
+          <w:bCs/>
+        </w:rPr>
+      </w:pPr>
+    </w:p>
+    <w:p>
+      <w:pPr>
+        <w:rPr>
+          <w:rFonts w:hint="eastAsia"/>
+          <w:b/>
+          <w:bCs/>
+        </w:rPr>
+      </w:pPr>
+    </w:p>
+    <w:p>
+      <w:pPr>
+        <w:rPr>
+          <w:rFonts w:hint="eastAsia"/>
+          <w:b/>
+          <w:bCs/>
+        </w:rPr>
+      </w:pPr>
+    </w:p>
+    <w:p>
+      <w:pPr>
+        <w:rPr>
+          <w:rFonts w:ascii="Arial" w:hAnsi="Arial" w:cs="Arial"/>
+          <w:color w:val="000000"/>
+          <w:sz w:val="24"/>
+          <w:szCs w:val="24"/>
+        </w:rPr>
+      </w:pPr>
+      <w:r>
+        <w:rPr>
+          <w:rFonts w:ascii="Arial" w:hAnsi="Arial" w:cs="Arial"/>
+          <w:color w:val="000000"/>
+          <w:sz w:val="24"/>
+          <w:szCs w:val="24"/>
+        </w:rPr>
+        <w:lastRenderedPageBreak/>
+        <w:t>3.2 System Architecture Block Diagram</w:t>
+      </w:r>
+    </w:p>
+    <w:p>
+      <w:pPr>
+        <w:rPr>
+          <w:rFonts w:hint="eastAsia"/>
+          <w:b/>
+          <w:bCs/>
+          <w:sz w:val="24"/>
+          <w:szCs w:val="24"/>
+        </w:rPr>
+      </w:pPr>
+      <w:r>
+        <w:rPr>
+          <w:b/>
+          <w:bCs/>
+          <w:noProof/>
+          <w:sz w:val="24"/>
+          <w:szCs w:val="24"/>
+        </w:rPr>
+        <w:drawing>
+          <wp:inline distT="0" distB="0" distL="0" distR="0" wp14:anchorId="687F9E07" wp14:editId="7E1CA1C2">
+            <wp:extent cx="3130550" cy="5908886"/>
+            <wp:effectExtent l="0" t="0" r="0" b="0"/>
+            <wp:docPr id="887611871" name="图片 1"/>
+            <wp:cNvGraphicFramePr>
+              <a:graphicFrameLocks xmlns:a="http://schemas.openxmlformats.org/drawingml/2006/main" noChangeAspect="1"/>
+            </wp:cNvGraphicFramePr>
+            <a:graphic xmlns:a="http://schemas.openxmlformats.org/drawingml/2006/main">
+              <a:graphicData uri="http://schemas.openxmlformats.org/drawingml/2006/picture">
+                <pic:pic xmlns:pic="http://schemas.openxmlformats.org/drawingml/2006/picture">
+                  <pic:nvPicPr>
+                    <pic:cNvPr id="887611871" name=""/>
+                    <pic:cNvPicPr/>
+                  </pic:nvPicPr>
+                  <pic:blipFill>
+                    <a:blip r:embed="rId7"/>
+                    <a:stretch>
+                      <a:fillRect/>
+                    </a:stretch>
+                  </pic:blipFill>
+                  <pic:spPr>
+                    <a:xfrm>
+                      <a:off x="0" y="0"/>
+                      <a:ext cx="3144536" cy="5935284"/>
+                    </a:xfrm>
+                    <a:prstGeom prst="rect">
+                      <a:avLst/>
+                    </a:prstGeom>
+                  </pic:spPr>
+                </pic:pic>
+              </a:graphicData>
+            </a:graphic>
+          </wp:inline>
+        </w:drawing>
+      </w:r>
+    </w:p>
+    <w:p>
+      <w:pPr>
+        <w:rPr>
+          <w:rFonts w:hint="eastAsia"/>
+          <w:b/>
+          <w:bCs/>
+          <w:sz w:val="24"/>
+          <w:szCs w:val="24"/>
+        </w:rPr>
+      </w:pPr>
+    </w:p>
+    <w:p>
+      <w:pPr>
+        <w:widowControl/>
+        <w:spacing w:line="360" w:lineRule="atLeast"/>
+        <w:jc w:val="left"/>
+        <w:outlineLvl w:val="3"/>
+        <w:rPr>
+          <w:rFonts w:ascii="Arial" w:eastAsia="宋体" w:hAnsi="Arial" w:cs="Arial"/>
+          <w:color w:val="000000"/>
+          <w:kern w:val="0"/>
+          <w:sz w:val="24"/>
+          <w:szCs w:val="24"/>
+          <w14:ligatures w14:val="none"/>
+        </w:rPr>
+      </w:pPr>
+      <w:r>
+        <w:rPr>
+          <w:rFonts w:ascii="Arial" w:eastAsia="宋体" w:hAnsi="Arial" w:cs="Arial"/>
+          <w:color w:val="000000"/>
+          <w:kern w:val="0"/>
+          <w:sz w:val="24"/>
+          <w:szCs w:val="24"/>
+          <w14:ligatures w14:val="none"/>
+        </w:rPr>
+        <w:t>Component Roles &amp; Communication</w:t>
+      </w:r>
+    </w:p>
+    <w:p>
+      <w:pPr>
+        <w:widowControl/>
+        <w:numPr>
+          <w:ilvl w:val="0"/>
+          <w:numId w:val="5"/>
+        </w:numPr>
+        <w:spacing w:line="360" w:lineRule="atLeast"/>
+        <w:jc w:val="left"/>
+        <w:rPr>
+          <w:rFonts w:ascii="Arial" w:eastAsia="宋体" w:hAnsi="Arial" w:cs="Arial"/>
+          <w:color w:val="000000"/>
+          <w:kern w:val="0"/>
+          <w:sz w:val="24"/>
+          <w:szCs w:val="24"/>
+          <w14:ligatures w14:val="none"/>
+        </w:rPr>
+      </w:pPr>
+      <w:r>
+        <w:rPr>
+          <w:rFonts w:ascii="Arial" w:eastAsia="宋体" w:hAnsi="Arial" w:cs="Arial"/>
+          <w:color w:val="000000"/>
+          <w:kern w:val="0"/>
+          <w:sz w:val="24"/>
+          <w:szCs w:val="24"/>
+          <w14:ligatures w14:val="none"/>
+        </w:rPr>
+        <w:t>Presentation ↔ Business Layer: Communicates via REST API over HTTPS; controllers validate input and delegate business operations.</w:t>
+      </w:r>
+    </w:p>
+    <w:p>
+      <w:pPr>
+        <w:widowControl/>
+        <w:numPr>
+          <w:ilvl w:val="0"/>
+          <w:numId w:val="5"/>
+        </w:numPr>
+        <w:spacing w:line="360" w:lineRule="atLeast"/>
+        <w:jc w:val="left"/>
+        <w:rPr>
+          <w:rFonts w:ascii="Arial" w:eastAsia="宋体" w:hAnsi="Arial" w:cs="Arial"/>
+          <w:color w:val="000000"/>
+          <w:kern w:val="0"/>
+          <w:sz w:val="24"/>
+          <w:szCs w:val="24"/>
+          <w14:ligatures w14:val="none"/>
+        </w:rPr>
+      </w:pPr>
+      <w:r>
+        <w:rPr>
+          <w:rFonts w:ascii="Arial" w:eastAsia="宋体" w:hAnsi="Arial" w:cs="Arial"/>
+          <w:color w:val="000000"/>
+          <w:kern w:val="0"/>
+          <w:sz w:val="24"/>
+          <w:szCs w:val="24"/>
+          <w14:ligatures w14:val="none"/>
+        </w:rPr>
+        <w:t>Business ↔ Data Layer: Communicates via repository interfaces; the business layer has no knowledge of the underlying database technology.</w:t>
+      </w:r>
+    </w:p>
+    <w:p>
+      <w:pPr>
+        <w:widowControl/>
+        <w:numPr>
+          <w:ilvl w:val="0"/>
+          <w:numId w:val="5"/>
+        </w:numPr>
+        <w:spacing w:line="360" w:lineRule="atLeast"/>
+        <w:jc w:val="left"/>
+        <w:rPr>
+          <w:rFonts w:ascii="Arial" w:eastAsia="宋体" w:hAnsi="Arial" w:cs="Arial"/>
+          <w:color w:val="000000"/>
+          <w:kern w:val="0"/>
+          <w:sz w:val="24"/>
+          <w:szCs w:val="24"/>
+          <w14:ligatures w14:val="none"/>
+        </w:rPr>
+      </w:pPr>
+      <w:r>
+        <w:rPr>
+          <w:rFonts w:ascii="Arial" w:eastAsia="宋体" w:hAnsi="Arial" w:cs="Arial"/>
+          <w:color w:val="000000"/>
+          <w:kern w:val="0"/>
+          <w:sz w:val="24"/>
+          <w:szCs w:val="24"/>
+          <w14:ligatures w14:val="none"/>
+        </w:rPr>
+        <w:t>External Services: Integrated through official APIs only, with wrapper classes in the data layer to isolate third-party dependencies.</w:t>
+      </w:r>
+    </w:p>
+    <w:p>
+      <w:pPr>
+        <w:widowControl/>
+        <w:spacing w:line="360" w:lineRule="atLeast"/>
+        <w:jc w:val="left"/>
+        <w:rPr>
+          <w:rFonts w:ascii="Arial" w:eastAsia="宋体" w:hAnsi="Arial" w:cs="Arial"/>
+          <w:color w:val="000000"/>
+          <w:kern w:val="0"/>
+          <w:sz w:val="24"/>
+          <w:szCs w:val="24"/>
+          <w14:ligatures w14:val="none"/>
+        </w:rPr>
+      </w:pPr>
+    </w:p>
+    <w:p>
+      <w:pPr>
+        <w:widowControl/>
+        <w:spacing w:line="360" w:lineRule="atLeast"/>
+        <w:jc w:val="left"/>
+        <w:rPr>
+          <w:rFonts w:ascii="Arial" w:eastAsia="宋体" w:hAnsi="Arial" w:cs="Arial"/>
+          <w:color w:val="000000"/>
+          <w:kern w:val="0"/>
+          <w:sz w:val="24"/>
+          <w:szCs w:val="24"/>
+          <w14:ligatures w14:val="none"/>
+        </w:rPr>
+      </w:pPr>
+    </w:p>
+    <w:p>
+      <w:pPr>
+        <w:widowControl/>
+        <w:spacing w:line="360" w:lineRule="atLeast"/>
+        <w:jc w:val="left"/>
+        <w:outlineLvl w:val="2"/>
+        <w:rPr>
+          <w:rFonts w:ascii="Arial" w:eastAsia="宋体" w:hAnsi="Arial" w:cs="Arial"/>
+          <w:color w:val="000000"/>
+          <w:kern w:val="0"/>
+          <w:sz w:val="24"/>
+          <w:szCs w:val="24"/>
+          <w14:ligatures w14:val="none"/>
+        </w:rPr>
+      </w:pPr>
+      <w:r>
+        <w:rPr>
+          <w:rFonts w:ascii="Arial" w:eastAsia="宋体" w:hAnsi="Arial" w:cs="Arial"/>
+          <w:color w:val="000000"/>
+          <w:kern w:val="0"/>
+          <w:sz w:val="24"/>
+          <w:szCs w:val="24"/>
+          <w14:ligatures w14:val="none"/>
+        </w:rPr>
+        <w:lastRenderedPageBreak/>
+        <w:t>3.3 Unit Test Cases (Per Class)</w:t>
+      </w:r>
+    </w:p>
+    <w:p>
+      <w:pPr>
+        <w:widowControl/>
+        <w:spacing w:line="360" w:lineRule="atLeast"/>
+        <w:jc w:val="left"/>
+        <w:rPr>
+          <w:rFonts w:ascii="Arial" w:eastAsia="宋体" w:hAnsi="Arial" w:cs="Arial"/>
+          <w:color w:val="000000"/>
+          <w:kern w:val="0"/>
+          <w:sz w:val="24"/>
+          <w:szCs w:val="24"/>
+          <w14:ligatures w14:val="none"/>
+        </w:rPr>
+      </w:pPr>
+      <w:r>
+        <w:rPr>
+          <w:rFonts w:ascii="Arial" w:eastAsia="宋体" w:hAnsi="Arial" w:cs="Arial"/>
+          <w:color w:val="000000"/>
+          <w:kern w:val="0"/>
+          <w:sz w:val="24"/>
+          <w:szCs w:val="24"/>
+          <w14:ligatures w14:val="none"/>
+        </w:rPr>
+        <w:t>Each class has a minimum of three test cases covering normal, edge, and error/exception scenarios, aligned with software testing best practices.</w:t>
+      </w:r>
+    </w:p>
+    <w:p>
+      <w:pPr>
+        <w:widowControl/>
+        <w:spacing w:line="360" w:lineRule="atLeast"/>
+        <w:jc w:val="left"/>
+        <w:outlineLvl w:val="3"/>
+        <w:rPr>
+          <w:rFonts w:ascii="Arial" w:eastAsia="宋体" w:hAnsi="Arial" w:cs="Arial"/>
+          <w:color w:val="000000"/>
+          <w:kern w:val="0"/>
+          <w:sz w:val="24"/>
+          <w:szCs w:val="24"/>
+          <w14:ligatures w14:val="none"/>
+        </w:rPr>
+      </w:pPr>
+      <w:r>
+        <w:rPr>
+          <w:rFonts w:ascii="Arial" w:eastAsia="宋体" w:hAnsi="Arial" w:cs="Arial"/>
+          <w:color w:val="000000"/>
+          <w:kern w:val="0"/>
+          <w:sz w:val="24"/>
+          <w:szCs w:val="24"/>
+          <w14:ligatures w14:val="none"/>
+        </w:rPr>
+        <w:t>Class: User</w:t>
+      </w:r>
+    </w:p>
+    <w:p>
+      <w:pPr>
+        <w:widowControl/>
+        <w:spacing w:line="360" w:lineRule="atLeast"/>
+        <w:jc w:val="left"/>
+        <w:rPr>
+          <w:rFonts w:ascii="Arial" w:eastAsia="宋体" w:hAnsi="Arial" w:cs="Arial"/>
+          <w:color w:val="000000"/>
+          <w:kern w:val="0"/>
+          <w:sz w:val="24"/>
+          <w:szCs w:val="24"/>
+          <w14:ligatures w14:val="none"/>
+        </w:rPr>
+      </w:pPr>
+    </w:p>
+    <w:tbl>
+      <w:tblPr>
+        <w:tblW w:w="0" w:type="auto"/>
+        <w:tblCellSpacing w:w="15" w:type="dxa"/>
+        <w:tblCellMar>
+          <w:left w:w="0" w:type="dxa"/>
+          <w:right w:w="0" w:type="dxa"/>
+        </w:tblCellMar>
+        <w:tblLook w:val="04A0" w:firstRow="1" w:lastRow="0" w:firstColumn="1" w:lastColumn="0" w:noHBand="0" w:noVBand="1"/>
+      </w:tblPr>
+      <w:tblGrid>
+        <w:gridCol w:w="1007"/>
+        <w:gridCol w:w="1984"/>
+        <w:gridCol w:w="2087"/>
+        <w:gridCol w:w="3228"/>
+      </w:tblGrid>
+      <w:tr>
+        <w:trPr>
+          <w:tblHeader/>
+          <w:tblCellSpacing w:w="15" w:type="dxa"/>
+        </w:trPr>
+        <w:tc>
+          <w:tcPr>
+            <w:tcW w:w="0" w:type="auto"/>
+            <w:vAlign w:val="center"/>
+            <w:hideMark/>
+          </w:tcPr>
+          <w:p>
+            <w:pPr>
+              <w:widowControl/>
+              <w:spacing w:line="360" w:lineRule="atLeast"/>
+              <w:jc w:val="center"/>
+              <w:rPr>
+                <w:rFonts w:ascii="Arial" w:eastAsia="宋体" w:hAnsi="Arial" w:cs="Arial"/>
+                <w:b/>
+                <w:bCs/>
+                <w:color w:val="000000"/>
+                <w:kern w:val="0"/>
+                <w:sz w:val="24"/>
+                <w:szCs w:val="24"/>
+                <w14:ligatures w14:val="none"/>
+              </w:rPr>
+            </w:pPr>
+            <w:r>
+              <w:rPr>
+                <w:rFonts w:ascii="Arial" w:eastAsia="宋体" w:hAnsi="Arial" w:cs="Arial"/>
+                <w:b/>
+                <w:bCs/>
+                <w:color w:val="000000"/>
+                <w:kern w:val="0"/>
+                <w:sz w:val="24"/>
+                <w:szCs w:val="24"/>
+                <w14:ligatures w14:val="none"/>
+              </w:rPr>
+              <w:t>Test Case Type</w:t>
+            </w:r>
+          </w:p>
+        </w:tc>
+        <w:tc>
+          <w:tcPr>
+            <w:tcW w:w="0" w:type="auto"/>
+            <w:vAlign w:val="center"/>
+            <w:hideMark/>
+          </w:tcPr>
+          <w:p>
+            <w:pPr>
+              <w:widowControl/>
+              <w:spacing w:line="360" w:lineRule="atLeast"/>
+              <w:jc w:val="center"/>
+              <w:rPr>
+                <w:rFonts w:ascii="Arial" w:eastAsia="宋体" w:hAnsi="Arial" w:cs="Arial"/>
+                <w:b/>
+                <w:bCs/>
+                <w:color w:val="000000"/>
+                <w:kern w:val="0"/>
+                <w:sz w:val="24"/>
+                <w:szCs w:val="24"/>
+                <w14:ligatures w14:val="none"/>
+              </w:rPr>
+            </w:pPr>
+            <w:r>
+              <w:rPr>
+                <w:rFonts w:ascii="Arial" w:eastAsia="宋体" w:hAnsi="Arial" w:cs="Arial"/>
+                <w:b/>
+                <w:bCs/>
+                <w:color w:val="000000"/>
+                <w:kern w:val="0"/>
+                <w:sz w:val="24"/>
+                <w:szCs w:val="24"/>
+                <w14:ligatures w14:val="none"/>
+              </w:rPr>
+              <w:t>Scenario</w:t>
+            </w:r>
+          </w:p>
+        </w:tc>
+        <w:tc>
+          <w:tcPr>
+            <w:tcW w:w="0" w:type="auto"/>
+            <w:vAlign w:val="center"/>
+            <w:hideMark/>
+          </w:tcPr>
+          <w:p>
+            <w:pPr>
+              <w:widowControl/>
+              <w:spacing w:line="360" w:lineRule="atLeast"/>
+              <w:jc w:val="center"/>
+              <w:rPr>
+                <w:rFonts w:ascii="Arial" w:eastAsia="宋体" w:hAnsi="Arial" w:cs="Arial"/>
+                <w:b/>
+                <w:bCs/>
+                <w:color w:val="000000"/>
+                <w:kern w:val="0"/>
+                <w:sz w:val="24"/>
+                <w:szCs w:val="24"/>
+                <w14:ligatures w14:val="none"/>
+              </w:rPr>
+            </w:pPr>
+            <w:r>
+              <w:rPr>
+                <w:rFonts w:ascii="Arial" w:eastAsia="宋体" w:hAnsi="Arial" w:cs="Arial"/>
+                <w:b/>
+                <w:bCs/>
+                <w:color w:val="000000"/>
+                <w:kern w:val="0"/>
+                <w:sz w:val="24"/>
+                <w:szCs w:val="24"/>
+                <w14:ligatures w14:val="none"/>
+              </w:rPr>
+              <w:t>Input</w:t>
+            </w:r>
+          </w:p>
+        </w:tc>
+        <w:tc>
+          <w:tcPr>
+            <w:tcW w:w="0" w:type="auto"/>
+            <w:vAlign w:val="center"/>
+            <w:hideMark/>
+          </w:tcPr>
+          <w:p>
+            <w:pPr>
+              <w:widowControl/>
+              <w:spacing w:line="360" w:lineRule="atLeast"/>
+              <w:jc w:val="center"/>
+              <w:rPr>
+                <w:rFonts w:ascii="Arial" w:eastAsia="宋体" w:hAnsi="Arial" w:cs="Arial"/>
+                <w:b/>
+                <w:bCs/>
+                <w:color w:val="000000"/>
+                <w:kern w:val="0"/>
+                <w:sz w:val="24"/>
+                <w:szCs w:val="24"/>
+                <w14:ligatures w14:val="none"/>
+              </w:rPr>
+            </w:pPr>
+            <w:r>
+              <w:rPr>
+                <w:rFonts w:ascii="Arial" w:eastAsia="宋体" w:hAnsi="Arial" w:cs="Arial"/>
+                <w:b/>
+                <w:bCs/>
+                <w:color w:val="000000"/>
+                <w:kern w:val="0"/>
+                <w:sz w:val="24"/>
+                <w:szCs w:val="24"/>
+                <w14:ligatures w14:val="none"/>
+              </w:rPr>
+              <w:t>Expected Result</w:t>
+            </w:r>
+          </w:p>
+        </w:tc>
+      </w:tr>
+      <w:tr>
+        <w:trPr>
+          <w:tblCellSpacing w:w="15" w:type="dxa"/>
+        </w:trPr>
+        <w:tc>
+          <w:tcPr>
+            <w:tcW w:w="0" w:type="auto"/>
+            <w:vAlign w:val="center"/>
+            <w:hideMark/>
+          </w:tcPr>
+          <w:p>
+            <w:pPr>
+              <w:widowControl/>
+              <w:spacing w:line="360" w:lineRule="atLeast"/>
+              <w:jc w:val="left"/>
+              <w:rPr>
+                <w:rFonts w:ascii="Arial" w:eastAsia="宋体" w:hAnsi="Arial" w:cs="Arial"/>
+                <w:color w:val="000000"/>
+                <w:kern w:val="0"/>
+                <w:sz w:val="24"/>
+                <w:szCs w:val="24"/>
+                <w14:ligatures w14:val="none"/>
+              </w:rPr>
+            </w:pPr>
+            <w:r>
+              <w:rPr>
+                <w:rFonts w:ascii="Arial" w:eastAsia="宋体" w:hAnsi="Arial" w:cs="Arial"/>
+                <w:color w:val="000000"/>
+                <w:kern w:val="0"/>
+                <w:sz w:val="24"/>
+                <w:szCs w:val="24"/>
+                <w14:ligatures w14:val="none"/>
+              </w:rPr>
+              <w:t>Normal Case</w:t>
+            </w:r>
+          </w:p>
+        </w:tc>
+        <w:tc>
+          <w:tcPr>
+            <w:tcW w:w="0" w:type="auto"/>
+            <w:vAlign w:val="center"/>
+            <w:hideMark/>
+          </w:tcPr>
+          <w:p>
+            <w:pPr>
+              <w:widowControl/>
+              <w:spacing w:line="360" w:lineRule="atLeast"/>
+              <w:jc w:val="left"/>
+              <w:rPr>
+                <w:rFonts w:ascii="Arial" w:eastAsia="宋体" w:hAnsi="Arial" w:cs="Arial"/>
+                <w:color w:val="000000"/>
+                <w:kern w:val="0"/>
+                <w:sz w:val="24"/>
+                <w:szCs w:val="24"/>
+                <w14:ligatures w14:val="none"/>
+              </w:rPr>
+            </w:pPr>
+            <w:r>
+              <w:rPr>
+                <w:rFonts w:ascii="Arial" w:eastAsia="宋体" w:hAnsi="Arial" w:cs="Arial"/>
+                <w:color w:val="000000"/>
+                <w:kern w:val="0"/>
+                <w:sz w:val="24"/>
+                <w:szCs w:val="24"/>
+                <w14:ligatures w14:val="none"/>
+              </w:rPr>
+              <w:t>Successful login with valid credentials</w:t>
+            </w:r>
+          </w:p>
+        </w:tc>
+        <w:tc>
+          <w:tcPr>
+            <w:tcW w:w="0" w:type="auto"/>
+            <w:vAlign w:val="center"/>
+            <w:hideMark/>
+          </w:tcPr>
+          <w:p>
+            <w:pPr>
+              <w:widowControl/>
+              <w:spacing w:line="360" w:lineRule="atLeast"/>
+              <w:jc w:val="left"/>
+              <w:rPr>
+                <w:rFonts w:ascii="Arial" w:eastAsia="宋体" w:hAnsi="Arial" w:cs="Arial"/>
+                <w:color w:val="000000"/>
+                <w:kern w:val="0"/>
+                <w:sz w:val="24"/>
+                <w:szCs w:val="24"/>
+                <w14:ligatures w14:val="none"/>
+              </w:rPr>
+            </w:pPr>
+            <w:r>
+              <w:rPr>
+                <w:rFonts w:ascii="Arial" w:eastAsia="宋体" w:hAnsi="Arial" w:cs="Arial"/>
+                <w:color w:val="000000"/>
+                <w:kern w:val="0"/>
+                <w:sz w:val="24"/>
+                <w:szCs w:val="24"/>
+                <w14:ligatures w14:val="none"/>
+              </w:rPr>
+              <w:t>Registered email + correct password</w:t>
+            </w:r>
+          </w:p>
+        </w:tc>
+        <w:tc>
+          <w:tcPr>
+            <w:tcW w:w="0" w:type="auto"/>
+            <w:vAlign w:val="center"/>
+            <w:hideMark/>
+          </w:tcPr>
+          <w:p>
+            <w:pPr>
+              <w:widowControl/>
+              <w:spacing w:line="360" w:lineRule="atLeast"/>
+              <w:jc w:val="left"/>
+              <w:rPr>
+                <w:rFonts w:ascii="Arial" w:eastAsia="宋体" w:hAnsi="Arial" w:cs="Arial"/>
+                <w:color w:val="000000"/>
+                <w:kern w:val="0"/>
+                <w:sz w:val="24"/>
+                <w:szCs w:val="24"/>
+                <w14:ligatures w14:val="none"/>
+              </w:rPr>
+            </w:pPr>
+            <w:r>
+              <w:rPr>
+                <w:rFonts w:ascii="Arial" w:eastAsia="宋体" w:hAnsi="Arial" w:cs="Arial"/>
+                <w:color w:val="000000"/>
+                <w:kern w:val="0"/>
+                <w:sz w:val="24"/>
+                <w:szCs w:val="24"/>
+                <w14:ligatures w14:val="none"/>
+              </w:rPr>
+              <w:t>Authentication succeeds; user session and profile are returned.</w:t>
+            </w:r>
+          </w:p>
+        </w:tc>
+      </w:tr>
+      <w:tr>
+        <w:trPr>
+          <w:tblCellSpacing w:w="15" w:type="dxa"/>
+        </w:trPr>
+        <w:tc>
+          <w:tcPr>
+            <w:tcW w:w="0" w:type="auto"/>
+            <w:vAlign w:val="center"/>
+            <w:hideMark/>
+          </w:tcPr>
+          <w:p>
+            <w:pPr>
+              <w:widowControl/>
+              <w:spacing w:line="360" w:lineRule="atLeast"/>
+              <w:jc w:val="left"/>
+              <w:rPr>
+                <w:rFonts w:ascii="Arial" w:eastAsia="宋体" w:hAnsi="Arial" w:cs="Arial"/>
+                <w:color w:val="000000"/>
+                <w:kern w:val="0"/>
+                <w:sz w:val="24"/>
+                <w:szCs w:val="24"/>
+                <w14:ligatures w14:val="none"/>
+              </w:rPr>
+            </w:pPr>
+            <w:r>
+              <w:rPr>
+                <w:rFonts w:ascii="Arial" w:eastAsia="宋体" w:hAnsi="Arial" w:cs="Arial"/>
+                <w:color w:val="000000"/>
+                <w:kern w:val="0"/>
+                <w:sz w:val="24"/>
+                <w:szCs w:val="24"/>
+                <w14:ligatures w14:val="none"/>
+              </w:rPr>
+              <w:t>Edge Case</w:t>
+            </w:r>
+          </w:p>
+        </w:tc>
+        <w:tc>
+          <w:tcPr>
+            <w:tcW w:w="0" w:type="auto"/>
+            <w:vAlign w:val="center"/>
+            <w:hideMark/>
+          </w:tcPr>
+          <w:p>
+            <w:pPr>
+              <w:widowControl/>
+              <w:spacing w:line="360" w:lineRule="atLeast"/>
+              <w:jc w:val="left"/>
+              <w:rPr>
+                <w:rFonts w:ascii="Arial" w:eastAsia="宋体" w:hAnsi="Arial" w:cs="Arial"/>
+                <w:color w:val="000000"/>
+                <w:kern w:val="0"/>
+                <w:sz w:val="24"/>
+                <w:szCs w:val="24"/>
+                <w14:ligatures w14:val="none"/>
+              </w:rPr>
+            </w:pPr>
+            <w:r>
+              <w:rPr>
+                <w:rFonts w:ascii="Arial" w:eastAsia="宋体" w:hAnsi="Arial" w:cs="Arial"/>
+                <w:color w:val="000000"/>
+                <w:kern w:val="0"/>
+                <w:sz w:val="24"/>
+                <w:szCs w:val="24"/>
+                <w14:ligatures w14:val="none"/>
+              </w:rPr>
+              <w:t>Login with maximum-length valid password</w:t>
+            </w:r>
+          </w:p>
+        </w:tc>
+        <w:tc>
+          <w:tcPr>
+            <w:tcW w:w="0" w:type="auto"/>
+            <w:vAlign w:val="center"/>
+            <w:hideMark/>
+          </w:tcPr>
+          <w:p>
+            <w:pPr>
+              <w:widowControl/>
+              <w:spacing w:line="360" w:lineRule="atLeast"/>
+              <w:jc w:val="left"/>
+              <w:rPr>
+                <w:rFonts w:ascii="Arial" w:eastAsia="宋体" w:hAnsi="Arial" w:cs="Arial"/>
+                <w:color w:val="000000"/>
+                <w:kern w:val="0"/>
+                <w:sz w:val="24"/>
+                <w:szCs w:val="24"/>
+                <w14:ligatures w14:val="none"/>
+              </w:rPr>
+            </w:pPr>
+            <w:r>
+              <w:rPr>
+                <w:rFonts w:ascii="Arial" w:eastAsia="宋体" w:hAnsi="Arial" w:cs="Arial"/>
+                <w:color w:val="000000"/>
+                <w:kern w:val="0"/>
+                <w:sz w:val="24"/>
+                <w:szCs w:val="24"/>
+                <w14:ligatures w14:val="none"/>
+              </w:rPr>
+              <w:t>Valid email + 72-character password (</w:t>
+            </w:r>
+            <w:proofErr w:type="spellStart"/>
+            <w:r>
+              <w:rPr>
+                <w:rFonts w:ascii="Arial" w:eastAsia="宋体" w:hAnsi="Arial" w:cs="Arial"/>
+                <w:color w:val="000000"/>
+                <w:kern w:val="0"/>
+                <w:sz w:val="24"/>
+                <w:szCs w:val="24"/>
+                <w14:ligatures w14:val="none"/>
+              </w:rPr>
+              <w:t>bcrypt</w:t>
+            </w:r>
+            <w:proofErr w:type="spellEnd"/>
+            <w:r>
+              <w:rPr>
+                <w:rFonts w:ascii="Arial" w:eastAsia="宋体" w:hAnsi="Arial" w:cs="Arial"/>
+                <w:color w:val="000000"/>
+                <w:kern w:val="0"/>
+                <w:sz w:val="24"/>
+                <w:szCs w:val="24"/>
+                <w14:ligatures w14:val="none"/>
+              </w:rPr>
+              <w:t xml:space="preserve"> input limit)</w:t>
+            </w:r>
+          </w:p>
+        </w:tc>
+        <w:tc>
+          <w:tcPr>
+            <w:tcW w:w="0" w:type="auto"/>
+            <w:vAlign w:val="center"/>
+            <w:hideMark/>
+          </w:tcPr>
+          <w:p>
+            <w:pPr>
+              <w:widowControl/>
+              <w:spacing w:line="360" w:lineRule="atLeast"/>
+              <w:jc w:val="left"/>
+              <w:rPr>
+                <w:rFonts w:ascii="Arial" w:eastAsia="宋体" w:hAnsi="Arial" w:cs="Arial"/>
+                <w:color w:val="000000"/>
+                <w:kern w:val="0"/>
+                <w:sz w:val="24"/>
+                <w:szCs w:val="24"/>
+                <w14:ligatures w14:val="none"/>
+              </w:rPr>
+            </w:pPr>
+            <w:r>
+              <w:rPr>
+                <w:rFonts w:ascii="Arial" w:eastAsia="宋体" w:hAnsi="Arial" w:cs="Arial"/>
+                <w:color w:val="000000"/>
+                <w:kern w:val="0"/>
+                <w:sz w:val="24"/>
+                <w:szCs w:val="24"/>
+                <w14:ligatures w14:val="none"/>
+              </w:rPr>
+              <w:t>Authentication succeeds; password hash is verified correctly.</w:t>
+            </w:r>
+          </w:p>
+        </w:tc>
+      </w:tr>
+      <w:tr>
+        <w:trPr>
+          <w:tblCellSpacing w:w="15" w:type="dxa"/>
+        </w:trPr>
+        <w:tc>
+          <w:tcPr>
+            <w:tcW w:w="0" w:type="auto"/>
+            <w:vAlign w:val="center"/>
+            <w:hideMark/>
+          </w:tcPr>
+          <w:p>
+            <w:pPr>
+              <w:widowControl/>
+              <w:spacing w:line="360" w:lineRule="atLeast"/>
+              <w:jc w:val="left"/>
+              <w:rPr>
+                <w:rFonts w:ascii="Arial" w:eastAsia="宋体" w:hAnsi="Arial" w:cs="Arial"/>
+                <w:color w:val="000000"/>
+                <w:kern w:val="0"/>
+                <w:sz w:val="24"/>
+                <w:szCs w:val="24"/>
+                <w14:ligatures w14:val="none"/>
+              </w:rPr>
+            </w:pPr>
+            <w:r>
+              <w:rPr>
+                <w:rFonts w:ascii="Arial" w:eastAsia="宋体" w:hAnsi="Arial" w:cs="Arial"/>
+                <w:color w:val="000000"/>
+                <w:kern w:val="0"/>
+                <w:sz w:val="24"/>
+                <w:szCs w:val="24"/>
+                <w14:ligatures w14:val="none"/>
+              </w:rPr>
+              <w:t>Error Case</w:t>
+            </w:r>
+          </w:p>
+        </w:tc>
+        <w:tc>
+          <w:tcPr>
+            <w:tcW w:w="0" w:type="auto"/>
+            <w:vAlign w:val="center"/>
+            <w:hideMark/>
+          </w:tcPr>
+          <w:p>
+            <w:pPr>
+              <w:widowControl/>
+              <w:spacing w:line="360" w:lineRule="atLeast"/>
+              <w:jc w:val="left"/>
+              <w:rPr>
+                <w:rFonts w:ascii="Arial" w:eastAsia="宋体" w:hAnsi="Arial" w:cs="Arial"/>
+                <w:color w:val="000000"/>
+                <w:kern w:val="0"/>
+                <w:sz w:val="24"/>
+                <w:szCs w:val="24"/>
+                <w14:ligatures w14:val="none"/>
+              </w:rPr>
+            </w:pPr>
+            <w:r>
+              <w:rPr>
+                <w:rFonts w:ascii="Arial" w:eastAsia="宋体" w:hAnsi="Arial" w:cs="Arial"/>
+                <w:color w:val="000000"/>
+                <w:kern w:val="0"/>
+                <w:sz w:val="24"/>
+                <w:szCs w:val="24"/>
+                <w14:ligatures w14:val="none"/>
+              </w:rPr>
+              <w:t>Login with unregistered email</w:t>
+            </w:r>
+          </w:p>
+        </w:tc>
+        <w:tc>
+          <w:tcPr>
+            <w:tcW w:w="0" w:type="auto"/>
+            <w:vAlign w:val="center"/>
+            <w:hideMark/>
+          </w:tcPr>
+          <w:p>
+            <w:pPr>
+              <w:widowControl/>
+              <w:spacing w:line="360" w:lineRule="atLeast"/>
+              <w:jc w:val="left"/>
+              <w:rPr>
+                <w:rFonts w:ascii="Arial" w:eastAsia="宋体" w:hAnsi="Arial" w:cs="Arial"/>
+                <w:color w:val="000000"/>
+                <w:kern w:val="0"/>
+                <w:sz w:val="24"/>
+                <w:szCs w:val="24"/>
+                <w14:ligatures w14:val="none"/>
+              </w:rPr>
+            </w:pPr>
+            <w:r>
+              <w:rPr>
+                <w:rFonts w:ascii="Arial" w:eastAsia="宋体" w:hAnsi="Arial" w:cs="Arial"/>
+                <w:color w:val="000000"/>
+                <w:kern w:val="0"/>
+                <w:sz w:val="24"/>
+                <w:szCs w:val="24"/>
+                <w14:ligatures w14:val="none"/>
+              </w:rPr>
+              <w:t>Non-existent email + any password</w:t>
+            </w:r>
+          </w:p>
+        </w:tc>
+        <w:tc>
+          <w:tcPr>
+            <w:tcW w:w="0" w:type="auto"/>
+            <w:vAlign w:val="center"/>
+            <w:hideMark/>
+          </w:tcPr>
+          <w:p>
+            <w:pPr>
+              <w:widowControl/>
+              <w:spacing w:line="360" w:lineRule="atLeast"/>
+              <w:jc w:val="left"/>
+              <w:rPr>
+                <w:rFonts w:ascii="Arial" w:eastAsia="宋体" w:hAnsi="Arial" w:cs="Arial"/>
+                <w:color w:val="000000"/>
+                <w:kern w:val="0"/>
+                <w:sz w:val="24"/>
+                <w:szCs w:val="24"/>
+                <w14:ligatures w14:val="none"/>
+              </w:rPr>
+            </w:pPr>
+            <w:r>
+              <w:rPr>
+                <w:rFonts w:ascii="Arial" w:eastAsia="宋体" w:hAnsi="Arial" w:cs="Arial"/>
+                <w:color w:val="000000"/>
+                <w:kern w:val="0"/>
+                <w:sz w:val="24"/>
+                <w:szCs w:val="24"/>
+                <w14:ligatures w14:val="none"/>
+              </w:rPr>
+              <w:t>Authentication fails with a generic "invalid credentials" error; no account information is disclosed.</w:t>
+            </w:r>
+          </w:p>
+        </w:tc>
+      </w:tr>
+    </w:tbl>
+    <w:p>
+      <w:pPr>
+        <w:widowControl/>
+        <w:spacing w:line="360" w:lineRule="atLeast"/>
+        <w:jc w:val="left"/>
+        <w:outlineLvl w:val="3"/>
+        <w:rPr>
+          <w:rFonts w:ascii="Arial" w:eastAsia="宋体" w:hAnsi="Arial" w:cs="Arial"/>
+          <w:color w:val="000000"/>
+          <w:kern w:val="0"/>
+          <w:sz w:val="24"/>
+          <w:szCs w:val="24"/>
+          <w14:ligatures w14:val="none"/>
+        </w:rPr>
+      </w:pPr>
+      <w:r>
+        <w:rPr>
+          <w:rFonts w:ascii="Arial" w:eastAsia="宋体" w:hAnsi="Arial" w:cs="Arial"/>
+          <w:color w:val="000000"/>
+          <w:kern w:val="0"/>
+          <w:sz w:val="24"/>
+          <w:szCs w:val="24"/>
+          <w14:ligatures w14:val="none"/>
+        </w:rPr>
+        <w:t xml:space="preserve">Class: </w:t>
+      </w:r>
+      <w:proofErr w:type="spellStart"/>
+      <w:r>
+        <w:rPr>
+          <w:rFonts w:ascii="Arial" w:eastAsia="宋体" w:hAnsi="Arial" w:cs="Arial"/>
+          <w:color w:val="000000"/>
+          <w:kern w:val="0"/>
+          <w:sz w:val="24"/>
+          <w:szCs w:val="24"/>
+          <w14:ligatures w14:val="none"/>
+        </w:rPr>
+        <w:t>FoodListing</w:t>
+      </w:r>
+      <w:proofErr w:type="spellEnd"/>
+    </w:p>
+    <w:p>
+      <w:pPr>
+        <w:widowControl/>
+        <w:spacing w:line="360" w:lineRule="atLeast"/>
+        <w:jc w:val="left"/>
+        <w:rPr>
+          <w:rFonts w:ascii="Arial" w:eastAsia="宋体" w:hAnsi="Arial" w:cs="Arial"/>
+          <w:color w:val="000000"/>
+          <w:kern w:val="0"/>
+          <w:sz w:val="24"/>
+          <w:szCs w:val="24"/>
+          <w14:ligatures w14:val="none"/>
+        </w:rPr>
+      </w:pPr>
+    </w:p>
+    <w:tbl>
+      <w:tblPr>
+        <w:tblW w:w="0" w:type="auto"/>
+        <w:tblCellSpacing w:w="15" w:type="dxa"/>
+        <w:tblCellMar>
+          <w:left w:w="0" w:type="dxa"/>
+          <w:right w:w="0" w:type="dxa"/>
+        </w:tblCellMar>
+        <w:tblLook w:val="04A0" w:firstRow="1" w:lastRow="0" w:firstColumn="1" w:lastColumn="0" w:noHBand="0" w:noVBand="1"/>
+      </w:tblPr>
+      <w:tblGrid>
+        <w:gridCol w:w="1025"/>
+        <w:gridCol w:w="1542"/>
+        <w:gridCol w:w="2967"/>
+        <w:gridCol w:w="2772"/>
+      </w:tblGrid>
+      <w:tr>
+        <w:trPr>
+          <w:tblHeader/>
+          <w:tblCellSpacing w:w="15" w:type="dxa"/>
+        </w:trPr>
+        <w:tc>
+          <w:tcPr>
+            <w:tcW w:w="0" w:type="auto"/>
+            <w:vAlign w:val="center"/>
+            <w:hideMark/>
+          </w:tcPr>
+          <w:p>
+            <w:pPr>
+              <w:widowControl/>
+              <w:spacing w:line="360" w:lineRule="atLeast"/>
+              <w:jc w:val="center"/>
+              <w:rPr>
+                <w:rFonts w:ascii="Arial" w:eastAsia="宋体" w:hAnsi="Arial" w:cs="Arial"/>
+                <w:b/>
+                <w:bCs/>
+                <w:color w:val="000000"/>
+                <w:kern w:val="0"/>
+                <w:sz w:val="24"/>
+                <w:szCs w:val="24"/>
+                <w14:ligatures w14:val="none"/>
+              </w:rPr>
+            </w:pPr>
+            <w:r>
+              <w:rPr>
+                <w:rFonts w:ascii="Arial" w:eastAsia="宋体" w:hAnsi="Arial" w:cs="Arial"/>
+                <w:b/>
+                <w:bCs/>
+                <w:color w:val="000000"/>
+                <w:kern w:val="0"/>
+                <w:sz w:val="24"/>
+                <w:szCs w:val="24"/>
+                <w14:ligatures w14:val="none"/>
+              </w:rPr>
+              <w:t>Test Case Type</w:t>
+            </w:r>
+          </w:p>
+        </w:tc>
+        <w:tc>
+          <w:tcPr>
+            <w:tcW w:w="0" w:type="auto"/>
+            <w:vAlign w:val="center"/>
+            <w:hideMark/>
+          </w:tcPr>
+          <w:p>
+            <w:pPr>
+              <w:widowControl/>
+              <w:spacing w:line="360" w:lineRule="atLeast"/>
+              <w:jc w:val="center"/>
+              <w:rPr>
+                <w:rFonts w:ascii="Arial" w:eastAsia="宋体" w:hAnsi="Arial" w:cs="Arial"/>
+                <w:b/>
+                <w:bCs/>
+                <w:color w:val="000000"/>
+                <w:kern w:val="0"/>
+                <w:sz w:val="24"/>
+                <w:szCs w:val="24"/>
+                <w14:ligatures w14:val="none"/>
+              </w:rPr>
+            </w:pPr>
+            <w:r>
+              <w:rPr>
+                <w:rFonts w:ascii="Arial" w:eastAsia="宋体" w:hAnsi="Arial" w:cs="Arial"/>
+                <w:b/>
+                <w:bCs/>
+                <w:color w:val="000000"/>
+                <w:kern w:val="0"/>
+                <w:sz w:val="24"/>
+                <w:szCs w:val="24"/>
+                <w14:ligatures w14:val="none"/>
+              </w:rPr>
+              <w:t>Scenario</w:t>
+            </w:r>
+          </w:p>
+        </w:tc>
+        <w:tc>
+          <w:tcPr>
+            <w:tcW w:w="0" w:type="auto"/>
+            <w:vAlign w:val="center"/>
+            <w:hideMark/>
+          </w:tcPr>
+          <w:p>
+            <w:pPr>
+              <w:widowControl/>
+              <w:spacing w:line="360" w:lineRule="atLeast"/>
+              <w:jc w:val="center"/>
+              <w:rPr>
+                <w:rFonts w:ascii="Arial" w:eastAsia="宋体" w:hAnsi="Arial" w:cs="Arial"/>
+                <w:b/>
+                <w:bCs/>
+                <w:color w:val="000000"/>
+                <w:kern w:val="0"/>
+                <w:sz w:val="24"/>
+                <w:szCs w:val="24"/>
+                <w14:ligatures w14:val="none"/>
+              </w:rPr>
+            </w:pPr>
+            <w:r>
+              <w:rPr>
+                <w:rFonts w:ascii="Arial" w:eastAsia="宋体" w:hAnsi="Arial" w:cs="Arial"/>
+                <w:b/>
+                <w:bCs/>
+                <w:color w:val="000000"/>
+                <w:kern w:val="0"/>
+                <w:sz w:val="24"/>
+                <w:szCs w:val="24"/>
+                <w14:ligatures w14:val="none"/>
+              </w:rPr>
+              <w:t>Input</w:t>
+            </w:r>
+          </w:p>
+        </w:tc>
+        <w:tc>
+          <w:tcPr>
+            <w:tcW w:w="0" w:type="auto"/>
+            <w:vAlign w:val="center"/>
+            <w:hideMark/>
+          </w:tcPr>
+          <w:p>
+            <w:pPr>
+              <w:widowControl/>
+              <w:spacing w:line="360" w:lineRule="atLeast"/>
+              <w:jc w:val="center"/>
+              <w:rPr>
+                <w:rFonts w:ascii="Arial" w:eastAsia="宋体" w:hAnsi="Arial" w:cs="Arial"/>
+                <w:b/>
+                <w:bCs/>
+                <w:color w:val="000000"/>
+                <w:kern w:val="0"/>
+                <w:sz w:val="24"/>
+                <w:szCs w:val="24"/>
+                <w14:ligatures w14:val="none"/>
+              </w:rPr>
+            </w:pPr>
+            <w:r>
+              <w:rPr>
+                <w:rFonts w:ascii="Arial" w:eastAsia="宋体" w:hAnsi="Arial" w:cs="Arial"/>
+                <w:b/>
+                <w:bCs/>
+                <w:color w:val="000000"/>
+                <w:kern w:val="0"/>
+                <w:sz w:val="24"/>
+                <w:szCs w:val="24"/>
+                <w14:ligatures w14:val="none"/>
+              </w:rPr>
+              <w:t>Expected Result</w:t>
+            </w:r>
+          </w:p>
+        </w:tc>
+      </w:tr>
+      <w:tr>
+        <w:trPr>
+          <w:tblCellSpacing w:w="15" w:type="dxa"/>
+        </w:trPr>
+        <w:tc>
+          <w:tcPr>
+            <w:tcW w:w="0" w:type="auto"/>
+            <w:vAlign w:val="center"/>
+            <w:hideMark/>
+          </w:tcPr>
+          <w:p>
+            <w:pPr>
+              <w:widowControl/>
+              <w:spacing w:line="360" w:lineRule="atLeast"/>
+              <w:jc w:val="left"/>
+              <w:rPr>
+                <w:rFonts w:ascii="Arial" w:eastAsia="宋体" w:hAnsi="Arial" w:cs="Arial"/>
+                <w:color w:val="000000"/>
+                <w:kern w:val="0"/>
+                <w:sz w:val="24"/>
+                <w:szCs w:val="24"/>
+                <w14:ligatures w14:val="none"/>
+              </w:rPr>
+            </w:pPr>
+            <w:r>
+              <w:rPr>
+                <w:rFonts w:ascii="Arial" w:eastAsia="宋体" w:hAnsi="Arial" w:cs="Arial"/>
+                <w:color w:val="000000"/>
+                <w:kern w:val="0"/>
+                <w:sz w:val="24"/>
+                <w:szCs w:val="24"/>
+                <w14:ligatures w14:val="none"/>
+              </w:rPr>
+              <w:t>Normal Case</w:t>
+            </w:r>
+          </w:p>
+        </w:tc>
+        <w:tc>
+          <w:tcPr>
+            <w:tcW w:w="0" w:type="auto"/>
+            <w:vAlign w:val="center"/>
+            <w:hideMark/>
+          </w:tcPr>
+          <w:p>
+            <w:pPr>
+              <w:widowControl/>
+              <w:spacing w:line="360" w:lineRule="atLeast"/>
+              <w:jc w:val="left"/>
+              <w:rPr>
+                <w:rFonts w:ascii="Arial" w:eastAsia="宋体" w:hAnsi="Arial" w:cs="Arial"/>
+                <w:color w:val="000000"/>
+                <w:kern w:val="0"/>
+                <w:sz w:val="24"/>
+                <w:szCs w:val="24"/>
+                <w14:ligatures w14:val="none"/>
+              </w:rPr>
+            </w:pPr>
+            <w:r>
+              <w:rPr>
+                <w:rFonts w:ascii="Arial" w:eastAsia="宋体" w:hAnsi="Arial" w:cs="Arial"/>
+                <w:color w:val="000000"/>
+                <w:kern w:val="0"/>
+                <w:sz w:val="24"/>
+                <w:szCs w:val="24"/>
+                <w14:ligatures w14:val="none"/>
+              </w:rPr>
+              <w:t>Create valid active listing</w:t>
+            </w:r>
+          </w:p>
+        </w:tc>
+        <w:tc>
+          <w:tcPr>
+            <w:tcW w:w="0" w:type="auto"/>
+            <w:vAlign w:val="center"/>
+            <w:hideMark/>
+          </w:tcPr>
+          <w:p>
+            <w:pPr>
+              <w:widowControl/>
+              <w:spacing w:line="360" w:lineRule="atLeast"/>
+              <w:jc w:val="left"/>
+              <w:rPr>
+                <w:rFonts w:ascii="Arial" w:eastAsia="宋体" w:hAnsi="Arial" w:cs="Arial"/>
+                <w:color w:val="000000"/>
+                <w:kern w:val="0"/>
+                <w:sz w:val="24"/>
+                <w:szCs w:val="24"/>
+                <w14:ligatures w14:val="none"/>
+              </w:rPr>
+            </w:pPr>
+            <w:r>
+              <w:rPr>
+                <w:rFonts w:ascii="Arial" w:eastAsia="宋体" w:hAnsi="Arial" w:cs="Arial"/>
+                <w:color w:val="000000"/>
+                <w:kern w:val="0"/>
+                <w:sz w:val="24"/>
+                <w:szCs w:val="24"/>
+                <w14:ligatures w14:val="none"/>
+              </w:rPr>
+              <w:t>Valid donor ID, 2.5kg quantity, future collection window, all mandatory fields complete</w:t>
+            </w:r>
+          </w:p>
+        </w:tc>
+        <w:tc>
+          <w:tcPr>
+            <w:tcW w:w="0" w:type="auto"/>
+            <w:vAlign w:val="center"/>
+            <w:hideMark/>
+          </w:tcPr>
+          <w:p>
+            <w:pPr>
+              <w:widowControl/>
+              <w:spacing w:line="360" w:lineRule="atLeast"/>
+              <w:jc w:val="left"/>
+              <w:rPr>
+                <w:rFonts w:ascii="Arial" w:eastAsia="宋体" w:hAnsi="Arial" w:cs="Arial"/>
+                <w:color w:val="000000"/>
+                <w:kern w:val="0"/>
+                <w:sz w:val="24"/>
+                <w:szCs w:val="24"/>
+                <w14:ligatures w14:val="none"/>
+              </w:rPr>
+            </w:pPr>
+            <w:r>
+              <w:rPr>
+                <w:rFonts w:ascii="Arial" w:eastAsia="宋体" w:hAnsi="Arial" w:cs="Arial"/>
+                <w:color w:val="000000"/>
+                <w:kern w:val="0"/>
+                <w:sz w:val="24"/>
+                <w:szCs w:val="24"/>
+                <w14:ligatures w14:val="none"/>
+              </w:rPr>
+              <w:t>Listing is created with ACTIVE status and appears in public browse results.</w:t>
+            </w:r>
+          </w:p>
+        </w:tc>
+      </w:tr>
+      <w:tr>
+        <w:trPr>
+          <w:tblCellSpacing w:w="15" w:type="dxa"/>
+        </w:trPr>
+        <w:tc>
+          <w:tcPr>
+            <w:tcW w:w="0" w:type="auto"/>
+            <w:vAlign w:val="center"/>
+            <w:hideMark/>
+          </w:tcPr>
+          <w:p>
+            <w:pPr>
+              <w:widowControl/>
+              <w:spacing w:line="360" w:lineRule="atLeast"/>
+              <w:jc w:val="left"/>
+              <w:rPr>
+                <w:rFonts w:ascii="Arial" w:eastAsia="宋体" w:hAnsi="Arial" w:cs="Arial"/>
+                <w:color w:val="000000"/>
+                <w:kern w:val="0"/>
+                <w:sz w:val="24"/>
+                <w:szCs w:val="24"/>
+                <w14:ligatures w14:val="none"/>
+              </w:rPr>
+            </w:pPr>
+            <w:r>
+              <w:rPr>
+                <w:rFonts w:ascii="Arial" w:eastAsia="宋体" w:hAnsi="Arial" w:cs="Arial"/>
+                <w:color w:val="000000"/>
+                <w:kern w:val="0"/>
+                <w:sz w:val="24"/>
+                <w:szCs w:val="24"/>
+                <w14:ligatures w14:val="none"/>
+              </w:rPr>
+              <w:t>Edge Case</w:t>
+            </w:r>
+          </w:p>
+        </w:tc>
+        <w:tc>
+          <w:tcPr>
+            <w:tcW w:w="0" w:type="auto"/>
+            <w:vAlign w:val="center"/>
+            <w:hideMark/>
+          </w:tcPr>
+          <w:p>
+            <w:pPr>
+              <w:widowControl/>
+              <w:spacing w:line="360" w:lineRule="atLeast"/>
+              <w:jc w:val="left"/>
+              <w:rPr>
+                <w:rFonts w:ascii="Arial" w:eastAsia="宋体" w:hAnsi="Arial" w:cs="Arial"/>
+                <w:color w:val="000000"/>
+                <w:kern w:val="0"/>
+                <w:sz w:val="24"/>
+                <w:szCs w:val="24"/>
+                <w14:ligatures w14:val="none"/>
+              </w:rPr>
+            </w:pPr>
+            <w:r>
+              <w:rPr>
+                <w:rFonts w:ascii="Arial" w:eastAsia="宋体" w:hAnsi="Arial" w:cs="Arial"/>
+                <w:color w:val="000000"/>
+                <w:kern w:val="0"/>
+                <w:sz w:val="24"/>
+                <w:szCs w:val="24"/>
+                <w14:ligatures w14:val="none"/>
+              </w:rPr>
+              <w:t>Create listing with zero quantity</w:t>
+            </w:r>
+          </w:p>
+        </w:tc>
+        <w:tc>
+          <w:tcPr>
+            <w:tcW w:w="0" w:type="auto"/>
+            <w:vAlign w:val="center"/>
+            <w:hideMark/>
+          </w:tcPr>
+          <w:p>
+            <w:pPr>
+              <w:widowControl/>
+              <w:spacing w:line="360" w:lineRule="atLeast"/>
+              <w:jc w:val="left"/>
+              <w:rPr>
+                <w:rFonts w:ascii="Arial" w:eastAsia="宋体" w:hAnsi="Arial" w:cs="Arial"/>
+                <w:color w:val="000000"/>
+                <w:kern w:val="0"/>
+                <w:sz w:val="24"/>
+                <w:szCs w:val="24"/>
+                <w14:ligatures w14:val="none"/>
+              </w:rPr>
+            </w:pPr>
+            <w:r>
+              <w:rPr>
+                <w:rFonts w:ascii="Arial" w:eastAsia="宋体" w:hAnsi="Arial" w:cs="Arial"/>
+                <w:color w:val="000000"/>
+                <w:kern w:val="0"/>
+                <w:sz w:val="24"/>
+                <w:szCs w:val="24"/>
+                <w14:ligatures w14:val="none"/>
+              </w:rPr>
+              <w:t xml:space="preserve">All valid fields except </w:t>
+            </w:r>
+            <w:proofErr w:type="spellStart"/>
+            <w:r>
+              <w:rPr>
+                <w:rFonts w:ascii="Consolas" w:eastAsia="宋体" w:hAnsi="Consolas" w:cs="宋体"/>
+                <w:color w:val="000000"/>
+                <w:kern w:val="0"/>
+                <w:sz w:val="24"/>
+                <w:szCs w:val="24"/>
+                <w14:ligatures w14:val="none"/>
+              </w:rPr>
+              <w:t>quantityKg</w:t>
+            </w:r>
+            <w:proofErr w:type="spellEnd"/>
+            <w:r>
+              <w:rPr>
+                <w:rFonts w:ascii="Consolas" w:eastAsia="宋体" w:hAnsi="Consolas" w:cs="宋体"/>
+                <w:color w:val="000000"/>
+                <w:kern w:val="0"/>
+                <w:sz w:val="24"/>
+                <w:szCs w:val="24"/>
+                <w14:ligatures w14:val="none"/>
+              </w:rPr>
+              <w:t xml:space="preserve"> = 0</w:t>
+            </w:r>
+          </w:p>
+        </w:tc>
+        <w:tc>
+          <w:tcPr>
+            <w:tcW w:w="0" w:type="auto"/>
+            <w:vAlign w:val="center"/>
+            <w:hideMark/>
+          </w:tcPr>
+          <w:p>
+            <w:pPr>
+              <w:widowControl/>
+              <w:spacing w:line="360" w:lineRule="atLeast"/>
+              <w:jc w:val="left"/>
+              <w:rPr>
+                <w:rFonts w:ascii="Arial" w:eastAsia="宋体" w:hAnsi="Arial" w:cs="Arial"/>
+                <w:color w:val="000000"/>
+                <w:kern w:val="0"/>
+                <w:sz w:val="24"/>
+                <w:szCs w:val="24"/>
+                <w14:ligatures w14:val="none"/>
+              </w:rPr>
+            </w:pPr>
+            <w:r>
+              <w:rPr>
+                <w:rFonts w:ascii="Arial" w:eastAsia="宋体" w:hAnsi="Arial" w:cs="Arial"/>
+                <w:color w:val="000000"/>
+                <w:kern w:val="0"/>
+                <w:sz w:val="24"/>
+                <w:szCs w:val="24"/>
+                <w14:ligatures w14:val="none"/>
+              </w:rPr>
+              <w:t>Creation is rejected; validation error "quantity must be greater than zero" is returned.</w:t>
+            </w:r>
+          </w:p>
+        </w:tc>
+      </w:tr>
+      <w:tr>
+        <w:trPr>
+          <w:tblCellSpacing w:w="15" w:type="dxa"/>
+        </w:trPr>
+        <w:tc>
+          <w:tcPr>
+            <w:tcW w:w="0" w:type="auto"/>
+            <w:vAlign w:val="center"/>
+            <w:hideMark/>
+          </w:tcPr>
+          <w:p>
+            <w:pPr>
+              <w:widowControl/>
+              <w:spacing w:line="360" w:lineRule="atLeast"/>
+              <w:jc w:val="left"/>
+              <w:rPr>
+                <w:rFonts w:ascii="Arial" w:eastAsia="宋体" w:hAnsi="Arial" w:cs="Arial"/>
+                <w:color w:val="000000"/>
+                <w:kern w:val="0"/>
+                <w:sz w:val="24"/>
+                <w:szCs w:val="24"/>
+                <w14:ligatures w14:val="none"/>
+              </w:rPr>
+            </w:pPr>
+            <w:r>
+              <w:rPr>
+                <w:rFonts w:ascii="Arial" w:eastAsia="宋体" w:hAnsi="Arial" w:cs="Arial"/>
+                <w:color w:val="000000"/>
+                <w:kern w:val="0"/>
+                <w:sz w:val="24"/>
+                <w:szCs w:val="24"/>
+                <w14:ligatures w14:val="none"/>
+              </w:rPr>
+              <w:t>Error Case</w:t>
+            </w:r>
+          </w:p>
+        </w:tc>
+        <w:tc>
+          <w:tcPr>
+            <w:tcW w:w="0" w:type="auto"/>
+            <w:vAlign w:val="center"/>
+            <w:hideMark/>
+          </w:tcPr>
+          <w:p>
+            <w:pPr>
+              <w:widowControl/>
+              <w:spacing w:line="360" w:lineRule="atLeast"/>
+              <w:jc w:val="left"/>
+              <w:rPr>
+                <w:rFonts w:ascii="Arial" w:eastAsia="宋体" w:hAnsi="Arial" w:cs="Arial"/>
+                <w:color w:val="000000"/>
+                <w:kern w:val="0"/>
+                <w:sz w:val="24"/>
+                <w:szCs w:val="24"/>
+                <w14:ligatures w14:val="none"/>
+              </w:rPr>
+            </w:pPr>
+            <w:r>
+              <w:rPr>
+                <w:rFonts w:ascii="Arial" w:eastAsia="宋体" w:hAnsi="Arial" w:cs="Arial"/>
+                <w:color w:val="000000"/>
+                <w:kern w:val="0"/>
+                <w:sz w:val="24"/>
+                <w:szCs w:val="24"/>
+                <w14:ligatures w14:val="none"/>
+              </w:rPr>
+              <w:t>Create listing with past end time</w:t>
+            </w:r>
+          </w:p>
+        </w:tc>
+        <w:tc>
+          <w:tcPr>
+            <w:tcW w:w="0" w:type="auto"/>
+            <w:vAlign w:val="center"/>
+            <w:hideMark/>
+          </w:tcPr>
+          <w:p>
+            <w:pPr>
+              <w:widowControl/>
+              <w:spacing w:line="360" w:lineRule="atLeast"/>
+              <w:jc w:val="left"/>
+              <w:rPr>
+                <w:rFonts w:ascii="Arial" w:eastAsia="宋体" w:hAnsi="Arial" w:cs="Arial"/>
+                <w:color w:val="000000"/>
+                <w:kern w:val="0"/>
+                <w:sz w:val="24"/>
+                <w:szCs w:val="24"/>
+                <w14:ligatures w14:val="none"/>
+              </w:rPr>
+            </w:pPr>
+            <w:r>
+              <w:rPr>
+                <w:rFonts w:ascii="Arial" w:eastAsia="宋体" w:hAnsi="Arial" w:cs="Arial"/>
+                <w:color w:val="000000"/>
+                <w:kern w:val="0"/>
+                <w:sz w:val="24"/>
+                <w:szCs w:val="24"/>
+                <w14:ligatures w14:val="none"/>
+              </w:rPr>
+              <w:t>All valid fields except end time set to 1 hour in the past</w:t>
+            </w:r>
+          </w:p>
+        </w:tc>
+        <w:tc>
+          <w:tcPr>
+            <w:tcW w:w="0" w:type="auto"/>
+            <w:vAlign w:val="center"/>
+            <w:hideMark/>
+          </w:tcPr>
+          <w:p>
+            <w:pPr>
+              <w:widowControl/>
+              <w:spacing w:line="360" w:lineRule="atLeast"/>
+              <w:jc w:val="left"/>
+              <w:rPr>
+                <w:rFonts w:ascii="Arial" w:eastAsia="宋体" w:hAnsi="Arial" w:cs="Arial"/>
+                <w:color w:val="000000"/>
+                <w:kern w:val="0"/>
+                <w:sz w:val="24"/>
+                <w:szCs w:val="24"/>
+                <w14:ligatures w14:val="none"/>
+              </w:rPr>
+            </w:pPr>
+            <w:r>
+              <w:rPr>
+                <w:rFonts w:ascii="Arial" w:eastAsia="宋体" w:hAnsi="Arial" w:cs="Arial"/>
+                <w:color w:val="000000"/>
+                <w:kern w:val="0"/>
+                <w:sz w:val="24"/>
+                <w:szCs w:val="24"/>
+                <w14:ligatures w14:val="none"/>
+              </w:rPr>
+              <w:t>Creation fails; error "collection end time must be in the future" is returned.</w:t>
+            </w:r>
+          </w:p>
+        </w:tc>
+      </w:tr>
+    </w:tbl>
+    <w:p>
+      <w:pPr>
+        <w:widowControl/>
+        <w:spacing w:line="360" w:lineRule="atLeast"/>
+        <w:jc w:val="left"/>
+        <w:outlineLvl w:val="3"/>
+        <w:rPr>
+          <w:rFonts w:ascii="Arial" w:eastAsia="宋体" w:hAnsi="Arial" w:cs="Arial"/>
+          <w:color w:val="000000"/>
+          <w:kern w:val="0"/>
+          <w:sz w:val="24"/>
+          <w:szCs w:val="24"/>
+          <w14:ligatures w14:val="none"/>
+        </w:rPr>
+      </w:pPr>
+      <w:r>
+        <w:rPr>
+          <w:rFonts w:ascii="Arial" w:eastAsia="宋体" w:hAnsi="Arial" w:cs="Arial"/>
+          <w:color w:val="000000"/>
+          <w:kern w:val="0"/>
+          <w:sz w:val="24"/>
+          <w:szCs w:val="24"/>
+          <w14:ligatures w14:val="none"/>
+        </w:rPr>
+        <w:t>Class: Claim</w:t>
+      </w:r>
+    </w:p>
+    <w:tbl>
+      <w:tblPr>
+        <w:tblW w:w="0" w:type="auto"/>
+        <w:tblCellSpacing w:w="15" w:type="dxa"/>
+        <w:tblCellMar>
+          <w:left w:w="0" w:type="dxa"/>
+          <w:right w:w="0" w:type="dxa"/>
+        </w:tblCellMar>
+        <w:tblLook w:val="04A0" w:firstRow="1" w:lastRow="0" w:firstColumn="1" w:lastColumn="0" w:noHBand="0" w:noVBand="1"/>
+      </w:tblPr>
+      <w:tblGrid>
+        <w:gridCol w:w="1030"/>
+        <w:gridCol w:w="1760"/>
+        <w:gridCol w:w="2133"/>
+        <w:gridCol w:w="3383"/>
+      </w:tblGrid>
+      <w:tr>
+        <w:trPr>
+          <w:tblHeader/>
+          <w:tblCellSpacing w:w="15" w:type="dxa"/>
+        </w:trPr>
+        <w:tc>
+          <w:tcPr>
+            <w:tcW w:w="0" w:type="auto"/>
+            <w:vAlign w:val="center"/>
+            <w:hideMark/>
+          </w:tcPr>
+          <w:p>
+            <w:pPr>
+              <w:widowControl/>
+              <w:spacing w:line="360" w:lineRule="atLeast"/>
+              <w:jc w:val="center"/>
+              <w:rPr>
+                <w:rFonts w:ascii="Arial" w:eastAsia="宋体" w:hAnsi="Arial" w:cs="Arial"/>
+                <w:b/>
+                <w:bCs/>
+                <w:color w:val="000000"/>
+                <w:kern w:val="0"/>
+                <w:sz w:val="24"/>
+                <w:szCs w:val="24"/>
+                <w14:ligatures w14:val="none"/>
+              </w:rPr>
+            </w:pPr>
+            <w:r>
+              <w:rPr>
+                <w:rFonts w:ascii="Arial" w:eastAsia="宋体" w:hAnsi="Arial" w:cs="Arial"/>
+                <w:b/>
+                <w:bCs/>
+                <w:color w:val="000000"/>
+                <w:kern w:val="0"/>
+                <w:sz w:val="24"/>
+                <w:szCs w:val="24"/>
+                <w14:ligatures w14:val="none"/>
+              </w:rPr>
+              <w:lastRenderedPageBreak/>
+              <w:t>Test Case Type</w:t>
+            </w:r>
+          </w:p>
+        </w:tc>
+        <w:tc>
+          <w:tcPr>
+            <w:tcW w:w="0" w:type="auto"/>
+            <w:vAlign w:val="center"/>
+            <w:hideMark/>
+          </w:tcPr>
+          <w:p>
+            <w:pPr>
+              <w:widowControl/>
+              <w:spacing w:line="360" w:lineRule="atLeast"/>
+              <w:jc w:val="center"/>
+              <w:rPr>
+                <w:rFonts w:ascii="Arial" w:eastAsia="宋体" w:hAnsi="Arial" w:cs="Arial"/>
+                <w:b/>
+                <w:bCs/>
+                <w:color w:val="000000"/>
+                <w:kern w:val="0"/>
+                <w:sz w:val="24"/>
+                <w:szCs w:val="24"/>
+                <w14:ligatures w14:val="none"/>
+              </w:rPr>
+            </w:pPr>
+            <w:r>
+              <w:rPr>
+                <w:rFonts w:ascii="Arial" w:eastAsia="宋体" w:hAnsi="Arial" w:cs="Arial"/>
+                <w:b/>
+                <w:bCs/>
+                <w:color w:val="000000"/>
+                <w:kern w:val="0"/>
+                <w:sz w:val="24"/>
+                <w:szCs w:val="24"/>
+                <w14:ligatures w14:val="none"/>
+              </w:rPr>
+              <w:t>Scenario</w:t>
+            </w:r>
+          </w:p>
+        </w:tc>
+        <w:tc>
+          <w:tcPr>
+            <w:tcW w:w="0" w:type="auto"/>
+            <w:vAlign w:val="center"/>
+            <w:hideMark/>
+          </w:tcPr>
+          <w:p>
+            <w:pPr>
+              <w:widowControl/>
+              <w:spacing w:line="360" w:lineRule="atLeast"/>
+              <w:jc w:val="center"/>
+              <w:rPr>
+                <w:rFonts w:ascii="Arial" w:eastAsia="宋体" w:hAnsi="Arial" w:cs="Arial"/>
+                <w:b/>
+                <w:bCs/>
+                <w:color w:val="000000"/>
+                <w:kern w:val="0"/>
+                <w:sz w:val="24"/>
+                <w:szCs w:val="24"/>
+                <w14:ligatures w14:val="none"/>
+              </w:rPr>
+            </w:pPr>
+            <w:r>
+              <w:rPr>
+                <w:rFonts w:ascii="Arial" w:eastAsia="宋体" w:hAnsi="Arial" w:cs="Arial"/>
+                <w:b/>
+                <w:bCs/>
+                <w:color w:val="000000"/>
+                <w:kern w:val="0"/>
+                <w:sz w:val="24"/>
+                <w:szCs w:val="24"/>
+                <w14:ligatures w14:val="none"/>
+              </w:rPr>
+              <w:t>Input</w:t>
+            </w:r>
+          </w:p>
+        </w:tc>
+        <w:tc>
+          <w:tcPr>
+            <w:tcW w:w="0" w:type="auto"/>
+            <w:vAlign w:val="center"/>
+            <w:hideMark/>
+          </w:tcPr>
+          <w:p>
+            <w:pPr>
+              <w:widowControl/>
+              <w:spacing w:line="360" w:lineRule="atLeast"/>
+              <w:jc w:val="center"/>
+              <w:rPr>
+                <w:rFonts w:ascii="Arial" w:eastAsia="宋体" w:hAnsi="Arial" w:cs="Arial"/>
+                <w:b/>
+                <w:bCs/>
+                <w:color w:val="000000"/>
+                <w:kern w:val="0"/>
+                <w:sz w:val="24"/>
+                <w:szCs w:val="24"/>
+                <w14:ligatures w14:val="none"/>
+              </w:rPr>
+            </w:pPr>
+            <w:r>
+              <w:rPr>
+                <w:rFonts w:ascii="Arial" w:eastAsia="宋体" w:hAnsi="Arial" w:cs="Arial"/>
+                <w:b/>
+                <w:bCs/>
+                <w:color w:val="000000"/>
+                <w:kern w:val="0"/>
+                <w:sz w:val="24"/>
+                <w:szCs w:val="24"/>
+                <w14:ligatures w14:val="none"/>
+              </w:rPr>
+              <w:t>Expected Result</w:t>
+            </w:r>
+          </w:p>
+        </w:tc>
+      </w:tr>
+      <w:tr>
+        <w:trPr>
+          <w:tblCellSpacing w:w="15" w:type="dxa"/>
+        </w:trPr>
+        <w:tc>
+          <w:tcPr>
+            <w:tcW w:w="0" w:type="auto"/>
+            <w:vAlign w:val="center"/>
+            <w:hideMark/>
+          </w:tcPr>
+          <w:p>
+            <w:pPr>
+              <w:widowControl/>
+              <w:spacing w:line="360" w:lineRule="atLeast"/>
+              <w:jc w:val="left"/>
+              <w:rPr>
+                <w:rFonts w:ascii="Arial" w:eastAsia="宋体" w:hAnsi="Arial" w:cs="Arial"/>
+                <w:color w:val="000000"/>
+                <w:kern w:val="0"/>
+                <w:sz w:val="24"/>
+                <w:szCs w:val="24"/>
+                <w14:ligatures w14:val="none"/>
+              </w:rPr>
+            </w:pPr>
+            <w:r>
+              <w:rPr>
+                <w:rFonts w:ascii="Arial" w:eastAsia="宋体" w:hAnsi="Arial" w:cs="Arial"/>
+                <w:color w:val="000000"/>
+                <w:kern w:val="0"/>
+                <w:sz w:val="24"/>
+                <w:szCs w:val="24"/>
+                <w14:ligatures w14:val="none"/>
+              </w:rPr>
+              <w:t>Normal Case</w:t>
+            </w:r>
+          </w:p>
+        </w:tc>
+        <w:tc>
+          <w:tcPr>
+            <w:tcW w:w="0" w:type="auto"/>
+            <w:vAlign w:val="center"/>
+            <w:hideMark/>
+          </w:tcPr>
+          <w:p>
+            <w:pPr>
+              <w:widowControl/>
+              <w:spacing w:line="360" w:lineRule="atLeast"/>
+              <w:jc w:val="left"/>
+              <w:rPr>
+                <w:rFonts w:ascii="Arial" w:eastAsia="宋体" w:hAnsi="Arial" w:cs="Arial"/>
+                <w:color w:val="000000"/>
+                <w:kern w:val="0"/>
+                <w:sz w:val="24"/>
+                <w:szCs w:val="24"/>
+                <w14:ligatures w14:val="none"/>
+              </w:rPr>
+            </w:pPr>
+            <w:r>
+              <w:rPr>
+                <w:rFonts w:ascii="Arial" w:eastAsia="宋体" w:hAnsi="Arial" w:cs="Arial"/>
+                <w:color w:val="000000"/>
+                <w:kern w:val="0"/>
+                <w:sz w:val="24"/>
+                <w:szCs w:val="24"/>
+                <w14:ligatures w14:val="none"/>
+              </w:rPr>
+              <w:t>Submit claim for an active listing</w:t>
+            </w:r>
+          </w:p>
+        </w:tc>
+        <w:tc>
+          <w:tcPr>
+            <w:tcW w:w="0" w:type="auto"/>
+            <w:vAlign w:val="center"/>
+            <w:hideMark/>
+          </w:tcPr>
+          <w:p>
+            <w:pPr>
+              <w:widowControl/>
+              <w:spacing w:line="360" w:lineRule="atLeast"/>
+              <w:jc w:val="left"/>
+              <w:rPr>
+                <w:rFonts w:ascii="Arial" w:eastAsia="宋体" w:hAnsi="Arial" w:cs="Arial"/>
+                <w:color w:val="000000"/>
+                <w:kern w:val="0"/>
+                <w:sz w:val="24"/>
+                <w:szCs w:val="24"/>
+                <w14:ligatures w14:val="none"/>
+              </w:rPr>
+            </w:pPr>
+            <w:r>
+              <w:rPr>
+                <w:rFonts w:ascii="Arial" w:eastAsia="宋体" w:hAnsi="Arial" w:cs="Arial"/>
+                <w:color w:val="000000"/>
+                <w:kern w:val="0"/>
+                <w:sz w:val="24"/>
+                <w:szCs w:val="24"/>
+                <w14:ligatures w14:val="none"/>
+              </w:rPr>
+              <w:t>Valid recipient ID, active listing with no existing claims</w:t>
+            </w:r>
+          </w:p>
+        </w:tc>
+        <w:tc>
+          <w:tcPr>
+            <w:tcW w:w="0" w:type="auto"/>
+            <w:vAlign w:val="center"/>
+            <w:hideMark/>
+          </w:tcPr>
+          <w:p>
+            <w:pPr>
+              <w:widowControl/>
+              <w:spacing w:line="360" w:lineRule="atLeast"/>
+              <w:jc w:val="left"/>
+              <w:rPr>
+                <w:rFonts w:ascii="Arial" w:eastAsia="宋体" w:hAnsi="Arial" w:cs="Arial"/>
+                <w:color w:val="000000"/>
+                <w:kern w:val="0"/>
+                <w:sz w:val="24"/>
+                <w:szCs w:val="24"/>
+                <w14:ligatures w14:val="none"/>
+              </w:rPr>
+            </w:pPr>
+            <w:r>
+              <w:rPr>
+                <w:rFonts w:ascii="Arial" w:eastAsia="宋体" w:hAnsi="Arial" w:cs="Arial"/>
+                <w:color w:val="000000"/>
+                <w:kern w:val="0"/>
+                <w:sz w:val="24"/>
+                <w:szCs w:val="24"/>
+                <w14:ligatures w14:val="none"/>
+              </w:rPr>
+              <w:t>Claim is created with PENDING status; listing status updates to CLAIMED; donor notification is triggered.</w:t>
+            </w:r>
+          </w:p>
+        </w:tc>
+      </w:tr>
+      <w:tr>
+        <w:trPr>
+          <w:tblCellSpacing w:w="15" w:type="dxa"/>
+        </w:trPr>
+        <w:tc>
+          <w:tcPr>
+            <w:tcW w:w="0" w:type="auto"/>
+            <w:vAlign w:val="center"/>
+            <w:hideMark/>
+          </w:tcPr>
+          <w:p>
+            <w:pPr>
+              <w:widowControl/>
+              <w:spacing w:line="360" w:lineRule="atLeast"/>
+              <w:jc w:val="left"/>
+              <w:rPr>
+                <w:rFonts w:ascii="Arial" w:eastAsia="宋体" w:hAnsi="Arial" w:cs="Arial"/>
+                <w:color w:val="000000"/>
+                <w:kern w:val="0"/>
+                <w:sz w:val="24"/>
+                <w:szCs w:val="24"/>
+                <w14:ligatures w14:val="none"/>
+              </w:rPr>
+            </w:pPr>
+            <w:r>
+              <w:rPr>
+                <w:rFonts w:ascii="Arial" w:eastAsia="宋体" w:hAnsi="Arial" w:cs="Arial"/>
+                <w:color w:val="000000"/>
+                <w:kern w:val="0"/>
+                <w:sz w:val="24"/>
+                <w:szCs w:val="24"/>
+                <w14:ligatures w14:val="none"/>
+              </w:rPr>
+              <w:t>Edge Case</w:t>
+            </w:r>
+          </w:p>
+        </w:tc>
+        <w:tc>
+          <w:tcPr>
+            <w:tcW w:w="0" w:type="auto"/>
+            <w:vAlign w:val="center"/>
+            <w:hideMark/>
+          </w:tcPr>
+          <w:p>
+            <w:pPr>
+              <w:widowControl/>
+              <w:spacing w:line="360" w:lineRule="atLeast"/>
+              <w:jc w:val="left"/>
+              <w:rPr>
+                <w:rFonts w:ascii="Arial" w:eastAsia="宋体" w:hAnsi="Arial" w:cs="Arial"/>
+                <w:color w:val="000000"/>
+                <w:kern w:val="0"/>
+                <w:sz w:val="24"/>
+                <w:szCs w:val="24"/>
+                <w14:ligatures w14:val="none"/>
+              </w:rPr>
+            </w:pPr>
+            <w:r>
+              <w:rPr>
+                <w:rFonts w:ascii="Arial" w:eastAsia="宋体" w:hAnsi="Arial" w:cs="Arial"/>
+                <w:color w:val="000000"/>
+                <w:kern w:val="0"/>
+                <w:sz w:val="24"/>
+                <w:szCs w:val="24"/>
+                <w14:ligatures w14:val="none"/>
+              </w:rPr>
+              <w:t>Submit claim exactly at listing expiry time</w:t>
+            </w:r>
+          </w:p>
+        </w:tc>
+        <w:tc>
+          <w:tcPr>
+            <w:tcW w:w="0" w:type="auto"/>
+            <w:vAlign w:val="center"/>
+            <w:hideMark/>
+          </w:tcPr>
+          <w:p>
+            <w:pPr>
+              <w:widowControl/>
+              <w:spacing w:line="360" w:lineRule="atLeast"/>
+              <w:jc w:val="left"/>
+              <w:rPr>
+                <w:rFonts w:ascii="Arial" w:eastAsia="宋体" w:hAnsi="Arial" w:cs="Arial"/>
+                <w:color w:val="000000"/>
+                <w:kern w:val="0"/>
+                <w:sz w:val="24"/>
+                <w:szCs w:val="24"/>
+                <w14:ligatures w14:val="none"/>
+              </w:rPr>
+            </w:pPr>
+            <w:r>
+              <w:rPr>
+                <w:rFonts w:ascii="Arial" w:eastAsia="宋体" w:hAnsi="Arial" w:cs="Arial"/>
+                <w:color w:val="000000"/>
+                <w:kern w:val="0"/>
+                <w:sz w:val="24"/>
+                <w:szCs w:val="24"/>
+                <w14:ligatures w14:val="none"/>
+              </w:rPr>
+              <w:t xml:space="preserve">Claim submitted at the exact </w:t>
+            </w:r>
+            <w:proofErr w:type="spellStart"/>
+            <w:r>
+              <w:rPr>
+                <w:rFonts w:ascii="Consolas" w:eastAsia="宋体" w:hAnsi="Consolas" w:cs="宋体"/>
+                <w:color w:val="000000"/>
+                <w:kern w:val="0"/>
+                <w:sz w:val="24"/>
+                <w:szCs w:val="24"/>
+                <w14:ligatures w14:val="none"/>
+              </w:rPr>
+              <w:t>endTime</w:t>
+            </w:r>
+            <w:proofErr w:type="spellEnd"/>
+            <w:r>
+              <w:rPr>
+                <w:rFonts w:ascii="Arial" w:eastAsia="宋体" w:hAnsi="Arial" w:cs="Arial"/>
+                <w:color w:val="000000"/>
+                <w:kern w:val="0"/>
+                <w:sz w:val="24"/>
+                <w:szCs w:val="24"/>
+                <w14:ligatures w14:val="none"/>
+              </w:rPr>
+              <w:t xml:space="preserve"> value of the listing</w:t>
+            </w:r>
+          </w:p>
+        </w:tc>
+        <w:tc>
+          <w:tcPr>
+            <w:tcW w:w="0" w:type="auto"/>
+            <w:vAlign w:val="center"/>
+            <w:hideMark/>
+          </w:tcPr>
+          <w:p>
+            <w:pPr>
+              <w:widowControl/>
+              <w:spacing w:line="360" w:lineRule="atLeast"/>
+              <w:jc w:val="left"/>
+              <w:rPr>
+                <w:rFonts w:ascii="Arial" w:eastAsia="宋体" w:hAnsi="Arial" w:cs="Arial"/>
+                <w:color w:val="000000"/>
+                <w:kern w:val="0"/>
+                <w:sz w:val="24"/>
+                <w:szCs w:val="24"/>
+                <w14:ligatures w14:val="none"/>
+              </w:rPr>
+            </w:pPr>
+            <w:r>
+              <w:rPr>
+                <w:rFonts w:ascii="Arial" w:eastAsia="宋体" w:hAnsi="Arial" w:cs="Arial"/>
+                <w:color w:val="000000"/>
+                <w:kern w:val="0"/>
+                <w:sz w:val="24"/>
+                <w:szCs w:val="24"/>
+                <w14:ligatures w14:val="none"/>
+              </w:rPr>
+              <w:t>Claim is rejected; listing is marked EXPIRED; user receives an expiry notification.</w:t>
+            </w:r>
+          </w:p>
+        </w:tc>
+      </w:tr>
+      <w:tr>
+        <w:trPr>
+          <w:tblCellSpacing w:w="15" w:type="dxa"/>
+        </w:trPr>
+        <w:tc>
+          <w:tcPr>
+            <w:tcW w:w="0" w:type="auto"/>
+            <w:vAlign w:val="center"/>
+            <w:hideMark/>
+          </w:tcPr>
+          <w:p>
+            <w:pPr>
+              <w:widowControl/>
+              <w:spacing w:line="360" w:lineRule="atLeast"/>
+              <w:jc w:val="left"/>
+              <w:rPr>
+                <w:rFonts w:ascii="Arial" w:eastAsia="宋体" w:hAnsi="Arial" w:cs="Arial"/>
+                <w:color w:val="000000"/>
+                <w:kern w:val="0"/>
+                <w:sz w:val="24"/>
+                <w:szCs w:val="24"/>
+                <w14:ligatures w14:val="none"/>
+              </w:rPr>
+            </w:pPr>
+            <w:r>
+              <w:rPr>
+                <w:rFonts w:ascii="Arial" w:eastAsia="宋体" w:hAnsi="Arial" w:cs="Arial"/>
+                <w:color w:val="000000"/>
+                <w:kern w:val="0"/>
+                <w:sz w:val="24"/>
+                <w:szCs w:val="24"/>
+                <w14:ligatures w14:val="none"/>
+              </w:rPr>
+              <w:t>Error Case</w:t>
+            </w:r>
+          </w:p>
+        </w:tc>
+        <w:tc>
+          <w:tcPr>
+            <w:tcW w:w="0" w:type="auto"/>
+            <w:vAlign w:val="center"/>
+            <w:hideMark/>
+          </w:tcPr>
+          <w:p>
+            <w:pPr>
+              <w:widowControl/>
+              <w:spacing w:line="360" w:lineRule="atLeast"/>
+              <w:jc w:val="left"/>
+              <w:rPr>
+                <w:rFonts w:ascii="Arial" w:eastAsia="宋体" w:hAnsi="Arial" w:cs="Arial"/>
+                <w:color w:val="000000"/>
+                <w:kern w:val="0"/>
+                <w:sz w:val="24"/>
+                <w:szCs w:val="24"/>
+                <w14:ligatures w14:val="none"/>
+              </w:rPr>
+            </w:pPr>
+            <w:r>
+              <w:rPr>
+                <w:rFonts w:ascii="Arial" w:eastAsia="宋体" w:hAnsi="Arial" w:cs="Arial"/>
+                <w:color w:val="000000"/>
+                <w:kern w:val="0"/>
+                <w:sz w:val="24"/>
+                <w:szCs w:val="24"/>
+                <w14:ligatures w14:val="none"/>
+              </w:rPr>
+              <w:t>Submit claim for already reserved listing</w:t>
+            </w:r>
+          </w:p>
+        </w:tc>
+        <w:tc>
+          <w:tcPr>
+            <w:tcW w:w="0" w:type="auto"/>
+            <w:vAlign w:val="center"/>
+            <w:hideMark/>
+          </w:tcPr>
+          <w:p>
+            <w:pPr>
+              <w:widowControl/>
+              <w:spacing w:line="360" w:lineRule="atLeast"/>
+              <w:jc w:val="left"/>
+              <w:rPr>
+                <w:rFonts w:ascii="Arial" w:eastAsia="宋体" w:hAnsi="Arial" w:cs="Arial"/>
+                <w:color w:val="000000"/>
+                <w:kern w:val="0"/>
+                <w:sz w:val="24"/>
+                <w:szCs w:val="24"/>
+                <w14:ligatures w14:val="none"/>
+              </w:rPr>
+            </w:pPr>
+            <w:r>
+              <w:rPr>
+                <w:rFonts w:ascii="Arial" w:eastAsia="宋体" w:hAnsi="Arial" w:cs="Arial"/>
+                <w:color w:val="000000"/>
+                <w:kern w:val="0"/>
+                <w:sz w:val="24"/>
+                <w:szCs w:val="24"/>
+                <w14:ligatures w14:val="none"/>
+              </w:rPr>
+              <w:t>Recipient attempts to claim a listing with an active claim</w:t>
+            </w:r>
+          </w:p>
+        </w:tc>
+        <w:tc>
+          <w:tcPr>
+            <w:tcW w:w="0" w:type="auto"/>
+            <w:vAlign w:val="center"/>
+            <w:hideMark/>
+          </w:tcPr>
+          <w:p>
+            <w:pPr>
+              <w:widowControl/>
+              <w:spacing w:line="360" w:lineRule="atLeast"/>
+              <w:jc w:val="left"/>
+              <w:rPr>
+                <w:rFonts w:ascii="Arial" w:eastAsia="宋体" w:hAnsi="Arial" w:cs="Arial"/>
+                <w:color w:val="000000"/>
+                <w:kern w:val="0"/>
+                <w:sz w:val="24"/>
+                <w:szCs w:val="24"/>
+                <w14:ligatures w14:val="none"/>
+              </w:rPr>
+            </w:pPr>
+            <w:r>
+              <w:rPr>
+                <w:rFonts w:ascii="Arial" w:eastAsia="宋体" w:hAnsi="Arial" w:cs="Arial"/>
+                <w:color w:val="000000"/>
+                <w:kern w:val="0"/>
+                <w:sz w:val="24"/>
+                <w:szCs w:val="24"/>
+                <w14:ligatures w14:val="none"/>
+              </w:rPr>
+              <w:t>Claim fails; error "listing is already reserved" is returned; no duplicate claim is stored.</w:t>
+            </w:r>
+          </w:p>
+        </w:tc>
+      </w:tr>
+    </w:tbl>
+    <w:p>
+      <w:pPr>
+        <w:widowControl/>
+        <w:spacing w:line="360" w:lineRule="atLeast"/>
+        <w:jc w:val="left"/>
+        <w:outlineLvl w:val="3"/>
+        <w:rPr>
+          <w:rFonts w:ascii="Arial" w:eastAsia="宋体" w:hAnsi="Arial" w:cs="Arial"/>
+          <w:color w:val="000000"/>
+          <w:kern w:val="0"/>
+          <w:sz w:val="24"/>
+          <w:szCs w:val="24"/>
+          <w14:ligatures w14:val="none"/>
+        </w:rPr>
+      </w:pPr>
+      <w:r>
+        <w:rPr>
+          <w:rFonts w:ascii="Arial" w:eastAsia="宋体" w:hAnsi="Arial" w:cs="Arial"/>
+          <w:color w:val="000000"/>
+          <w:kern w:val="0"/>
+          <w:sz w:val="24"/>
+          <w:szCs w:val="24"/>
+          <w14:ligatures w14:val="none"/>
+        </w:rPr>
+        <w:t xml:space="preserve">Class: </w:t>
+      </w:r>
+      <w:proofErr w:type="spellStart"/>
+      <w:r>
+        <w:rPr>
+          <w:rFonts w:ascii="Arial" w:eastAsia="宋体" w:hAnsi="Arial" w:cs="Arial"/>
+          <w:color w:val="000000"/>
+          <w:kern w:val="0"/>
+          <w:sz w:val="24"/>
+          <w:szCs w:val="24"/>
+          <w14:ligatures w14:val="none"/>
+        </w:rPr>
+        <w:t>ModerationReport</w:t>
+      </w:r>
+      <w:proofErr w:type="spellEnd"/>
+    </w:p>
+    <w:p>
+      <w:pPr>
+        <w:widowControl/>
+        <w:spacing w:line="360" w:lineRule="atLeast"/>
+        <w:jc w:val="left"/>
+        <w:rPr>
+          <w:rFonts w:ascii="Arial" w:eastAsia="宋体" w:hAnsi="Arial" w:cs="Arial"/>
+          <w:color w:val="000000"/>
+          <w:kern w:val="0"/>
+          <w:sz w:val="24"/>
+          <w:szCs w:val="24"/>
+          <w14:ligatures w14:val="none"/>
+        </w:rPr>
+      </w:pPr>
+    </w:p>
+    <w:tbl>
+      <w:tblPr>
+        <w:tblW w:w="0" w:type="auto"/>
+        <w:tblCellSpacing w:w="15" w:type="dxa"/>
+        <w:tblCellMar>
+          <w:left w:w="0" w:type="dxa"/>
+          <w:right w:w="0" w:type="dxa"/>
+        </w:tblCellMar>
+        <w:tblLook w:val="04A0" w:firstRow="1" w:lastRow="0" w:firstColumn="1" w:lastColumn="0" w:noHBand="0" w:noVBand="1"/>
+      </w:tblPr>
+      <w:tblGrid>
+        <w:gridCol w:w="1023"/>
+        <w:gridCol w:w="1865"/>
+        <w:gridCol w:w="2394"/>
+        <w:gridCol w:w="3024"/>
+      </w:tblGrid>
+      <w:tr>
+        <w:trPr>
+          <w:tblHeader/>
+          <w:tblCellSpacing w:w="15" w:type="dxa"/>
+        </w:trPr>
+        <w:tc>
+          <w:tcPr>
+            <w:tcW w:w="0" w:type="auto"/>
+            <w:vAlign w:val="center"/>
+            <w:hideMark/>
+          </w:tcPr>
+          <w:p>
+            <w:pPr>
+              <w:widowControl/>
+              <w:spacing w:line="360" w:lineRule="atLeast"/>
+              <w:jc w:val="center"/>
+              <w:rPr>
+                <w:rFonts w:ascii="Arial" w:eastAsia="宋体" w:hAnsi="Arial" w:cs="Arial"/>
+                <w:b/>
+                <w:bCs/>
+                <w:color w:val="000000"/>
+                <w:kern w:val="0"/>
+                <w:sz w:val="24"/>
+                <w:szCs w:val="24"/>
+                <w14:ligatures w14:val="none"/>
+              </w:rPr>
+            </w:pPr>
+            <w:r>
+              <w:rPr>
+                <w:rFonts w:ascii="Arial" w:eastAsia="宋体" w:hAnsi="Arial" w:cs="Arial"/>
+                <w:b/>
+                <w:bCs/>
+                <w:color w:val="000000"/>
+                <w:kern w:val="0"/>
+                <w:sz w:val="24"/>
+                <w:szCs w:val="24"/>
+                <w14:ligatures w14:val="none"/>
+              </w:rPr>
+              <w:t>Test Case Type</w:t>
+            </w:r>
+          </w:p>
+        </w:tc>
+        <w:tc>
+          <w:tcPr>
+            <w:tcW w:w="0" w:type="auto"/>
+            <w:vAlign w:val="center"/>
+            <w:hideMark/>
+          </w:tcPr>
+          <w:p>
+            <w:pPr>
+              <w:widowControl/>
+              <w:spacing w:line="360" w:lineRule="atLeast"/>
+              <w:jc w:val="center"/>
+              <w:rPr>
+                <w:rFonts w:ascii="Arial" w:eastAsia="宋体" w:hAnsi="Arial" w:cs="Arial"/>
+                <w:b/>
+                <w:bCs/>
+                <w:color w:val="000000"/>
+                <w:kern w:val="0"/>
+                <w:sz w:val="24"/>
+                <w:szCs w:val="24"/>
+                <w14:ligatures w14:val="none"/>
+              </w:rPr>
+            </w:pPr>
+            <w:r>
+              <w:rPr>
+                <w:rFonts w:ascii="Arial" w:eastAsia="宋体" w:hAnsi="Arial" w:cs="Arial"/>
+                <w:b/>
+                <w:bCs/>
+                <w:color w:val="000000"/>
+                <w:kern w:val="0"/>
+                <w:sz w:val="24"/>
+                <w:szCs w:val="24"/>
+                <w14:ligatures w14:val="none"/>
+              </w:rPr>
+              <w:t>Scenario</w:t>
+            </w:r>
+          </w:p>
+        </w:tc>
+        <w:tc>
+          <w:tcPr>
+            <w:tcW w:w="0" w:type="auto"/>
+            <w:vAlign w:val="center"/>
+            <w:hideMark/>
+          </w:tcPr>
+          <w:p>
+            <w:pPr>
+              <w:widowControl/>
+              <w:spacing w:line="360" w:lineRule="atLeast"/>
+              <w:jc w:val="center"/>
+              <w:rPr>
+                <w:rFonts w:ascii="Arial" w:eastAsia="宋体" w:hAnsi="Arial" w:cs="Arial"/>
+                <w:b/>
+                <w:bCs/>
+                <w:color w:val="000000"/>
+                <w:kern w:val="0"/>
+                <w:sz w:val="24"/>
+                <w:szCs w:val="24"/>
+                <w14:ligatures w14:val="none"/>
+              </w:rPr>
+            </w:pPr>
+            <w:r>
+              <w:rPr>
+                <w:rFonts w:ascii="Arial" w:eastAsia="宋体" w:hAnsi="Arial" w:cs="Arial"/>
+                <w:b/>
+                <w:bCs/>
+                <w:color w:val="000000"/>
+                <w:kern w:val="0"/>
+                <w:sz w:val="24"/>
+                <w:szCs w:val="24"/>
+                <w14:ligatures w14:val="none"/>
+              </w:rPr>
+              <w:t>Input</w:t>
+            </w:r>
+          </w:p>
+        </w:tc>
+        <w:tc>
+          <w:tcPr>
+            <w:tcW w:w="0" w:type="auto"/>
+            <w:vAlign w:val="center"/>
+            <w:hideMark/>
+          </w:tcPr>
+          <w:p>
+            <w:pPr>
+              <w:widowControl/>
+              <w:spacing w:line="360" w:lineRule="atLeast"/>
+              <w:jc w:val="center"/>
+              <w:rPr>
+                <w:rFonts w:ascii="Arial" w:eastAsia="宋体" w:hAnsi="Arial" w:cs="Arial"/>
+                <w:b/>
+                <w:bCs/>
+                <w:color w:val="000000"/>
+                <w:kern w:val="0"/>
+                <w:sz w:val="24"/>
+                <w:szCs w:val="24"/>
+                <w14:ligatures w14:val="none"/>
+              </w:rPr>
+            </w:pPr>
+            <w:r>
+              <w:rPr>
+                <w:rFonts w:ascii="Arial" w:eastAsia="宋体" w:hAnsi="Arial" w:cs="Arial"/>
+                <w:b/>
+                <w:bCs/>
+                <w:color w:val="000000"/>
+                <w:kern w:val="0"/>
+                <w:sz w:val="24"/>
+                <w:szCs w:val="24"/>
+                <w14:ligatures w14:val="none"/>
+              </w:rPr>
+              <w:t>Expected Result</w:t>
+            </w:r>
+          </w:p>
+        </w:tc>
+      </w:tr>
+      <w:tr>
+        <w:trPr>
+          <w:tblCellSpacing w:w="15" w:type="dxa"/>
+        </w:trPr>
+        <w:tc>
+          <w:tcPr>
+            <w:tcW w:w="0" w:type="auto"/>
+            <w:vAlign w:val="center"/>
+            <w:hideMark/>
+          </w:tcPr>
+          <w:p>
+            <w:pPr>
+              <w:widowControl/>
+              <w:spacing w:line="360" w:lineRule="atLeast"/>
+              <w:jc w:val="left"/>
+              <w:rPr>
+                <w:rFonts w:ascii="Arial" w:eastAsia="宋体" w:hAnsi="Arial" w:cs="Arial"/>
+                <w:color w:val="000000"/>
+                <w:kern w:val="0"/>
+                <w:sz w:val="24"/>
+                <w:szCs w:val="24"/>
+                <w14:ligatures w14:val="none"/>
+              </w:rPr>
+            </w:pPr>
+            <w:r>
+              <w:rPr>
+                <w:rFonts w:ascii="Arial" w:eastAsia="宋体" w:hAnsi="Arial" w:cs="Arial"/>
+                <w:color w:val="000000"/>
+                <w:kern w:val="0"/>
+                <w:sz w:val="24"/>
+                <w:szCs w:val="24"/>
+                <w14:ligatures w14:val="none"/>
+              </w:rPr>
+              <w:t>Normal Case</w:t>
+            </w:r>
+          </w:p>
+        </w:tc>
+        <w:tc>
+          <w:tcPr>
+            <w:tcW w:w="0" w:type="auto"/>
+            <w:vAlign w:val="center"/>
+            <w:hideMark/>
+          </w:tcPr>
+          <w:p>
+            <w:pPr>
+              <w:widowControl/>
+              <w:spacing w:line="360" w:lineRule="atLeast"/>
+              <w:jc w:val="left"/>
+              <w:rPr>
+                <w:rFonts w:ascii="Arial" w:eastAsia="宋体" w:hAnsi="Arial" w:cs="Arial"/>
+                <w:color w:val="000000"/>
+                <w:kern w:val="0"/>
+                <w:sz w:val="24"/>
+                <w:szCs w:val="24"/>
+                <w14:ligatures w14:val="none"/>
+              </w:rPr>
+            </w:pPr>
+            <w:r>
+              <w:rPr>
+                <w:rFonts w:ascii="Arial" w:eastAsia="宋体" w:hAnsi="Arial" w:cs="Arial"/>
+                <w:color w:val="000000"/>
+                <w:kern w:val="0"/>
+                <w:sz w:val="24"/>
+                <w:szCs w:val="24"/>
+                <w14:ligatures w14:val="none"/>
+              </w:rPr>
+              <w:t>Submit valid report against a listing</w:t>
+            </w:r>
+          </w:p>
+        </w:tc>
+        <w:tc>
+          <w:tcPr>
+            <w:tcW w:w="0" w:type="auto"/>
+            <w:vAlign w:val="center"/>
+            <w:hideMark/>
+          </w:tcPr>
+          <w:p>
+            <w:pPr>
+              <w:widowControl/>
+              <w:spacing w:line="360" w:lineRule="atLeast"/>
+              <w:jc w:val="left"/>
+              <w:rPr>
+                <w:rFonts w:ascii="Arial" w:eastAsia="宋体" w:hAnsi="Arial" w:cs="Arial"/>
+                <w:color w:val="000000"/>
+                <w:kern w:val="0"/>
+                <w:sz w:val="24"/>
+                <w:szCs w:val="24"/>
+                <w14:ligatures w14:val="none"/>
+              </w:rPr>
+            </w:pPr>
+            <w:r>
+              <w:rPr>
+                <w:rFonts w:ascii="Arial" w:eastAsia="宋体" w:hAnsi="Arial" w:cs="Arial"/>
+                <w:color w:val="000000"/>
+                <w:kern w:val="0"/>
+                <w:sz w:val="24"/>
+                <w:szCs w:val="24"/>
+                <w14:ligatures w14:val="none"/>
+              </w:rPr>
+              <w:t>Valid reporter ID, existing listing ID, clear reason text</w:t>
+            </w:r>
+          </w:p>
+        </w:tc>
+        <w:tc>
+          <w:tcPr>
+            <w:tcW w:w="0" w:type="auto"/>
+            <w:vAlign w:val="center"/>
+            <w:hideMark/>
+          </w:tcPr>
+          <w:p>
+            <w:pPr>
+              <w:widowControl/>
+              <w:spacing w:line="360" w:lineRule="atLeast"/>
+              <w:jc w:val="left"/>
+              <w:rPr>
+                <w:rFonts w:ascii="Arial" w:eastAsia="宋体" w:hAnsi="Arial" w:cs="Arial"/>
+                <w:color w:val="000000"/>
+                <w:kern w:val="0"/>
+                <w:sz w:val="24"/>
+                <w:szCs w:val="24"/>
+                <w14:ligatures w14:val="none"/>
+              </w:rPr>
+            </w:pPr>
+            <w:r>
+              <w:rPr>
+                <w:rFonts w:ascii="Arial" w:eastAsia="宋体" w:hAnsi="Arial" w:cs="Arial"/>
+                <w:color w:val="000000"/>
+                <w:kern w:val="0"/>
+                <w:sz w:val="24"/>
+                <w:szCs w:val="24"/>
+                <w14:ligatures w14:val="none"/>
+              </w:rPr>
+              <w:t>Report is created with PENDING status and added to the admin moderation queue.</w:t>
+            </w:r>
+          </w:p>
+        </w:tc>
+      </w:tr>
+      <w:tr>
+        <w:trPr>
+          <w:tblCellSpacing w:w="15" w:type="dxa"/>
+        </w:trPr>
+        <w:tc>
+          <w:tcPr>
+            <w:tcW w:w="0" w:type="auto"/>
+            <w:vAlign w:val="center"/>
+            <w:hideMark/>
+          </w:tcPr>
+          <w:p>
+            <w:pPr>
+              <w:widowControl/>
+              <w:spacing w:line="360" w:lineRule="atLeast"/>
+              <w:jc w:val="left"/>
+              <w:rPr>
+                <w:rFonts w:ascii="Arial" w:eastAsia="宋体" w:hAnsi="Arial" w:cs="Arial"/>
+                <w:color w:val="000000"/>
+                <w:kern w:val="0"/>
+                <w:sz w:val="24"/>
+                <w:szCs w:val="24"/>
+                <w14:ligatures w14:val="none"/>
+              </w:rPr>
+            </w:pPr>
+            <w:r>
+              <w:rPr>
+                <w:rFonts w:ascii="Arial" w:eastAsia="宋体" w:hAnsi="Arial" w:cs="Arial"/>
+                <w:color w:val="000000"/>
+                <w:kern w:val="0"/>
+                <w:sz w:val="24"/>
+                <w:szCs w:val="24"/>
+                <w14:ligatures w14:val="none"/>
+              </w:rPr>
+              <w:t>Edge Case</w:t>
+            </w:r>
+          </w:p>
+        </w:tc>
+        <w:tc>
+          <w:tcPr>
+            <w:tcW w:w="0" w:type="auto"/>
+            <w:vAlign w:val="center"/>
+            <w:hideMark/>
+          </w:tcPr>
+          <w:p>
+            <w:pPr>
+              <w:widowControl/>
+              <w:spacing w:line="360" w:lineRule="atLeast"/>
+              <w:jc w:val="left"/>
+              <w:rPr>
+                <w:rFonts w:ascii="Arial" w:eastAsia="宋体" w:hAnsi="Arial" w:cs="Arial"/>
+                <w:color w:val="000000"/>
+                <w:kern w:val="0"/>
+                <w:sz w:val="24"/>
+                <w:szCs w:val="24"/>
+                <w14:ligatures w14:val="none"/>
+              </w:rPr>
+            </w:pPr>
+            <w:r>
+              <w:rPr>
+                <w:rFonts w:ascii="Arial" w:eastAsia="宋体" w:hAnsi="Arial" w:cs="Arial"/>
+                <w:color w:val="000000"/>
+                <w:kern w:val="0"/>
+                <w:sz w:val="24"/>
+                <w:szCs w:val="24"/>
+                <w14:ligatures w14:val="none"/>
+              </w:rPr>
+              <w:t>Submit report with maximum-length reason</w:t>
+            </w:r>
+          </w:p>
+        </w:tc>
+        <w:tc>
+          <w:tcPr>
+            <w:tcW w:w="0" w:type="auto"/>
+            <w:vAlign w:val="center"/>
+            <w:hideMark/>
+          </w:tcPr>
+          <w:p>
+            <w:pPr>
+              <w:widowControl/>
+              <w:spacing w:line="360" w:lineRule="atLeast"/>
+              <w:jc w:val="left"/>
+              <w:rPr>
+                <w:rFonts w:ascii="Arial" w:eastAsia="宋体" w:hAnsi="Arial" w:cs="Arial"/>
+                <w:color w:val="000000"/>
+                <w:kern w:val="0"/>
+                <w:sz w:val="24"/>
+                <w:szCs w:val="24"/>
+                <w14:ligatures w14:val="none"/>
+              </w:rPr>
+            </w:pPr>
+            <w:r>
+              <w:rPr>
+                <w:rFonts w:ascii="Arial" w:eastAsia="宋体" w:hAnsi="Arial" w:cs="Arial"/>
+                <w:color w:val="000000"/>
+                <w:kern w:val="0"/>
+                <w:sz w:val="24"/>
+                <w:szCs w:val="24"/>
+                <w14:ligatures w14:val="none"/>
+              </w:rPr>
+              <w:t>All valid fields, reason text exactly 500 characters (system limit)</w:t>
+            </w:r>
+          </w:p>
+        </w:tc>
+        <w:tc>
+          <w:tcPr>
+            <w:tcW w:w="0" w:type="auto"/>
+            <w:vAlign w:val="center"/>
+            <w:hideMark/>
+          </w:tcPr>
+          <w:p>
+            <w:pPr>
+              <w:widowControl/>
+              <w:spacing w:line="360" w:lineRule="atLeast"/>
+              <w:jc w:val="left"/>
+              <w:rPr>
+                <w:rFonts w:ascii="Arial" w:eastAsia="宋体" w:hAnsi="Arial" w:cs="Arial"/>
+                <w:color w:val="000000"/>
+                <w:kern w:val="0"/>
+                <w:sz w:val="24"/>
+                <w:szCs w:val="24"/>
+                <w14:ligatures w14:val="none"/>
+              </w:rPr>
+            </w:pPr>
+            <w:r>
+              <w:rPr>
+                <w:rFonts w:ascii="Arial" w:eastAsia="宋体" w:hAnsi="Arial" w:cs="Arial"/>
+                <w:color w:val="000000"/>
+                <w:kern w:val="0"/>
+                <w:sz w:val="24"/>
+                <w:szCs w:val="24"/>
+                <w14:ligatures w14:val="none"/>
+              </w:rPr>
+              <w:t>Report is submitted successfully; full reason text is stored without truncation.</w:t>
+            </w:r>
+          </w:p>
+        </w:tc>
+      </w:tr>
+      <w:tr>
+        <w:trPr>
+          <w:tblCellSpacing w:w="15" w:type="dxa"/>
+        </w:trPr>
+        <w:tc>
+          <w:tcPr>
+            <w:tcW w:w="0" w:type="auto"/>
+            <w:vAlign w:val="center"/>
+            <w:hideMark/>
+          </w:tcPr>
+          <w:p>
+            <w:pPr>
+              <w:widowControl/>
+              <w:spacing w:line="360" w:lineRule="atLeast"/>
+              <w:jc w:val="left"/>
+              <w:rPr>
+                <w:rFonts w:ascii="Arial" w:eastAsia="宋体" w:hAnsi="Arial" w:cs="Arial"/>
+                <w:color w:val="000000"/>
+                <w:kern w:val="0"/>
+                <w:sz w:val="24"/>
+                <w:szCs w:val="24"/>
+                <w14:ligatures w14:val="none"/>
+              </w:rPr>
+            </w:pPr>
+            <w:r>
+              <w:rPr>
+                <w:rFonts w:ascii="Arial" w:eastAsia="宋体" w:hAnsi="Arial" w:cs="Arial"/>
+                <w:color w:val="000000"/>
+                <w:kern w:val="0"/>
+                <w:sz w:val="24"/>
+                <w:szCs w:val="24"/>
+                <w14:ligatures w14:val="none"/>
+              </w:rPr>
+              <w:t>Error Case</w:t>
+            </w:r>
+          </w:p>
+        </w:tc>
+        <w:tc>
+          <w:tcPr>
+            <w:tcW w:w="0" w:type="auto"/>
+            <w:vAlign w:val="center"/>
+            <w:hideMark/>
+          </w:tcPr>
+          <w:p>
+            <w:pPr>
+              <w:widowControl/>
+              <w:spacing w:line="360" w:lineRule="atLeast"/>
+              <w:jc w:val="left"/>
+              <w:rPr>
+                <w:rFonts w:ascii="Arial" w:eastAsia="宋体" w:hAnsi="Arial" w:cs="Arial"/>
+                <w:color w:val="000000"/>
+                <w:kern w:val="0"/>
+                <w:sz w:val="24"/>
+                <w:szCs w:val="24"/>
+                <w14:ligatures w14:val="none"/>
+              </w:rPr>
+            </w:pPr>
+            <w:r>
+              <w:rPr>
+                <w:rFonts w:ascii="Arial" w:eastAsia="宋体" w:hAnsi="Arial" w:cs="Arial"/>
+                <w:color w:val="000000"/>
+                <w:kern w:val="0"/>
+                <w:sz w:val="24"/>
+                <w:szCs w:val="24"/>
+                <w14:ligatures w14:val="none"/>
+              </w:rPr>
+              <w:t>Submit report for non-existent listing</w:t>
+            </w:r>
+          </w:p>
+        </w:tc>
+        <w:tc>
+          <w:tcPr>
+            <w:tcW w:w="0" w:type="auto"/>
+            <w:vAlign w:val="center"/>
+            <w:hideMark/>
+          </w:tcPr>
+          <w:p>
+            <w:pPr>
+              <w:widowControl/>
+              <w:spacing w:line="360" w:lineRule="atLeast"/>
+              <w:jc w:val="left"/>
+              <w:rPr>
+                <w:rFonts w:ascii="Arial" w:eastAsia="宋体" w:hAnsi="Arial" w:cs="Arial"/>
+                <w:color w:val="000000"/>
+                <w:kern w:val="0"/>
+                <w:sz w:val="24"/>
+                <w:szCs w:val="24"/>
+                <w14:ligatures w14:val="none"/>
+              </w:rPr>
+            </w:pPr>
+            <w:r>
+              <w:rPr>
+                <w:rFonts w:ascii="Arial" w:eastAsia="宋体" w:hAnsi="Arial" w:cs="Arial"/>
+                <w:color w:val="000000"/>
+                <w:kern w:val="0"/>
+                <w:sz w:val="24"/>
+                <w:szCs w:val="24"/>
+                <w14:ligatures w14:val="none"/>
+              </w:rPr>
+              <w:t>Valid reporter ID, invalid/non-existent listing ID</w:t>
+            </w:r>
+          </w:p>
+        </w:tc>
+        <w:tc>
+          <w:tcPr>
+            <w:tcW w:w="0" w:type="auto"/>
+            <w:vAlign w:val="center"/>
+            <w:hideMark/>
+          </w:tcPr>
+          <w:p>
+            <w:pPr>
+              <w:widowControl/>
+              <w:spacing w:line="360" w:lineRule="atLeast"/>
+              <w:jc w:val="left"/>
+              <w:rPr>
+                <w:rFonts w:ascii="Arial" w:eastAsia="宋体" w:hAnsi="Arial" w:cs="Arial"/>
+                <w:color w:val="000000"/>
+                <w:kern w:val="0"/>
+                <w:sz w:val="24"/>
+                <w:szCs w:val="24"/>
+                <w14:ligatures w14:val="none"/>
+              </w:rPr>
+            </w:pPr>
+            <w:r>
+              <w:rPr>
+                <w:rFonts w:ascii="Arial" w:eastAsia="宋体" w:hAnsi="Arial" w:cs="Arial"/>
+                <w:color w:val="000000"/>
+                <w:kern w:val="0"/>
+                <w:sz w:val="24"/>
+                <w:szCs w:val="24"/>
+                <w14:ligatures w14:val="none"/>
+              </w:rPr>
+              <w:t>Submission fails; error "target listing not found" is returned; no report record is created.</w:t>
+            </w:r>
+          </w:p>
+        </w:tc>
+      </w:tr>
+    </w:tbl>
+    <w:p>
+      <w:pPr>
+        <w:widowControl/>
+        <w:spacing w:line="360" w:lineRule="atLeast"/>
+        <w:jc w:val="left"/>
+        <w:rPr>
+          <w:rFonts w:ascii="Arial" w:eastAsia="宋体" w:hAnsi="Arial" w:cs="Arial"/>
+          <w:color w:val="000000"/>
+          <w:kern w:val="0"/>
+          <w:sz w:val="24"/>
+          <w:szCs w:val="24"/>
+          <w14:ligatures w14:val="none"/>
+        </w:rPr>
+      </w:pPr>
+    </w:p>
+    <w:p>
+      <w:pPr>
+        <w:widowControl/>
+        <w:jc w:val="left"/>
+        <w:rPr>
+          <w:b/>
+          <w:bCs/>
+          <w:sz w:val="24"/>
+          <w:szCs w:val="24"/>
+        </w:rPr>
+      </w:pPr>
+    </w:p>
+    <w:p>
+      <w:pPr>
+        <w:widowControl/>
+        <w:jc w:val="left"/>
+        <w:rPr>
+          <w:b/>
+          <w:bCs/>
+          <w:sz w:val="24"/>
+          <w:szCs w:val="24"/>
+        </w:rPr>
+      </w:pPr>
+    </w:p>
+    <w:p>
+      <w:pPr>
+        <w:widowControl/>
+        <w:jc w:val="left"/>
+        <w:rPr>
+          <w:b/>
+          <w:bCs/>
+          <w:sz w:val="24"/>
+          <w:szCs w:val="24"/>
+        </w:rPr>
+      </w:pPr>
+    </w:p>
+    <w:p>
+      <w:pPr>
+        <w:widowControl/>
+        <w:jc w:val="left"/>
+        <w:rPr>
+          <w:b/>
+          <w:bCs/>
+          <w:sz w:val="24"/>
+          <w:szCs w:val="24"/>
+        </w:rPr>
+      </w:pPr>
+    </w:p>
+    <w:p>
+      <w:pPr>
+        <w:widowControl/>
+        <w:spacing w:line="360" w:lineRule="atLeast"/>
+        <w:jc w:val="left"/>
+        <w:outlineLvl w:val="1"/>
+        <w:rPr>
+          <w:rFonts w:ascii="Arial" w:eastAsia="宋体" w:hAnsi="Arial" w:cs="Arial"/>
+          <w:color w:val="000000"/>
+          <w:kern w:val="0"/>
+          <w:sz w:val="24"/>
+          <w:szCs w:val="24"/>
+          <w14:ligatures w14:val="none"/>
+        </w:rPr>
+      </w:pPr>
+      <w:r>
+        <w:rPr>
+          <w:rFonts w:ascii="Arial" w:eastAsia="宋体" w:hAnsi="Arial" w:cs="Arial" w:hint="eastAsia"/>
+          <w:color w:val="000000"/>
+          <w:kern w:val="0"/>
+          <w:sz w:val="24"/>
+          <w:szCs w:val="24"/>
+          <w14:ligatures w14:val="none"/>
+        </w:rPr>
+        <w:lastRenderedPageBreak/>
+        <w:t>4</w:t>
+      </w:r>
+      <w:r>
+        <w:rPr>
+          <w:rFonts w:ascii="Arial" w:eastAsia="宋体" w:hAnsi="Arial" w:cs="Arial"/>
+          <w:color w:val="000000"/>
+          <w:kern w:val="0"/>
+          <w:sz w:val="24"/>
+          <w:szCs w:val="24"/>
+          <w14:ligatures w14:val="none"/>
+        </w:rPr>
+        <w:t>. Design Justification &amp; Reflection</w:t>
+      </w:r>
+    </w:p>
+    <w:p>
+      <w:pPr>
+        <w:widowControl/>
+        <w:spacing w:line="360" w:lineRule="atLeast"/>
+        <w:jc w:val="left"/>
+        <w:outlineLvl w:val="1"/>
+        <w:rPr>
+          <w:rFonts w:ascii="Arial" w:eastAsia="宋体" w:hAnsi="Arial" w:cs="Arial"/>
+          <w:color w:val="000000"/>
+          <w:kern w:val="0"/>
+          <w:sz w:val="24"/>
+          <w:szCs w:val="24"/>
+          <w14:ligatures w14:val="none"/>
+        </w:rPr>
+      </w:pPr>
+    </w:p>
+    <w:p>
+      <w:pPr>
+        <w:widowControl/>
+        <w:spacing w:line="360" w:lineRule="atLeast"/>
+        <w:jc w:val="left"/>
+        <w:outlineLvl w:val="2"/>
+        <w:rPr>
+          <w:rFonts w:ascii="Arial" w:eastAsia="宋体" w:hAnsi="Arial" w:cs="Arial"/>
+          <w:color w:val="000000"/>
+          <w:kern w:val="0"/>
+          <w:sz w:val="24"/>
+          <w:szCs w:val="24"/>
+          <w14:ligatures w14:val="none"/>
+        </w:rPr>
+      </w:pPr>
+      <w:r>
+        <w:rPr>
+          <w:rFonts w:ascii="Arial" w:eastAsia="宋体" w:hAnsi="Arial" w:cs="Arial" w:hint="eastAsia"/>
+          <w:color w:val="000000"/>
+          <w:kern w:val="0"/>
+          <w:sz w:val="24"/>
+          <w:szCs w:val="24"/>
+          <w14:ligatures w14:val="none"/>
+        </w:rPr>
+        <w:t>4</w:t>
+      </w:r>
+      <w:r>
+        <w:rPr>
+          <w:rFonts w:ascii="Arial" w:eastAsia="宋体" w:hAnsi="Arial" w:cs="Arial"/>
+          <w:color w:val="000000"/>
+          <w:kern w:val="0"/>
+          <w:sz w:val="24"/>
+          <w:szCs w:val="24"/>
+          <w14:ligatures w14:val="none"/>
+        </w:rPr>
+        <w:t>.1 Key Design Trade-offs</w:t>
+      </w:r>
+    </w:p>
+    <w:p>
+      <w:pPr>
+        <w:widowControl/>
+        <w:numPr>
+          <w:ilvl w:val="0"/>
+          <w:numId w:val="6"/>
+        </w:numPr>
+        <w:spacing w:line="360" w:lineRule="atLeast"/>
+        <w:jc w:val="left"/>
+        <w:rPr>
+          <w:rFonts w:ascii="Arial" w:eastAsia="宋体" w:hAnsi="Arial" w:cs="Arial"/>
+          <w:color w:val="000000"/>
+          <w:kern w:val="0"/>
+          <w:sz w:val="24"/>
+          <w:szCs w:val="24"/>
+          <w14:ligatures w14:val="none"/>
+        </w:rPr>
+      </w:pPr>
+      <w:r>
+        <w:rPr>
+          <w:rFonts w:ascii="Arial" w:eastAsia="宋体" w:hAnsi="Arial" w:cs="Arial"/>
+          <w:color w:val="000000"/>
+          <w:kern w:val="0"/>
+          <w:sz w:val="24"/>
+          <w:szCs w:val="24"/>
+          <w14:ligatures w14:val="none"/>
+        </w:rPr>
+        <w:t>Layered architecture over microservices: A microservices architecture would offer better horizontal scalability but would introduce unnecessary operational complexity for a single-campus prototype. The layered monolith delivers sufficient performance for the projected user base while keeping development and testing overhead low.</w:t>
+      </w:r>
+    </w:p>
+    <w:p>
+      <w:pPr>
+        <w:widowControl/>
+        <w:numPr>
+          <w:ilvl w:val="0"/>
+          <w:numId w:val="6"/>
+        </w:numPr>
+        <w:spacing w:line="360" w:lineRule="atLeast"/>
+        <w:jc w:val="left"/>
+        <w:rPr>
+          <w:rFonts w:ascii="Arial" w:eastAsia="宋体" w:hAnsi="Arial" w:cs="Arial"/>
+          <w:color w:val="000000"/>
+          <w:kern w:val="0"/>
+          <w:sz w:val="24"/>
+          <w:szCs w:val="24"/>
+          <w14:ligatures w14:val="none"/>
+        </w:rPr>
+      </w:pPr>
+      <w:r>
+        <w:rPr>
+          <w:rFonts w:ascii="Arial" w:eastAsia="宋体" w:hAnsi="Arial" w:cs="Arial"/>
+          <w:color w:val="000000"/>
+          <w:kern w:val="0"/>
+          <w:sz w:val="24"/>
+          <w:szCs w:val="24"/>
+          <w14:ligatures w14:val="none"/>
+        </w:rPr>
+        <w:t xml:space="preserve">Manual logging over automated scanning: While AI image recognition for food items would improve user experience, it is explicitly out of scope per CW1 boundaries. The manual input design </w:t>
+      </w:r>
+      <w:proofErr w:type="spellStart"/>
+      <w:r>
+        <w:rPr>
+          <w:rFonts w:ascii="Arial" w:eastAsia="宋体" w:hAnsi="Arial" w:cs="Arial"/>
+          <w:color w:val="000000"/>
+          <w:kern w:val="0"/>
+          <w:sz w:val="24"/>
+          <w:szCs w:val="24"/>
+          <w14:ligatures w14:val="none"/>
+        </w:rPr>
+        <w:t>prioritises</w:t>
+      </w:r>
+      <w:proofErr w:type="spellEnd"/>
+      <w:r>
+        <w:rPr>
+          <w:rFonts w:ascii="Arial" w:eastAsia="宋体" w:hAnsi="Arial" w:cs="Arial"/>
+          <w:color w:val="000000"/>
+          <w:kern w:val="0"/>
+          <w:sz w:val="24"/>
+          <w:szCs w:val="24"/>
+          <w14:ligatures w14:val="none"/>
+        </w:rPr>
+        <w:t xml:space="preserve"> simplicity, reliability, and achievable scope over advanced automation.</w:t>
+      </w:r>
+    </w:p>
+    <w:p>
+      <w:pPr>
+        <w:widowControl/>
+        <w:numPr>
+          <w:ilvl w:val="0"/>
+          <w:numId w:val="6"/>
+        </w:numPr>
+        <w:spacing w:line="360" w:lineRule="atLeast"/>
+        <w:jc w:val="left"/>
+        <w:rPr>
+          <w:rFonts w:ascii="Arial" w:eastAsia="宋体" w:hAnsi="Arial" w:cs="Arial"/>
+          <w:color w:val="000000"/>
+          <w:kern w:val="0"/>
+          <w:sz w:val="24"/>
+          <w:szCs w:val="24"/>
+          <w14:ligatures w14:val="none"/>
+        </w:rPr>
+      </w:pPr>
+      <w:r>
+        <w:rPr>
+          <w:rFonts w:ascii="Arial" w:eastAsia="宋体" w:hAnsi="Arial" w:cs="Arial"/>
+          <w:color w:val="000000"/>
+          <w:kern w:val="0"/>
+          <w:sz w:val="24"/>
+          <w:szCs w:val="24"/>
+          <w14:ligatures w14:val="none"/>
+        </w:rPr>
+        <w:t xml:space="preserve">Minimal data collection over rich user profiling: The design intentionally limits personal data collection to protect recipient privacy, even though richer user data would allow more targeted campaigns. This trade-off </w:t>
+      </w:r>
+      <w:proofErr w:type="spellStart"/>
+      <w:r>
+        <w:rPr>
+          <w:rFonts w:ascii="Arial" w:eastAsia="宋体" w:hAnsi="Arial" w:cs="Arial"/>
+          <w:color w:val="000000"/>
+          <w:kern w:val="0"/>
+          <w:sz w:val="24"/>
+          <w:szCs w:val="24"/>
+          <w14:ligatures w14:val="none"/>
+        </w:rPr>
+        <w:t>prioritises</w:t>
+      </w:r>
+      <w:proofErr w:type="spellEnd"/>
+      <w:r>
+        <w:rPr>
+          <w:rFonts w:ascii="Arial" w:eastAsia="宋体" w:hAnsi="Arial" w:cs="Arial"/>
+          <w:color w:val="000000"/>
+          <w:kern w:val="0"/>
+          <w:sz w:val="24"/>
+          <w:szCs w:val="24"/>
+          <w14:ligatures w14:val="none"/>
+        </w:rPr>
+        <w:t xml:space="preserve"> ethical requirements and GDPR compliance over administrative convenience.</w:t>
+      </w:r>
+    </w:p>
+    <w:p>
+      <w:pPr>
+        <w:widowControl/>
+        <w:spacing w:line="360" w:lineRule="atLeast"/>
+        <w:ind w:left="720"/>
+        <w:jc w:val="left"/>
+        <w:rPr>
+          <w:rFonts w:ascii="Arial" w:eastAsia="宋体" w:hAnsi="Arial" w:cs="Arial" w:hint="eastAsia"/>
+          <w:color w:val="000000"/>
+          <w:kern w:val="0"/>
+          <w:sz w:val="24"/>
+          <w:szCs w:val="24"/>
+          <w14:ligatures w14:val="none"/>
+        </w:rPr>
+      </w:pPr>
+    </w:p>
+    <w:p>
+      <w:pPr>
+        <w:widowControl/>
+        <w:spacing w:line="360" w:lineRule="atLeast"/>
+        <w:jc w:val="left"/>
+        <w:outlineLvl w:val="2"/>
+        <w:rPr>
+          <w:rFonts w:ascii="Arial" w:eastAsia="宋体" w:hAnsi="Arial" w:cs="Arial"/>
+          <w:color w:val="000000"/>
+          <w:kern w:val="0"/>
+          <w:sz w:val="24"/>
+          <w:szCs w:val="24"/>
+          <w14:ligatures w14:val="none"/>
+        </w:rPr>
+      </w:pPr>
+      <w:r>
+        <w:rPr>
+          <w:rFonts w:ascii="Arial" w:eastAsia="宋体" w:hAnsi="Arial" w:cs="Arial" w:hint="eastAsia"/>
+          <w:color w:val="000000"/>
+          <w:kern w:val="0"/>
+          <w:sz w:val="24"/>
+          <w:szCs w:val="24"/>
+          <w14:ligatures w14:val="none"/>
+        </w:rPr>
+        <w:t>4</w:t>
+      </w:r>
+      <w:r>
+        <w:rPr>
+          <w:rFonts w:ascii="Arial" w:eastAsia="宋体" w:hAnsi="Arial" w:cs="Arial"/>
+          <w:color w:val="000000"/>
+          <w:kern w:val="0"/>
+          <w:sz w:val="24"/>
+          <w:szCs w:val="24"/>
+          <w14:ligatures w14:val="none"/>
+        </w:rPr>
+        <w:t>.2 Alignment with CW1 Requirements</w:t>
+      </w:r>
+    </w:p>
+    <w:p>
+      <w:pPr>
+        <w:widowControl/>
+        <w:spacing w:line="360" w:lineRule="atLeast"/>
+        <w:jc w:val="left"/>
+        <w:rPr>
+          <w:rFonts w:ascii="Arial" w:eastAsia="宋体" w:hAnsi="Arial" w:cs="Arial"/>
+          <w:color w:val="000000"/>
+          <w:kern w:val="0"/>
+          <w:sz w:val="24"/>
+          <w:szCs w:val="24"/>
+          <w14:ligatures w14:val="none"/>
+        </w:rPr>
+      </w:pPr>
+      <w:r>
+        <w:rPr>
+          <w:rFonts w:ascii="Arial" w:eastAsia="宋体" w:hAnsi="Arial" w:cs="Arial"/>
+          <w:color w:val="000000"/>
+          <w:kern w:val="0"/>
+          <w:sz w:val="24"/>
+          <w:szCs w:val="24"/>
+          <w14:ligatures w14:val="none"/>
+        </w:rPr>
+        <w:t>Every use case in the UML diagram maps directly to a functional requirement from CW1, and every class in the class diagram is derived from domain entities described in the stakeholder and requirements sections. No features outside the defined in-scope items have been introduced in the design phase.</w:t>
+      </w:r>
+    </w:p>
+    <w:p>
+      <w:pPr>
+        <w:widowControl/>
+        <w:spacing w:line="360" w:lineRule="atLeast"/>
+        <w:jc w:val="left"/>
+        <w:rPr>
+          <w:rFonts w:ascii="Arial" w:eastAsia="宋体" w:hAnsi="Arial" w:cs="Arial"/>
+          <w:color w:val="000000"/>
+          <w:kern w:val="0"/>
+          <w:sz w:val="24"/>
+          <w:szCs w:val="24"/>
+          <w14:ligatures w14:val="none"/>
+        </w:rPr>
+      </w:pPr>
+    </w:p>
+    <w:p>
+      <w:pPr>
+        <w:widowControl/>
+        <w:spacing w:line="360" w:lineRule="atLeast"/>
+        <w:jc w:val="left"/>
+        <w:outlineLvl w:val="2"/>
+        <w:rPr>
+          <w:rFonts w:ascii="Arial" w:eastAsia="宋体" w:hAnsi="Arial" w:cs="Arial"/>
+          <w:color w:val="000000"/>
+          <w:kern w:val="0"/>
+          <w:sz w:val="24"/>
+          <w:szCs w:val="24"/>
+          <w14:ligatures w14:val="none"/>
+        </w:rPr>
+      </w:pPr>
+      <w:r>
+        <w:rPr>
+          <w:rFonts w:ascii="Arial" w:eastAsia="宋体" w:hAnsi="Arial" w:cs="Arial" w:hint="eastAsia"/>
+          <w:color w:val="000000"/>
+          <w:kern w:val="0"/>
+          <w:sz w:val="24"/>
+          <w:szCs w:val="24"/>
+          <w14:ligatures w14:val="none"/>
+        </w:rPr>
+        <w:t>4</w:t>
+      </w:r>
+      <w:r>
+        <w:rPr>
+          <w:rFonts w:ascii="Arial" w:eastAsia="宋体" w:hAnsi="Arial" w:cs="Arial"/>
+          <w:color w:val="000000"/>
+          <w:kern w:val="0"/>
+          <w:sz w:val="24"/>
+          <w:szCs w:val="24"/>
+          <w14:ligatures w14:val="none"/>
+        </w:rPr>
+        <w:t>.3 Limitations &amp; Future Improvements</w:t>
+      </w:r>
+    </w:p>
+    <w:p>
+      <w:pPr>
+        <w:widowControl/>
+        <w:numPr>
+          <w:ilvl w:val="0"/>
+          <w:numId w:val="7"/>
+        </w:numPr>
+        <w:spacing w:line="360" w:lineRule="atLeast"/>
+        <w:jc w:val="left"/>
+        <w:rPr>
+          <w:rFonts w:ascii="Arial" w:eastAsia="宋体" w:hAnsi="Arial" w:cs="Arial"/>
+          <w:color w:val="000000"/>
+          <w:kern w:val="0"/>
+          <w:sz w:val="24"/>
+          <w:szCs w:val="24"/>
+          <w14:ligatures w14:val="none"/>
+        </w:rPr>
+      </w:pPr>
+      <w:r>
+        <w:rPr>
+          <w:rFonts w:ascii="Arial" w:eastAsia="宋体" w:hAnsi="Arial" w:cs="Arial"/>
+          <w:color w:val="000000"/>
+          <w:kern w:val="0"/>
+          <w:sz w:val="24"/>
+          <w:szCs w:val="24"/>
+          <w14:ligatures w14:val="none"/>
+        </w:rPr>
+        <w:t>The current monolithic design can be migrated to microservices if the platform expands to multiple campuses.</w:t>
+      </w:r>
+    </w:p>
+    <w:p>
+      <w:pPr>
+        <w:widowControl/>
+        <w:numPr>
+          <w:ilvl w:val="0"/>
+          <w:numId w:val="7"/>
+        </w:numPr>
+        <w:spacing w:line="360" w:lineRule="atLeast"/>
+        <w:jc w:val="left"/>
+        <w:rPr>
+          <w:rFonts w:ascii="Arial" w:eastAsia="宋体" w:hAnsi="Arial" w:cs="Arial"/>
+          <w:color w:val="000000"/>
+          <w:kern w:val="0"/>
+          <w:sz w:val="24"/>
+          <w:szCs w:val="24"/>
+          <w14:ligatures w14:val="none"/>
+        </w:rPr>
+      </w:pPr>
+      <w:r>
+        <w:rPr>
+          <w:rFonts w:ascii="Arial" w:eastAsia="宋体" w:hAnsi="Arial" w:cs="Arial"/>
+          <w:color w:val="000000"/>
+          <w:kern w:val="0"/>
+          <w:sz w:val="24"/>
+          <w:szCs w:val="24"/>
+          <w14:ligatures w14:val="none"/>
+        </w:rPr>
+        <w:t>Additional non-functional testing (load testing, accessibility auditing) would be required before full production deployment.</w:t>
+      </w:r>
+    </w:p>
+    <w:p>
+      <w:pPr>
+        <w:widowControl/>
+        <w:numPr>
+          <w:ilvl w:val="0"/>
+          <w:numId w:val="7"/>
+        </w:numPr>
+        <w:spacing w:line="360" w:lineRule="atLeast"/>
+        <w:jc w:val="left"/>
+        <w:rPr>
+          <w:rFonts w:ascii="Arial" w:eastAsia="宋体" w:hAnsi="Arial" w:cs="Arial"/>
+          <w:color w:val="000000"/>
+          <w:kern w:val="0"/>
+          <w:sz w:val="24"/>
+          <w:szCs w:val="24"/>
+          <w14:ligatures w14:val="none"/>
+        </w:rPr>
+      </w:pPr>
+      <w:r>
+        <w:rPr>
+          <w:rFonts w:ascii="Arial" w:eastAsia="宋体" w:hAnsi="Arial" w:cs="Arial"/>
+          <w:color w:val="000000"/>
+          <w:kern w:val="0"/>
+          <w:sz w:val="24"/>
+          <w:szCs w:val="24"/>
+          <w14:ligatures w14:val="none"/>
+        </w:rPr>
+        <w:t>Integration with campus single-sign-on (SSO) would improve onboarding but was excluded from the initial prototype scope.</w:t>
+      </w:r>
+    </w:p>
+    <w:p>
+      <w:pPr>
+        <w:widowControl/>
+        <w:spacing w:line="360" w:lineRule="atLeast"/>
+        <w:jc w:val="left"/>
+        <w:rPr>
+          <w:rFonts w:ascii="宋体" w:eastAsia="宋体" w:hAnsi="宋体" w:cs="宋体"/>
+          <w:kern w:val="0"/>
+          <w:sz w:val="24"/>
+          <w:szCs w:val="24"/>
+          <w14:ligatures w14:val="none"/>
+        </w:rPr>
+      </w:pPr>
+      <w:r>
+        <w:rPr>
+          <w:rFonts w:ascii="宋体" w:eastAsia="宋体" w:hAnsi="宋体" w:cs="宋体"/>
+          <w:kern w:val="0"/>
+          <w:sz w:val="24"/>
+          <w:szCs w:val="24"/>
+          <w14:ligatures w14:val="none"/>
+        </w:rPr>
+        <w:pict w14:anchorId="4A250468">
+          <v:rect id="_x0000_i1027" style="width:0;height:1.5pt" o:hralign="center" o:hrstd="t" o:hrnoshade="t" o:hr="t" fillcolor="black" stroked="f"/>
+        </w:pict>
+      </w:r>
+    </w:p>
+    <w:p>
+      <w:pPr>
+        <w:widowControl/>
+        <w:spacing w:line="360" w:lineRule="atLeast"/>
+        <w:jc w:val="left"/>
+        <w:rPr>
+          <w:rFonts w:ascii="宋体" w:eastAsia="宋体" w:hAnsi="宋体" w:cs="宋体"/>
+          <w:kern w:val="0"/>
+          <w:sz w:val="24"/>
+          <w:szCs w:val="24"/>
+          <w14:ligatures w14:val="none"/>
+        </w:rPr>
+      </w:pPr>
+    </w:p>
+    <w:p>
+      <w:pPr>
+        <w:widowControl/>
+        <w:spacing w:line="360" w:lineRule="atLeast"/>
+        <w:jc w:val="left"/>
+        <w:rPr>
+          <w:rFonts w:ascii="宋体" w:eastAsia="宋体" w:hAnsi="宋体" w:cs="宋体"/>
+          <w:kern w:val="0"/>
+          <w:sz w:val="24"/>
+          <w:szCs w:val="24"/>
+          <w14:ligatures w14:val="none"/>
+        </w:rPr>
+      </w:pPr>
+    </w:p>
+    <w:p>
+      <w:pPr>
+        <w:widowControl/>
+        <w:spacing w:line="360" w:lineRule="atLeast"/>
+        <w:jc w:val="left"/>
+        <w:rPr>
+          <w:rFonts w:ascii="宋体" w:eastAsia="宋体" w:hAnsi="宋体" w:cs="宋体"/>
+          <w:kern w:val="0"/>
+          <w:sz w:val="24"/>
+          <w:szCs w:val="24"/>
+          <w14:ligatures w14:val="none"/>
+        </w:rPr>
+      </w:pPr>
+    </w:p>
+    <w:p>
+      <w:pPr>
+        <w:widowControl/>
+        <w:spacing w:line="360" w:lineRule="atLeast"/>
+        <w:jc w:val="left"/>
+        <w:rPr>
+          <w:rFonts w:ascii="宋体" w:eastAsia="宋体" w:hAnsi="宋体" w:cs="宋体"/>
+          <w:kern w:val="0"/>
+          <w:sz w:val="24"/>
+          <w:szCs w:val="24"/>
+          <w14:ligatures w14:val="none"/>
+        </w:rPr>
+      </w:pPr>
+    </w:p>
+    <w:p>
+      <w:pPr>
+        <w:widowControl/>
+        <w:spacing w:line="360" w:lineRule="atLeast"/>
+        <w:jc w:val="left"/>
+        <w:rPr>
+          <w:rFonts w:ascii="宋体" w:eastAsia="宋体" w:hAnsi="宋体" w:cs="宋体"/>
+          <w:kern w:val="0"/>
+          <w:sz w:val="24"/>
+          <w:szCs w:val="24"/>
+          <w14:ligatures w14:val="none"/>
+        </w:rPr>
+      </w:pPr>
+    </w:p>
+    <w:p>
+      <w:pPr>
+        <w:widowControl/>
+        <w:spacing w:line="360" w:lineRule="atLeast"/>
+        <w:jc w:val="left"/>
+        <w:rPr>
+          <w:rFonts w:ascii="宋体" w:eastAsia="宋体" w:hAnsi="宋体" w:cs="宋体"/>
+          <w:kern w:val="0"/>
+          <w:sz w:val="24"/>
+          <w:szCs w:val="24"/>
+          <w14:ligatures w14:val="none"/>
+        </w:rPr>
+      </w:pPr>
+    </w:p>
+    <w:p>
+      <w:pPr>
+        <w:widowControl/>
+        <w:spacing w:line="360" w:lineRule="atLeast"/>
+        <w:jc w:val="left"/>
+        <w:rPr>
+          <w:rFonts w:ascii="Arial" w:eastAsia="宋体" w:hAnsi="Arial" w:cs="Arial" w:hint="eastAsia"/>
+          <w:kern w:val="0"/>
+          <w:sz w:val="24"/>
+          <w:szCs w:val="24"/>
+          <w14:ligatures w14:val="none"/>
+        </w:rPr>
+      </w:pPr>
+    </w:p>
+    <w:p>
+      <w:pPr>
+        <w:widowControl/>
+        <w:spacing w:line="360" w:lineRule="atLeast"/>
+        <w:jc w:val="left"/>
+        <w:outlineLvl w:val="1"/>
+        <w:rPr>
+          <w:rFonts w:ascii="Arial" w:eastAsia="宋体" w:hAnsi="Arial" w:cs="Arial"/>
+          <w:color w:val="000000"/>
+          <w:kern w:val="0"/>
+          <w:sz w:val="24"/>
+          <w:szCs w:val="24"/>
+          <w14:ligatures w14:val="none"/>
+        </w:rPr>
+      </w:pPr>
+      <w:r>
+        <w:rPr>
+          <w:rFonts w:ascii="Arial" w:eastAsia="宋体" w:hAnsi="Arial" w:cs="Arial" w:hint="eastAsia"/>
+          <w:color w:val="000000"/>
+          <w:kern w:val="0"/>
+          <w:sz w:val="24"/>
+          <w:szCs w:val="24"/>
+          <w14:ligatures w14:val="none"/>
+        </w:rPr>
+        <w:t>5</w:t>
+      </w:r>
+      <w:r>
+        <w:rPr>
+          <w:rFonts w:ascii="Arial" w:eastAsia="宋体" w:hAnsi="Arial" w:cs="Arial"/>
+          <w:color w:val="000000"/>
+          <w:kern w:val="0"/>
+          <w:sz w:val="24"/>
+          <w:szCs w:val="24"/>
+          <w14:ligatures w14:val="none"/>
+        </w:rPr>
+        <w:t>. Testing Strategy</w:t>
+      </w:r>
+    </w:p>
+    <w:p>
+      <w:pPr>
+        <w:widowControl/>
+        <w:spacing w:line="360" w:lineRule="atLeast"/>
+        <w:jc w:val="left"/>
+        <w:rPr>
+          <w:rFonts w:ascii="Arial" w:eastAsia="宋体" w:hAnsi="Arial" w:cs="Arial"/>
+          <w:color w:val="000000"/>
+          <w:kern w:val="0"/>
+          <w:sz w:val="24"/>
+          <w:szCs w:val="24"/>
+          <w14:ligatures w14:val="none"/>
+        </w:rPr>
+      </w:pPr>
+      <w:r>
+        <w:rPr>
+          <w:rFonts w:ascii="Arial" w:eastAsia="宋体" w:hAnsi="Arial" w:cs="Arial"/>
+          <w:color w:val="000000"/>
+          <w:kern w:val="0"/>
+          <w:sz w:val="24"/>
+          <w:szCs w:val="24"/>
+          <w14:ligatures w14:val="none"/>
+        </w:rPr>
+        <w:t>A three-tier testing strategy is defined to ensure system quality:</w:t>
+      </w:r>
+    </w:p>
+    <w:p>
+      <w:pPr>
+        <w:widowControl/>
+        <w:numPr>
+          <w:ilvl w:val="0"/>
+          <w:numId w:val="8"/>
+        </w:numPr>
+        <w:spacing w:line="360" w:lineRule="atLeast"/>
+        <w:jc w:val="left"/>
+        <w:rPr>
+          <w:rFonts w:ascii="Arial" w:eastAsia="宋体" w:hAnsi="Arial" w:cs="Arial"/>
+          <w:color w:val="000000"/>
+          <w:kern w:val="0"/>
+          <w:sz w:val="24"/>
+          <w:szCs w:val="24"/>
+          <w14:ligatures w14:val="none"/>
+        </w:rPr>
+      </w:pPr>
+      <w:r>
+        <w:rPr>
+          <w:rFonts w:ascii="Arial" w:eastAsia="宋体" w:hAnsi="Arial" w:cs="Arial"/>
+          <w:color w:val="000000"/>
+          <w:kern w:val="0"/>
+          <w:sz w:val="24"/>
+          <w:szCs w:val="24"/>
+          <w14:ligatures w14:val="none"/>
+        </w:rPr>
+        <w:t>Unit Testing: All domain class methods are tested with normal, edge, and exception cases as documented above. Target code coverage for core business logic is ≥ 85%.</w:t>
+      </w:r>
+    </w:p>
+    <w:p>
+      <w:pPr>
+        <w:widowControl/>
+        <w:numPr>
+          <w:ilvl w:val="0"/>
+          <w:numId w:val="8"/>
+        </w:numPr>
+        <w:spacing w:line="360" w:lineRule="atLeast"/>
+        <w:jc w:val="left"/>
+        <w:rPr>
+          <w:rFonts w:ascii="Arial" w:eastAsia="宋体" w:hAnsi="Arial" w:cs="Arial"/>
+          <w:color w:val="000000"/>
+          <w:kern w:val="0"/>
+          <w:sz w:val="24"/>
+          <w:szCs w:val="24"/>
+          <w14:ligatures w14:val="none"/>
+        </w:rPr>
+      </w:pPr>
+      <w:r>
+        <w:rPr>
+          <w:rFonts w:ascii="Arial" w:eastAsia="宋体" w:hAnsi="Arial" w:cs="Arial"/>
+          <w:color w:val="000000"/>
+          <w:kern w:val="0"/>
+          <w:sz w:val="24"/>
+          <w:szCs w:val="24"/>
+          <w14:ligatures w14:val="none"/>
+        </w:rPr>
+        <w:t>Integration Testing: Tests validate interactions between layers, particularly API controller → business service and service → repository workflows.</w:t>
+      </w:r>
+    </w:p>
+    <w:p>
+      <w:pPr>
+        <w:widowControl/>
+        <w:numPr>
+          <w:ilvl w:val="0"/>
+          <w:numId w:val="8"/>
+        </w:numPr>
+        <w:spacing w:line="360" w:lineRule="atLeast"/>
+        <w:jc w:val="left"/>
+        <w:rPr>
+          <w:rFonts w:ascii="Arial" w:eastAsia="宋体" w:hAnsi="Arial" w:cs="Arial"/>
+          <w:color w:val="000000"/>
+          <w:kern w:val="0"/>
+          <w:sz w:val="24"/>
+          <w:szCs w:val="24"/>
+          <w14:ligatures w14:val="none"/>
+        </w:rPr>
+      </w:pPr>
+      <w:r>
+        <w:rPr>
+          <w:rFonts w:ascii="Arial" w:eastAsia="宋体" w:hAnsi="Arial" w:cs="Arial"/>
+          <w:color w:val="000000"/>
+          <w:kern w:val="0"/>
+          <w:sz w:val="24"/>
+          <w:szCs w:val="24"/>
+          <w14:ligatures w14:val="none"/>
+        </w:rPr>
+        <w:t>Acceptance Testing: End-to-end tests verify each functional requirement against its defined acceptance criteria from CW1.</w:t>
+      </w:r>
+    </w:p>
+    <w:p>
+      <w:pPr>
+        <w:widowControl/>
+        <w:spacing w:line="360" w:lineRule="atLeast"/>
+        <w:jc w:val="left"/>
+        <w:rPr>
+          <w:rFonts w:ascii="Arial" w:eastAsia="宋体" w:hAnsi="Arial" w:cs="Arial"/>
+          <w:kern w:val="0"/>
+          <w:sz w:val="24"/>
+          <w:szCs w:val="24"/>
+          <w14:ligatures w14:val="none"/>
+        </w:rPr>
+      </w:pPr>
+      <w:r>
+        <w:rPr>
+          <w:rFonts w:ascii="宋体" w:eastAsia="宋体" w:hAnsi="宋体" w:cs="宋体"/>
+          <w:kern w:val="0"/>
+          <w:sz w:val="24"/>
+          <w:szCs w:val="24"/>
+          <w14:ligatures w14:val="none"/>
+        </w:rPr>
+        <w:pict w14:anchorId="0926ECC4">
+          <v:rect id="_x0000_i1028" style="width:0;height:1.5pt" o:hralign="center" o:hrstd="t" o:hrnoshade="t" o:hr="t" fillcolor="black" stroked="f"/>
+        </w:pict>
+      </w:r>
+    </w:p>
+    <w:p>
+      <w:pPr>
+        <w:widowControl/>
+        <w:spacing w:line="360" w:lineRule="atLeast"/>
+        <w:jc w:val="left"/>
+        <w:outlineLvl w:val="2"/>
+        <w:rPr>
+          <w:rFonts w:ascii="Arial" w:eastAsia="宋体" w:hAnsi="Arial" w:cs="Arial"/>
+          <w:color w:val="000000"/>
+          <w:kern w:val="0"/>
+          <w:sz w:val="24"/>
+          <w:szCs w:val="24"/>
+          <w14:ligatures w14:val="none"/>
+        </w:rPr>
+      </w:pPr>
+      <w:r>
+        <w:rPr>
+          <w:rFonts w:ascii="Arial" w:eastAsia="宋体" w:hAnsi="Arial" w:cs="Arial"/>
+          <w:color w:val="000000"/>
+          <w:kern w:val="0"/>
+          <w:sz w:val="24"/>
+          <w:szCs w:val="24"/>
+          <w14:ligatures w14:val="none"/>
+        </w:rPr>
+        <w:t>References</w:t>
+      </w:r>
+    </w:p>
+    <w:p>
+      <w:pPr>
+        <w:widowControl/>
+        <w:numPr>
+          <w:ilvl w:val="0"/>
+          <w:numId w:val="9"/>
+        </w:numPr>
+        <w:spacing w:line="360" w:lineRule="atLeast"/>
+        <w:jc w:val="left"/>
+        <w:rPr>
+          <w:rFonts w:ascii="Arial" w:eastAsia="宋体" w:hAnsi="Arial" w:cs="Arial"/>
+          <w:color w:val="000000"/>
+          <w:kern w:val="0"/>
+          <w:sz w:val="24"/>
+          <w:szCs w:val="24"/>
+          <w14:ligatures w14:val="none"/>
+        </w:rPr>
+      </w:pPr>
+      <w:r>
+        <w:rPr>
+          <w:rFonts w:ascii="Arial" w:eastAsia="宋体" w:hAnsi="Arial" w:cs="Arial"/>
+          <w:color w:val="000000"/>
+          <w:kern w:val="0"/>
+          <w:sz w:val="24"/>
+          <w:szCs w:val="24"/>
+          <w14:ligatures w14:val="none"/>
+        </w:rPr>
+        <w:t xml:space="preserve">Martin, R. C. (2018). </w:t>
+      </w:r>
+      <w:r>
+        <w:rPr>
+          <w:rFonts w:ascii="Arial" w:eastAsia="宋体" w:hAnsi="Arial" w:cs="Arial"/>
+          <w:i/>
+          <w:iCs/>
+          <w:color w:val="000000"/>
+          <w:kern w:val="0"/>
+          <w:sz w:val="24"/>
+          <w:szCs w:val="24"/>
+          <w14:ligatures w14:val="none"/>
+        </w:rPr>
+        <w:t>Clean Architecture: A Craftsman's Guide to Software Structure and Design</w:t>
+      </w:r>
+      <w:r>
+        <w:rPr>
+          <w:rFonts w:ascii="Arial" w:eastAsia="宋体" w:hAnsi="Arial" w:cs="Arial"/>
+          <w:color w:val="000000"/>
+          <w:kern w:val="0"/>
+          <w:sz w:val="24"/>
+          <w:szCs w:val="24"/>
+          <w14:ligatures w14:val="none"/>
+        </w:rPr>
+        <w:t>. Prentice Hall.</w:t>
+      </w:r>
+    </w:p>
+    <w:p>
+      <w:pPr>
+        <w:widowControl/>
+        <w:numPr>
+          <w:ilvl w:val="0"/>
+          <w:numId w:val="9"/>
+        </w:numPr>
+        <w:spacing w:line="360" w:lineRule="atLeast"/>
+        <w:jc w:val="left"/>
+        <w:rPr>
+          <w:rFonts w:ascii="Arial" w:eastAsia="宋体" w:hAnsi="Arial" w:cs="Arial"/>
+          <w:color w:val="000000"/>
+          <w:kern w:val="0"/>
+          <w:sz w:val="24"/>
+          <w:szCs w:val="24"/>
+          <w14:ligatures w14:val="none"/>
+        </w:rPr>
+      </w:pPr>
+      <w:r>
+        <w:rPr>
+          <w:rFonts w:ascii="Arial" w:eastAsia="宋体" w:hAnsi="Arial" w:cs="Arial"/>
+          <w:color w:val="000000"/>
+          <w:kern w:val="0"/>
+          <w:sz w:val="24"/>
+          <w:szCs w:val="24"/>
+          <w14:ligatures w14:val="none"/>
+        </w:rPr>
+        <w:t xml:space="preserve">Fowler, M. (2002). </w:t>
+      </w:r>
+      <w:r>
+        <w:rPr>
+          <w:rFonts w:ascii="Arial" w:eastAsia="宋体" w:hAnsi="Arial" w:cs="Arial"/>
+          <w:i/>
+          <w:iCs/>
+          <w:color w:val="000000"/>
+          <w:kern w:val="0"/>
+          <w:sz w:val="24"/>
+          <w:szCs w:val="24"/>
+          <w14:ligatures w14:val="none"/>
+        </w:rPr>
+        <w:t>Patterns of Enterprise Application Architecture</w:t>
+      </w:r>
+      <w:r>
+        <w:rPr>
+          <w:rFonts w:ascii="Arial" w:eastAsia="宋体" w:hAnsi="Arial" w:cs="Arial"/>
+          <w:color w:val="000000"/>
+          <w:kern w:val="0"/>
+          <w:sz w:val="24"/>
+          <w:szCs w:val="24"/>
+          <w14:ligatures w14:val="none"/>
+        </w:rPr>
+        <w:t>. Addison-Wesley.</w:t>
+      </w:r>
+    </w:p>
+    <w:p>
+      <w:pPr>
+        <w:widowControl/>
+        <w:numPr>
+          <w:ilvl w:val="0"/>
+          <w:numId w:val="9"/>
+        </w:numPr>
+        <w:spacing w:line="360" w:lineRule="atLeast"/>
+        <w:jc w:val="left"/>
+        <w:rPr>
+          <w:rFonts w:ascii="Arial" w:eastAsia="宋体" w:hAnsi="Arial" w:cs="Arial"/>
+          <w:color w:val="000000"/>
+          <w:kern w:val="0"/>
+          <w:sz w:val="24"/>
+          <w:szCs w:val="24"/>
+          <w14:ligatures w14:val="none"/>
+        </w:rPr>
+      </w:pPr>
+      <w:r>
+        <w:rPr>
+          <w:rFonts w:ascii="Arial" w:eastAsia="宋体" w:hAnsi="Arial" w:cs="Arial"/>
+          <w:color w:val="000000"/>
+          <w:kern w:val="0"/>
+          <w:sz w:val="24"/>
+          <w:szCs w:val="24"/>
+          <w14:ligatures w14:val="none"/>
+        </w:rPr>
+        <w:t xml:space="preserve">Myers, G. J., Sandler, C., &amp; Badgett, T. (2011). </w:t>
+      </w:r>
+      <w:r>
+        <w:rPr>
+          <w:rFonts w:ascii="Arial" w:eastAsia="宋体" w:hAnsi="Arial" w:cs="Arial"/>
+          <w:i/>
+          <w:iCs/>
+          <w:color w:val="000000"/>
+          <w:kern w:val="0"/>
+          <w:sz w:val="24"/>
+          <w:szCs w:val="24"/>
+          <w14:ligatures w14:val="none"/>
+        </w:rPr>
+        <w:t>The Art of Software Testing</w:t>
+      </w:r>
+      <w:r>
+        <w:rPr>
+          <w:rFonts w:ascii="Arial" w:eastAsia="宋体" w:hAnsi="Arial" w:cs="Arial"/>
+          <w:color w:val="000000"/>
+          <w:kern w:val="0"/>
+          <w:sz w:val="24"/>
+          <w:szCs w:val="24"/>
+          <w14:ligatures w14:val="none"/>
+        </w:rPr>
+        <w:t xml:space="preserve"> (3rd ed.). Wiley.</w:t>
+      </w:r>
+    </w:p>
+    <w:p>
+      <w:pPr>
+        <w:widowControl/>
+        <w:jc w:val="left"/>
+        <w:rPr>
+          <w:rFonts w:hint="eastAsia"/>
+          <w:b/>
+          <w:bCs/>
+          <w:sz w:val="24"/>
+          <w:szCs w:val="24"/>
+        </w:rPr>
+      </w:pPr>
+    </w:p>
     <w:sectPr>
       <w:pgSz w:w="11906" w:h="16838"/>
       <w:pgMar w:top="1440" w:right="1800" w:bottom="1440" w:left="1800" w:header="851" w:footer="992" w:gutter="0"/>
@@ -391,6 +4843,1127 @@
     </w:sectPr>
   </w:body>
 </w:document>
+</file>
+
+<file path=word/numbering.xml><?xml version="1.0" encoding="utf-8"?>
+<w:numbering xmlns:wpc="http://schemas.microsoft.com/office/word/2010/wordprocessingCanvas" xmlns:cx="http://schemas.microsoft.com/office/drawing/2014/chartex" xmlns:cx1="http://schemas.microsoft.com/office/drawing/2015/9/8/chartex" xmlns:cx2="http://schemas.microsoft.com/office/drawing/2015/10/21/chartex" xmlns:cx3="http://schemas.microsoft.com/office/drawing/2016/5/9/chartex" xmlns:cx4="http://schemas.microsoft.com/office/drawing/2016/5/10/chartex" xmlns:cx5="http://schemas.microsoft.com/office/drawing/2016/5/11/chartex" xmlns:cx6="http://schemas.microsoft.com/office/drawing/2016/5/12/chartex" xmlns:cx7="http://schemas.microsoft.com/office/drawing/2016/5/13/chartex" xmlns:cx8="http://schemas.microsoft.com/office/drawing/2016/5/14/chartex" xmlns:mc="http://schemas.openxmlformats.org/markup-compatibility/2006" xmlns:aink="http://schemas.microsoft.com/office/drawing/2016/ink" xmlns:am3d="http://schemas.microsoft.com/office/drawing/2017/model3d" xmlns:o="urn:schemas-microsoft-com:office:office" xmlns:oel="http://schemas.microsoft.com/office/2019/extlst" xmlns:r="http://schemas.openxmlformats.org/officeDocument/2006/relationships" xmlns:m="http://schemas.openxmlformats.org/officeDocument/2006/math" xmlns:v="urn:schemas-microsoft-com:vml" xmlns:wp14="http://schemas.microsoft.com/office/word/2010/wordprocessingDrawing" xmlns:wp="http://schemas.openxmlformats.org/drawingml/2006/wordprocessingDrawing" xmlns:w10="urn:schemas-microsoft-com:office:word" xmlns:w="http://schemas.openxmlformats.org/wordprocessingml/2006/main" xmlns:w14="http://schemas.microsoft.com/office/word/2010/wordml" xmlns:w15="http://schemas.microsoft.com/office/word/2012/wordml" xmlns:w16cex="http://schemas.microsoft.com/office/word/2018/wordml/cex" xmlns:w16cid="http://schemas.microsoft.com/office/word/2016/wordml/cid" xmlns:w16="http://schemas.microsoft.com/office/word/2018/wordml" xmlns:w16du="http://schemas.microsoft.com/office/word/2023/wordml/word16du" xmlns:w16sdtdh="http://schemas.microsoft.com/office/word/2020/wordml/sdtdatahash" xmlns:w16sdtfl="http://schemas.microsoft.com/office/word/2024/wordml/sdtformatlock" xmlns:w16se="http://schemas.microsoft.com/office/word/2015/wordml/symex" xmlns:wpg="http://schemas.microsoft.com/office/word/2010/wordprocessingGroup" xmlns:wpi="http://schemas.microsoft.com/office/word/2010/wordprocessingInk" xmlns:wne="http://schemas.microsoft.com/office/word/2006/wordml" xmlns:wps="http://schemas.microsoft.com/office/word/2010/wordprocessingShape" mc:Ignorable="w14 w15 w16se w16cid w16 w16cex w16sdtdh w16sdtfl w16du wp14">
+  <w:abstractNum w:abstractNumId="0" w15:restartNumberingAfterBreak="0">
+    <w:nsid w:val="06B031DC"/>
+    <w:multiLevelType w:val="multilevel"/>
+    <w:tmpl w:val="036EF7CE"/>
+    <w:lvl w:ilvl="0">
+      <w:start w:val="1"/>
+      <w:numFmt w:val="bullet"/>
+      <w:lvlText w:val=""/>
+      <w:lvlJc w:val="left"/>
+      <w:pPr>
+        <w:tabs>
+          <w:tab w:val="num" w:pos="720"/>
+        </w:tabs>
+        <w:ind w:left="720" w:hanging="360"/>
+      </w:pPr>
+      <w:rPr>
+        <w:rFonts w:ascii="Symbol" w:hAnsi="Symbol" w:hint="default"/>
+        <w:sz w:val="20"/>
+      </w:rPr>
+    </w:lvl>
+    <w:lvl w:ilvl="1" w:tentative="1">
+      <w:start w:val="1"/>
+      <w:numFmt w:val="bullet"/>
+      <w:lvlText w:val="o"/>
+      <w:lvlJc w:val="left"/>
+      <w:pPr>
+        <w:tabs>
+          <w:tab w:val="num" w:pos="1440"/>
+        </w:tabs>
+        <w:ind w:left="1440" w:hanging="360"/>
+      </w:pPr>
+      <w:rPr>
+        <w:rFonts w:ascii="Courier New" w:hAnsi="Courier New" w:hint="default"/>
+        <w:sz w:val="20"/>
+      </w:rPr>
+    </w:lvl>
+    <w:lvl w:ilvl="2" w:tentative="1">
+      <w:start w:val="1"/>
+      <w:numFmt w:val="bullet"/>
+      <w:lvlText w:val=""/>
+      <w:lvlJc w:val="left"/>
+      <w:pPr>
+        <w:tabs>
+          <w:tab w:val="num" w:pos="2160"/>
+        </w:tabs>
+        <w:ind w:left="2160" w:hanging="360"/>
+      </w:pPr>
+      <w:rPr>
+        <w:rFonts w:ascii="Wingdings" w:hAnsi="Wingdings" w:hint="default"/>
+        <w:sz w:val="20"/>
+      </w:rPr>
+    </w:lvl>
+    <w:lvl w:ilvl="3" w:tentative="1">
+      <w:start w:val="1"/>
+      <w:numFmt w:val="bullet"/>
+      <w:lvlText w:val=""/>
+      <w:lvlJc w:val="left"/>
+      <w:pPr>
+        <w:tabs>
+          <w:tab w:val="num" w:pos="2880"/>
+        </w:tabs>
+        <w:ind w:left="2880" w:hanging="360"/>
+      </w:pPr>
+      <w:rPr>
+        <w:rFonts w:ascii="Wingdings" w:hAnsi="Wingdings" w:hint="default"/>
+        <w:sz w:val="20"/>
+      </w:rPr>
+    </w:lvl>
+    <w:lvl w:ilvl="4" w:tentative="1">
+      <w:start w:val="1"/>
+      <w:numFmt w:val="bullet"/>
+      <w:lvlText w:val=""/>
+      <w:lvlJc w:val="left"/>
+      <w:pPr>
+        <w:tabs>
+          <w:tab w:val="num" w:pos="3600"/>
+        </w:tabs>
+        <w:ind w:left="3600" w:hanging="360"/>
+      </w:pPr>
+      <w:rPr>
+        <w:rFonts w:ascii="Wingdings" w:hAnsi="Wingdings" w:hint="default"/>
+        <w:sz w:val="20"/>
+      </w:rPr>
+    </w:lvl>
+    <w:lvl w:ilvl="5" w:tentative="1">
+      <w:start w:val="1"/>
+      <w:numFmt w:val="bullet"/>
+      <w:lvlText w:val=""/>
+      <w:lvlJc w:val="left"/>
+      <w:pPr>
+        <w:tabs>
+          <w:tab w:val="num" w:pos="4320"/>
+        </w:tabs>
+        <w:ind w:left="4320" w:hanging="360"/>
+      </w:pPr>
+      <w:rPr>
+        <w:rFonts w:ascii="Wingdings" w:hAnsi="Wingdings" w:hint="default"/>
+        <w:sz w:val="20"/>
+      </w:rPr>
+    </w:lvl>
+    <w:lvl w:ilvl="6" w:tentative="1">
+      <w:start w:val="1"/>
+      <w:numFmt w:val="bullet"/>
+      <w:lvlText w:val=""/>
+      <w:lvlJc w:val="left"/>
+      <w:pPr>
+        <w:tabs>
+          <w:tab w:val="num" w:pos="5040"/>
+        </w:tabs>
+        <w:ind w:left="5040" w:hanging="360"/>
+      </w:pPr>
+      <w:rPr>
+        <w:rFonts w:ascii="Wingdings" w:hAnsi="Wingdings" w:hint="default"/>
+        <w:sz w:val="20"/>
+      </w:rPr>
+    </w:lvl>
+    <w:lvl w:ilvl="7" w:tentative="1">
+      <w:start w:val="1"/>
+      <w:numFmt w:val="bullet"/>
+      <w:lvlText w:val=""/>
+      <w:lvlJc w:val="left"/>
+      <w:pPr>
+        <w:tabs>
+          <w:tab w:val="num" w:pos="5760"/>
+        </w:tabs>
+        <w:ind w:left="5760" w:hanging="360"/>
+      </w:pPr>
+      <w:rPr>
+        <w:rFonts w:ascii="Wingdings" w:hAnsi="Wingdings" w:hint="default"/>
+        <w:sz w:val="20"/>
+      </w:rPr>
+    </w:lvl>
+    <w:lvl w:ilvl="8" w:tentative="1">
+      <w:start w:val="1"/>
+      <w:numFmt w:val="bullet"/>
+      <w:lvlText w:val=""/>
+      <w:lvlJc w:val="left"/>
+      <w:pPr>
+        <w:tabs>
+          <w:tab w:val="num" w:pos="6480"/>
+        </w:tabs>
+        <w:ind w:left="6480" w:hanging="360"/>
+      </w:pPr>
+      <w:rPr>
+        <w:rFonts w:ascii="Wingdings" w:hAnsi="Wingdings" w:hint="default"/>
+        <w:sz w:val="20"/>
+      </w:rPr>
+    </w:lvl>
+  </w:abstractNum>
+  <w:abstractNum w:abstractNumId="1" w15:restartNumberingAfterBreak="0">
+    <w:nsid w:val="0DF80586"/>
+    <w:multiLevelType w:val="multilevel"/>
+    <w:tmpl w:val="3A5A0264"/>
+    <w:lvl w:ilvl="0">
+      <w:start w:val="1"/>
+      <w:numFmt w:val="decimal"/>
+      <w:lvlText w:val="%1."/>
+      <w:lvlJc w:val="left"/>
+      <w:pPr>
+        <w:tabs>
+          <w:tab w:val="num" w:pos="720"/>
+        </w:tabs>
+        <w:ind w:left="720" w:hanging="360"/>
+      </w:pPr>
+    </w:lvl>
+    <w:lvl w:ilvl="1" w:tentative="1">
+      <w:start w:val="1"/>
+      <w:numFmt w:val="decimal"/>
+      <w:lvlText w:val="%2."/>
+      <w:lvlJc w:val="left"/>
+      <w:pPr>
+        <w:tabs>
+          <w:tab w:val="num" w:pos="1440"/>
+        </w:tabs>
+        <w:ind w:left="1440" w:hanging="360"/>
+      </w:pPr>
+    </w:lvl>
+    <w:lvl w:ilvl="2" w:tentative="1">
+      <w:start w:val="1"/>
+      <w:numFmt w:val="decimal"/>
+      <w:lvlText w:val="%3."/>
+      <w:lvlJc w:val="left"/>
+      <w:pPr>
+        <w:tabs>
+          <w:tab w:val="num" w:pos="2160"/>
+        </w:tabs>
+        <w:ind w:left="2160" w:hanging="360"/>
+      </w:pPr>
+    </w:lvl>
+    <w:lvl w:ilvl="3" w:tentative="1">
+      <w:start w:val="1"/>
+      <w:numFmt w:val="decimal"/>
+      <w:lvlText w:val="%4."/>
+      <w:lvlJc w:val="left"/>
+      <w:pPr>
+        <w:tabs>
+          <w:tab w:val="num" w:pos="2880"/>
+        </w:tabs>
+        <w:ind w:left="2880" w:hanging="360"/>
+      </w:pPr>
+    </w:lvl>
+    <w:lvl w:ilvl="4" w:tentative="1">
+      <w:start w:val="1"/>
+      <w:numFmt w:val="decimal"/>
+      <w:lvlText w:val="%5."/>
+      <w:lvlJc w:val="left"/>
+      <w:pPr>
+        <w:tabs>
+          <w:tab w:val="num" w:pos="3600"/>
+        </w:tabs>
+        <w:ind w:left="3600" w:hanging="360"/>
+      </w:pPr>
+    </w:lvl>
+    <w:lvl w:ilvl="5" w:tentative="1">
+      <w:start w:val="1"/>
+      <w:numFmt w:val="decimal"/>
+      <w:lvlText w:val="%6."/>
+      <w:lvlJc w:val="left"/>
+      <w:pPr>
+        <w:tabs>
+          <w:tab w:val="num" w:pos="4320"/>
+        </w:tabs>
+        <w:ind w:left="4320" w:hanging="360"/>
+      </w:pPr>
+    </w:lvl>
+    <w:lvl w:ilvl="6" w:tentative="1">
+      <w:start w:val="1"/>
+      <w:numFmt w:val="decimal"/>
+      <w:lvlText w:val="%7."/>
+      <w:lvlJc w:val="left"/>
+      <w:pPr>
+        <w:tabs>
+          <w:tab w:val="num" w:pos="5040"/>
+        </w:tabs>
+        <w:ind w:left="5040" w:hanging="360"/>
+      </w:pPr>
+    </w:lvl>
+    <w:lvl w:ilvl="7" w:tentative="1">
+      <w:start w:val="1"/>
+      <w:numFmt w:val="decimal"/>
+      <w:lvlText w:val="%8."/>
+      <w:lvlJc w:val="left"/>
+      <w:pPr>
+        <w:tabs>
+          <w:tab w:val="num" w:pos="5760"/>
+        </w:tabs>
+        <w:ind w:left="5760" w:hanging="360"/>
+      </w:pPr>
+    </w:lvl>
+    <w:lvl w:ilvl="8" w:tentative="1">
+      <w:start w:val="1"/>
+      <w:numFmt w:val="decimal"/>
+      <w:lvlText w:val="%9."/>
+      <w:lvlJc w:val="left"/>
+      <w:pPr>
+        <w:tabs>
+          <w:tab w:val="num" w:pos="6480"/>
+        </w:tabs>
+        <w:ind w:left="6480" w:hanging="360"/>
+      </w:pPr>
+    </w:lvl>
+  </w:abstractNum>
+  <w:abstractNum w:abstractNumId="2" w15:restartNumberingAfterBreak="0">
+    <w:nsid w:val="10B9324D"/>
+    <w:multiLevelType w:val="multilevel"/>
+    <w:tmpl w:val="0042330A"/>
+    <w:lvl w:ilvl="0">
+      <w:start w:val="1"/>
+      <w:numFmt w:val="decimal"/>
+      <w:lvlText w:val="%1."/>
+      <w:lvlJc w:val="left"/>
+      <w:pPr>
+        <w:tabs>
+          <w:tab w:val="num" w:pos="720"/>
+        </w:tabs>
+        <w:ind w:left="720" w:hanging="360"/>
+      </w:pPr>
+    </w:lvl>
+    <w:lvl w:ilvl="1" w:tentative="1">
+      <w:start w:val="1"/>
+      <w:numFmt w:val="decimal"/>
+      <w:lvlText w:val="%2."/>
+      <w:lvlJc w:val="left"/>
+      <w:pPr>
+        <w:tabs>
+          <w:tab w:val="num" w:pos="1440"/>
+        </w:tabs>
+        <w:ind w:left="1440" w:hanging="360"/>
+      </w:pPr>
+    </w:lvl>
+    <w:lvl w:ilvl="2" w:tentative="1">
+      <w:start w:val="1"/>
+      <w:numFmt w:val="decimal"/>
+      <w:lvlText w:val="%3."/>
+      <w:lvlJc w:val="left"/>
+      <w:pPr>
+        <w:tabs>
+          <w:tab w:val="num" w:pos="2160"/>
+        </w:tabs>
+        <w:ind w:left="2160" w:hanging="360"/>
+      </w:pPr>
+    </w:lvl>
+    <w:lvl w:ilvl="3" w:tentative="1">
+      <w:start w:val="1"/>
+      <w:numFmt w:val="decimal"/>
+      <w:lvlText w:val="%4."/>
+      <w:lvlJc w:val="left"/>
+      <w:pPr>
+        <w:tabs>
+          <w:tab w:val="num" w:pos="2880"/>
+        </w:tabs>
+        <w:ind w:left="2880" w:hanging="360"/>
+      </w:pPr>
+    </w:lvl>
+    <w:lvl w:ilvl="4" w:tentative="1">
+      <w:start w:val="1"/>
+      <w:numFmt w:val="decimal"/>
+      <w:lvlText w:val="%5."/>
+      <w:lvlJc w:val="left"/>
+      <w:pPr>
+        <w:tabs>
+          <w:tab w:val="num" w:pos="3600"/>
+        </w:tabs>
+        <w:ind w:left="3600" w:hanging="360"/>
+      </w:pPr>
+    </w:lvl>
+    <w:lvl w:ilvl="5" w:tentative="1">
+      <w:start w:val="1"/>
+      <w:numFmt w:val="decimal"/>
+      <w:lvlText w:val="%6."/>
+      <w:lvlJc w:val="left"/>
+      <w:pPr>
+        <w:tabs>
+          <w:tab w:val="num" w:pos="4320"/>
+        </w:tabs>
+        <w:ind w:left="4320" w:hanging="360"/>
+      </w:pPr>
+    </w:lvl>
+    <w:lvl w:ilvl="6" w:tentative="1">
+      <w:start w:val="1"/>
+      <w:numFmt w:val="decimal"/>
+      <w:lvlText w:val="%7."/>
+      <w:lvlJc w:val="left"/>
+      <w:pPr>
+        <w:tabs>
+          <w:tab w:val="num" w:pos="5040"/>
+        </w:tabs>
+        <w:ind w:left="5040" w:hanging="360"/>
+      </w:pPr>
+    </w:lvl>
+    <w:lvl w:ilvl="7" w:tentative="1">
+      <w:start w:val="1"/>
+      <w:numFmt w:val="decimal"/>
+      <w:lvlText w:val="%8."/>
+      <w:lvlJc w:val="left"/>
+      <w:pPr>
+        <w:tabs>
+          <w:tab w:val="num" w:pos="5760"/>
+        </w:tabs>
+        <w:ind w:left="5760" w:hanging="360"/>
+      </w:pPr>
+    </w:lvl>
+    <w:lvl w:ilvl="8" w:tentative="1">
+      <w:start w:val="1"/>
+      <w:numFmt w:val="decimal"/>
+      <w:lvlText w:val="%9."/>
+      <w:lvlJc w:val="left"/>
+      <w:pPr>
+        <w:tabs>
+          <w:tab w:val="num" w:pos="6480"/>
+        </w:tabs>
+        <w:ind w:left="6480" w:hanging="360"/>
+      </w:pPr>
+    </w:lvl>
+  </w:abstractNum>
+  <w:abstractNum w:abstractNumId="3" w15:restartNumberingAfterBreak="0">
+    <w:nsid w:val="2FCA191C"/>
+    <w:multiLevelType w:val="multilevel"/>
+    <w:tmpl w:val="036A7A22"/>
+    <w:lvl w:ilvl="0">
+      <w:start w:val="1"/>
+      <w:numFmt w:val="bullet"/>
+      <w:lvlText w:val=""/>
+      <w:lvlJc w:val="left"/>
+      <w:pPr>
+        <w:tabs>
+          <w:tab w:val="num" w:pos="720"/>
+        </w:tabs>
+        <w:ind w:left="720" w:hanging="360"/>
+      </w:pPr>
+      <w:rPr>
+        <w:rFonts w:ascii="Symbol" w:hAnsi="Symbol" w:hint="default"/>
+        <w:sz w:val="20"/>
+      </w:rPr>
+    </w:lvl>
+    <w:lvl w:ilvl="1" w:tentative="1">
+      <w:start w:val="1"/>
+      <w:numFmt w:val="bullet"/>
+      <w:lvlText w:val="o"/>
+      <w:lvlJc w:val="left"/>
+      <w:pPr>
+        <w:tabs>
+          <w:tab w:val="num" w:pos="1440"/>
+        </w:tabs>
+        <w:ind w:left="1440" w:hanging="360"/>
+      </w:pPr>
+      <w:rPr>
+        <w:rFonts w:ascii="Courier New" w:hAnsi="Courier New" w:hint="default"/>
+        <w:sz w:val="20"/>
+      </w:rPr>
+    </w:lvl>
+    <w:lvl w:ilvl="2" w:tentative="1">
+      <w:start w:val="1"/>
+      <w:numFmt w:val="bullet"/>
+      <w:lvlText w:val=""/>
+      <w:lvlJc w:val="left"/>
+      <w:pPr>
+        <w:tabs>
+          <w:tab w:val="num" w:pos="2160"/>
+        </w:tabs>
+        <w:ind w:left="2160" w:hanging="360"/>
+      </w:pPr>
+      <w:rPr>
+        <w:rFonts w:ascii="Wingdings" w:hAnsi="Wingdings" w:hint="default"/>
+        <w:sz w:val="20"/>
+      </w:rPr>
+    </w:lvl>
+    <w:lvl w:ilvl="3" w:tentative="1">
+      <w:start w:val="1"/>
+      <w:numFmt w:val="bullet"/>
+      <w:lvlText w:val=""/>
+      <w:lvlJc w:val="left"/>
+      <w:pPr>
+        <w:tabs>
+          <w:tab w:val="num" w:pos="2880"/>
+        </w:tabs>
+        <w:ind w:left="2880" w:hanging="360"/>
+      </w:pPr>
+      <w:rPr>
+        <w:rFonts w:ascii="Wingdings" w:hAnsi="Wingdings" w:hint="default"/>
+        <w:sz w:val="20"/>
+      </w:rPr>
+    </w:lvl>
+    <w:lvl w:ilvl="4" w:tentative="1">
+      <w:start w:val="1"/>
+      <w:numFmt w:val="bullet"/>
+      <w:lvlText w:val=""/>
+      <w:lvlJc w:val="left"/>
+      <w:pPr>
+        <w:tabs>
+          <w:tab w:val="num" w:pos="3600"/>
+        </w:tabs>
+        <w:ind w:left="3600" w:hanging="360"/>
+      </w:pPr>
+      <w:rPr>
+        <w:rFonts w:ascii="Wingdings" w:hAnsi="Wingdings" w:hint="default"/>
+        <w:sz w:val="20"/>
+      </w:rPr>
+    </w:lvl>
+    <w:lvl w:ilvl="5" w:tentative="1">
+      <w:start w:val="1"/>
+      <w:numFmt w:val="bullet"/>
+      <w:lvlText w:val=""/>
+      <w:lvlJc w:val="left"/>
+      <w:pPr>
+        <w:tabs>
+          <w:tab w:val="num" w:pos="4320"/>
+        </w:tabs>
+        <w:ind w:left="4320" w:hanging="360"/>
+      </w:pPr>
+      <w:rPr>
+        <w:rFonts w:ascii="Wingdings" w:hAnsi="Wingdings" w:hint="default"/>
+        <w:sz w:val="20"/>
+      </w:rPr>
+    </w:lvl>
+    <w:lvl w:ilvl="6" w:tentative="1">
+      <w:start w:val="1"/>
+      <w:numFmt w:val="bullet"/>
+      <w:lvlText w:val=""/>
+      <w:lvlJc w:val="left"/>
+      <w:pPr>
+        <w:tabs>
+          <w:tab w:val="num" w:pos="5040"/>
+        </w:tabs>
+        <w:ind w:left="5040" w:hanging="360"/>
+      </w:pPr>
+      <w:rPr>
+        <w:rFonts w:ascii="Wingdings" w:hAnsi="Wingdings" w:hint="default"/>
+        <w:sz w:val="20"/>
+      </w:rPr>
+    </w:lvl>
+    <w:lvl w:ilvl="7" w:tentative="1">
+      <w:start w:val="1"/>
+      <w:numFmt w:val="bullet"/>
+      <w:lvlText w:val=""/>
+      <w:lvlJc w:val="left"/>
+      <w:pPr>
+        <w:tabs>
+          <w:tab w:val="num" w:pos="5760"/>
+        </w:tabs>
+        <w:ind w:left="5760" w:hanging="360"/>
+      </w:pPr>
+      <w:rPr>
+        <w:rFonts w:ascii="Wingdings" w:hAnsi="Wingdings" w:hint="default"/>
+        <w:sz w:val="20"/>
+      </w:rPr>
+    </w:lvl>
+    <w:lvl w:ilvl="8" w:tentative="1">
+      <w:start w:val="1"/>
+      <w:numFmt w:val="bullet"/>
+      <w:lvlText w:val=""/>
+      <w:lvlJc w:val="left"/>
+      <w:pPr>
+        <w:tabs>
+          <w:tab w:val="num" w:pos="6480"/>
+        </w:tabs>
+        <w:ind w:left="6480" w:hanging="360"/>
+      </w:pPr>
+      <w:rPr>
+        <w:rFonts w:ascii="Wingdings" w:hAnsi="Wingdings" w:hint="default"/>
+        <w:sz w:val="20"/>
+      </w:rPr>
+    </w:lvl>
+  </w:abstractNum>
+  <w:abstractNum w:abstractNumId="4" w15:restartNumberingAfterBreak="0">
+    <w:nsid w:val="3E4F1020"/>
+    <w:multiLevelType w:val="multilevel"/>
+    <w:tmpl w:val="B406EE88"/>
+    <w:lvl w:ilvl="0">
+      <w:start w:val="1"/>
+      <w:numFmt w:val="decimal"/>
+      <w:lvlText w:val="%1."/>
+      <w:lvlJc w:val="left"/>
+      <w:pPr>
+        <w:tabs>
+          <w:tab w:val="num" w:pos="720"/>
+        </w:tabs>
+        <w:ind w:left="720" w:hanging="360"/>
+      </w:pPr>
+    </w:lvl>
+    <w:lvl w:ilvl="1" w:tentative="1">
+      <w:start w:val="1"/>
+      <w:numFmt w:val="decimal"/>
+      <w:lvlText w:val="%2."/>
+      <w:lvlJc w:val="left"/>
+      <w:pPr>
+        <w:tabs>
+          <w:tab w:val="num" w:pos="1440"/>
+        </w:tabs>
+        <w:ind w:left="1440" w:hanging="360"/>
+      </w:pPr>
+    </w:lvl>
+    <w:lvl w:ilvl="2" w:tentative="1">
+      <w:start w:val="1"/>
+      <w:numFmt w:val="decimal"/>
+      <w:lvlText w:val="%3."/>
+      <w:lvlJc w:val="left"/>
+      <w:pPr>
+        <w:tabs>
+          <w:tab w:val="num" w:pos="2160"/>
+        </w:tabs>
+        <w:ind w:left="2160" w:hanging="360"/>
+      </w:pPr>
+    </w:lvl>
+    <w:lvl w:ilvl="3" w:tentative="1">
+      <w:start w:val="1"/>
+      <w:numFmt w:val="decimal"/>
+      <w:lvlText w:val="%4."/>
+      <w:lvlJc w:val="left"/>
+      <w:pPr>
+        <w:tabs>
+          <w:tab w:val="num" w:pos="2880"/>
+        </w:tabs>
+        <w:ind w:left="2880" w:hanging="360"/>
+      </w:pPr>
+    </w:lvl>
+    <w:lvl w:ilvl="4" w:tentative="1">
+      <w:start w:val="1"/>
+      <w:numFmt w:val="decimal"/>
+      <w:lvlText w:val="%5."/>
+      <w:lvlJc w:val="left"/>
+      <w:pPr>
+        <w:tabs>
+          <w:tab w:val="num" w:pos="3600"/>
+        </w:tabs>
+        <w:ind w:left="3600" w:hanging="360"/>
+      </w:pPr>
+    </w:lvl>
+    <w:lvl w:ilvl="5" w:tentative="1">
+      <w:start w:val="1"/>
+      <w:numFmt w:val="decimal"/>
+      <w:lvlText w:val="%6."/>
+      <w:lvlJc w:val="left"/>
+      <w:pPr>
+        <w:tabs>
+          <w:tab w:val="num" w:pos="4320"/>
+        </w:tabs>
+        <w:ind w:left="4320" w:hanging="360"/>
+      </w:pPr>
+    </w:lvl>
+    <w:lvl w:ilvl="6" w:tentative="1">
+      <w:start w:val="1"/>
+      <w:numFmt w:val="decimal"/>
+      <w:lvlText w:val="%7."/>
+      <w:lvlJc w:val="left"/>
+      <w:pPr>
+        <w:tabs>
+          <w:tab w:val="num" w:pos="5040"/>
+        </w:tabs>
+        <w:ind w:left="5040" w:hanging="360"/>
+      </w:pPr>
+    </w:lvl>
+    <w:lvl w:ilvl="7" w:tentative="1">
+      <w:start w:val="1"/>
+      <w:numFmt w:val="decimal"/>
+      <w:lvlText w:val="%8."/>
+      <w:lvlJc w:val="left"/>
+      <w:pPr>
+        <w:tabs>
+          <w:tab w:val="num" w:pos="5760"/>
+        </w:tabs>
+        <w:ind w:left="5760" w:hanging="360"/>
+      </w:pPr>
+    </w:lvl>
+    <w:lvl w:ilvl="8" w:tentative="1">
+      <w:start w:val="1"/>
+      <w:numFmt w:val="decimal"/>
+      <w:lvlText w:val="%9."/>
+      <w:lvlJc w:val="left"/>
+      <w:pPr>
+        <w:tabs>
+          <w:tab w:val="num" w:pos="6480"/>
+        </w:tabs>
+        <w:ind w:left="6480" w:hanging="360"/>
+      </w:pPr>
+    </w:lvl>
+  </w:abstractNum>
+  <w:abstractNum w:abstractNumId="5" w15:restartNumberingAfterBreak="0">
+    <w:nsid w:val="4EF01CAC"/>
+    <w:multiLevelType w:val="multilevel"/>
+    <w:tmpl w:val="72EC2BFA"/>
+    <w:lvl w:ilvl="0">
+      <w:start w:val="1"/>
+      <w:numFmt w:val="decimal"/>
+      <w:lvlText w:val="%1."/>
+      <w:lvlJc w:val="left"/>
+      <w:pPr>
+        <w:tabs>
+          <w:tab w:val="num" w:pos="720"/>
+        </w:tabs>
+        <w:ind w:left="720" w:hanging="360"/>
+      </w:pPr>
+    </w:lvl>
+    <w:lvl w:ilvl="1" w:tentative="1">
+      <w:start w:val="1"/>
+      <w:numFmt w:val="decimal"/>
+      <w:lvlText w:val="%2."/>
+      <w:lvlJc w:val="left"/>
+      <w:pPr>
+        <w:tabs>
+          <w:tab w:val="num" w:pos="1440"/>
+        </w:tabs>
+        <w:ind w:left="1440" w:hanging="360"/>
+      </w:pPr>
+    </w:lvl>
+    <w:lvl w:ilvl="2" w:tentative="1">
+      <w:start w:val="1"/>
+      <w:numFmt w:val="decimal"/>
+      <w:lvlText w:val="%3."/>
+      <w:lvlJc w:val="left"/>
+      <w:pPr>
+        <w:tabs>
+          <w:tab w:val="num" w:pos="2160"/>
+        </w:tabs>
+        <w:ind w:left="2160" w:hanging="360"/>
+      </w:pPr>
+    </w:lvl>
+    <w:lvl w:ilvl="3" w:tentative="1">
+      <w:start w:val="1"/>
+      <w:numFmt w:val="decimal"/>
+      <w:lvlText w:val="%4."/>
+      <w:lvlJc w:val="left"/>
+      <w:pPr>
+        <w:tabs>
+          <w:tab w:val="num" w:pos="2880"/>
+        </w:tabs>
+        <w:ind w:left="2880" w:hanging="360"/>
+      </w:pPr>
+    </w:lvl>
+    <w:lvl w:ilvl="4" w:tentative="1">
+      <w:start w:val="1"/>
+      <w:numFmt w:val="decimal"/>
+      <w:lvlText w:val="%5."/>
+      <w:lvlJc w:val="left"/>
+      <w:pPr>
+        <w:tabs>
+          <w:tab w:val="num" w:pos="3600"/>
+        </w:tabs>
+        <w:ind w:left="3600" w:hanging="360"/>
+      </w:pPr>
+    </w:lvl>
+    <w:lvl w:ilvl="5" w:tentative="1">
+      <w:start w:val="1"/>
+      <w:numFmt w:val="decimal"/>
+      <w:lvlText w:val="%6."/>
+      <w:lvlJc w:val="left"/>
+      <w:pPr>
+        <w:tabs>
+          <w:tab w:val="num" w:pos="4320"/>
+        </w:tabs>
+        <w:ind w:left="4320" w:hanging="360"/>
+      </w:pPr>
+    </w:lvl>
+    <w:lvl w:ilvl="6" w:tentative="1">
+      <w:start w:val="1"/>
+      <w:numFmt w:val="decimal"/>
+      <w:lvlText w:val="%7."/>
+      <w:lvlJc w:val="left"/>
+      <w:pPr>
+        <w:tabs>
+          <w:tab w:val="num" w:pos="5040"/>
+        </w:tabs>
+        <w:ind w:left="5040" w:hanging="360"/>
+      </w:pPr>
+    </w:lvl>
+    <w:lvl w:ilvl="7" w:tentative="1">
+      <w:start w:val="1"/>
+      <w:numFmt w:val="decimal"/>
+      <w:lvlText w:val="%8."/>
+      <w:lvlJc w:val="left"/>
+      <w:pPr>
+        <w:tabs>
+          <w:tab w:val="num" w:pos="5760"/>
+        </w:tabs>
+        <w:ind w:left="5760" w:hanging="360"/>
+      </w:pPr>
+    </w:lvl>
+    <w:lvl w:ilvl="8" w:tentative="1">
+      <w:start w:val="1"/>
+      <w:numFmt w:val="decimal"/>
+      <w:lvlText w:val="%9."/>
+      <w:lvlJc w:val="left"/>
+      <w:pPr>
+        <w:tabs>
+          <w:tab w:val="num" w:pos="6480"/>
+        </w:tabs>
+        <w:ind w:left="6480" w:hanging="360"/>
+      </w:pPr>
+    </w:lvl>
+  </w:abstractNum>
+  <w:abstractNum w:abstractNumId="6" w15:restartNumberingAfterBreak="0">
+    <w:nsid w:val="51DC2594"/>
+    <w:multiLevelType w:val="multilevel"/>
+    <w:tmpl w:val="BFD283D8"/>
+    <w:lvl w:ilvl="0">
+      <w:start w:val="1"/>
+      <w:numFmt w:val="decimal"/>
+      <w:lvlText w:val="%1."/>
+      <w:lvlJc w:val="left"/>
+      <w:pPr>
+        <w:tabs>
+          <w:tab w:val="num" w:pos="720"/>
+        </w:tabs>
+        <w:ind w:left="720" w:hanging="360"/>
+      </w:pPr>
+    </w:lvl>
+    <w:lvl w:ilvl="1" w:tentative="1">
+      <w:start w:val="1"/>
+      <w:numFmt w:val="decimal"/>
+      <w:lvlText w:val="%2."/>
+      <w:lvlJc w:val="left"/>
+      <w:pPr>
+        <w:tabs>
+          <w:tab w:val="num" w:pos="1440"/>
+        </w:tabs>
+        <w:ind w:left="1440" w:hanging="360"/>
+      </w:pPr>
+    </w:lvl>
+    <w:lvl w:ilvl="2" w:tentative="1">
+      <w:start w:val="1"/>
+      <w:numFmt w:val="decimal"/>
+      <w:lvlText w:val="%3."/>
+      <w:lvlJc w:val="left"/>
+      <w:pPr>
+        <w:tabs>
+          <w:tab w:val="num" w:pos="2160"/>
+        </w:tabs>
+        <w:ind w:left="2160" w:hanging="360"/>
+      </w:pPr>
+    </w:lvl>
+    <w:lvl w:ilvl="3" w:tentative="1">
+      <w:start w:val="1"/>
+      <w:numFmt w:val="decimal"/>
+      <w:lvlText w:val="%4."/>
+      <w:lvlJc w:val="left"/>
+      <w:pPr>
+        <w:tabs>
+          <w:tab w:val="num" w:pos="2880"/>
+        </w:tabs>
+        <w:ind w:left="2880" w:hanging="360"/>
+      </w:pPr>
+    </w:lvl>
+    <w:lvl w:ilvl="4" w:tentative="1">
+      <w:start w:val="1"/>
+      <w:numFmt w:val="decimal"/>
+      <w:lvlText w:val="%5."/>
+      <w:lvlJc w:val="left"/>
+      <w:pPr>
+        <w:tabs>
+          <w:tab w:val="num" w:pos="3600"/>
+        </w:tabs>
+        <w:ind w:left="3600" w:hanging="360"/>
+      </w:pPr>
+    </w:lvl>
+    <w:lvl w:ilvl="5" w:tentative="1">
+      <w:start w:val="1"/>
+      <w:numFmt w:val="decimal"/>
+      <w:lvlText w:val="%6."/>
+      <w:lvlJc w:val="left"/>
+      <w:pPr>
+        <w:tabs>
+          <w:tab w:val="num" w:pos="4320"/>
+        </w:tabs>
+        <w:ind w:left="4320" w:hanging="360"/>
+      </w:pPr>
+    </w:lvl>
+    <w:lvl w:ilvl="6" w:tentative="1">
+      <w:start w:val="1"/>
+      <w:numFmt w:val="decimal"/>
+      <w:lvlText w:val="%7."/>
+      <w:lvlJc w:val="left"/>
+      <w:pPr>
+        <w:tabs>
+          <w:tab w:val="num" w:pos="5040"/>
+        </w:tabs>
+        <w:ind w:left="5040" w:hanging="360"/>
+      </w:pPr>
+    </w:lvl>
+    <w:lvl w:ilvl="7" w:tentative="1">
+      <w:start w:val="1"/>
+      <w:numFmt w:val="decimal"/>
+      <w:lvlText w:val="%8."/>
+      <w:lvlJc w:val="left"/>
+      <w:pPr>
+        <w:tabs>
+          <w:tab w:val="num" w:pos="5760"/>
+        </w:tabs>
+        <w:ind w:left="5760" w:hanging="360"/>
+      </w:pPr>
+    </w:lvl>
+    <w:lvl w:ilvl="8" w:tentative="1">
+      <w:start w:val="1"/>
+      <w:numFmt w:val="decimal"/>
+      <w:lvlText w:val="%9."/>
+      <w:lvlJc w:val="left"/>
+      <w:pPr>
+        <w:tabs>
+          <w:tab w:val="num" w:pos="6480"/>
+        </w:tabs>
+        <w:ind w:left="6480" w:hanging="360"/>
+      </w:pPr>
+    </w:lvl>
+  </w:abstractNum>
+  <w:abstractNum w:abstractNumId="7" w15:restartNumberingAfterBreak="0">
+    <w:nsid w:val="5EBA3DC2"/>
+    <w:multiLevelType w:val="multilevel"/>
+    <w:tmpl w:val="EA8C9530"/>
+    <w:lvl w:ilvl="0">
+      <w:start w:val="1"/>
+      <w:numFmt w:val="decimal"/>
+      <w:lvlText w:val="%1."/>
+      <w:lvlJc w:val="left"/>
+      <w:pPr>
+        <w:tabs>
+          <w:tab w:val="num" w:pos="720"/>
+        </w:tabs>
+        <w:ind w:left="720" w:hanging="360"/>
+      </w:pPr>
+    </w:lvl>
+    <w:lvl w:ilvl="1" w:tentative="1">
+      <w:start w:val="1"/>
+      <w:numFmt w:val="decimal"/>
+      <w:lvlText w:val="%2."/>
+      <w:lvlJc w:val="left"/>
+      <w:pPr>
+        <w:tabs>
+          <w:tab w:val="num" w:pos="1440"/>
+        </w:tabs>
+        <w:ind w:left="1440" w:hanging="360"/>
+      </w:pPr>
+    </w:lvl>
+    <w:lvl w:ilvl="2" w:tentative="1">
+      <w:start w:val="1"/>
+      <w:numFmt w:val="decimal"/>
+      <w:lvlText w:val="%3."/>
+      <w:lvlJc w:val="left"/>
+      <w:pPr>
+        <w:tabs>
+          <w:tab w:val="num" w:pos="2160"/>
+        </w:tabs>
+        <w:ind w:left="2160" w:hanging="360"/>
+      </w:pPr>
+    </w:lvl>
+    <w:lvl w:ilvl="3" w:tentative="1">
+      <w:start w:val="1"/>
+      <w:numFmt w:val="decimal"/>
+      <w:lvlText w:val="%4."/>
+      <w:lvlJc w:val="left"/>
+      <w:pPr>
+        <w:tabs>
+          <w:tab w:val="num" w:pos="2880"/>
+        </w:tabs>
+        <w:ind w:left="2880" w:hanging="360"/>
+      </w:pPr>
+    </w:lvl>
+    <w:lvl w:ilvl="4" w:tentative="1">
+      <w:start w:val="1"/>
+      <w:numFmt w:val="decimal"/>
+      <w:lvlText w:val="%5."/>
+      <w:lvlJc w:val="left"/>
+      <w:pPr>
+        <w:tabs>
+          <w:tab w:val="num" w:pos="3600"/>
+        </w:tabs>
+        <w:ind w:left="3600" w:hanging="360"/>
+      </w:pPr>
+    </w:lvl>
+    <w:lvl w:ilvl="5" w:tentative="1">
+      <w:start w:val="1"/>
+      <w:numFmt w:val="decimal"/>
+      <w:lvlText w:val="%6."/>
+      <w:lvlJc w:val="left"/>
+      <w:pPr>
+        <w:tabs>
+          <w:tab w:val="num" w:pos="4320"/>
+        </w:tabs>
+        <w:ind w:left="4320" w:hanging="360"/>
+      </w:pPr>
+    </w:lvl>
+    <w:lvl w:ilvl="6" w:tentative="1">
+      <w:start w:val="1"/>
+      <w:numFmt w:val="decimal"/>
+      <w:lvlText w:val="%7."/>
+      <w:lvlJc w:val="left"/>
+      <w:pPr>
+        <w:tabs>
+          <w:tab w:val="num" w:pos="5040"/>
+        </w:tabs>
+        <w:ind w:left="5040" w:hanging="360"/>
+      </w:pPr>
+    </w:lvl>
+    <w:lvl w:ilvl="7" w:tentative="1">
+      <w:start w:val="1"/>
+      <w:numFmt w:val="decimal"/>
+      <w:lvlText w:val="%8."/>
+      <w:lvlJc w:val="left"/>
+      <w:pPr>
+        <w:tabs>
+          <w:tab w:val="num" w:pos="5760"/>
+        </w:tabs>
+        <w:ind w:left="5760" w:hanging="360"/>
+      </w:pPr>
+    </w:lvl>
+    <w:lvl w:ilvl="8" w:tentative="1">
+      <w:start w:val="1"/>
+      <w:numFmt w:val="decimal"/>
+      <w:lvlText w:val="%9."/>
+      <w:lvlJc w:val="left"/>
+      <w:pPr>
+        <w:tabs>
+          <w:tab w:val="num" w:pos="6480"/>
+        </w:tabs>
+        <w:ind w:left="6480" w:hanging="360"/>
+      </w:pPr>
+    </w:lvl>
+  </w:abstractNum>
+  <w:abstractNum w:abstractNumId="8" w15:restartNumberingAfterBreak="0">
+    <w:nsid w:val="794F0E4F"/>
+    <w:multiLevelType w:val="multilevel"/>
+    <w:tmpl w:val="1F820F10"/>
+    <w:lvl w:ilvl="0">
+      <w:start w:val="1"/>
+      <w:numFmt w:val="decimal"/>
+      <w:lvlText w:val="%1."/>
+      <w:lvlJc w:val="left"/>
+      <w:pPr>
+        <w:tabs>
+          <w:tab w:val="num" w:pos="720"/>
+        </w:tabs>
+        <w:ind w:left="720" w:hanging="360"/>
+      </w:pPr>
+    </w:lvl>
+    <w:lvl w:ilvl="1" w:tentative="1">
+      <w:start w:val="1"/>
+      <w:numFmt w:val="decimal"/>
+      <w:lvlText w:val="%2."/>
+      <w:lvlJc w:val="left"/>
+      <w:pPr>
+        <w:tabs>
+          <w:tab w:val="num" w:pos="1440"/>
+        </w:tabs>
+        <w:ind w:left="1440" w:hanging="360"/>
+      </w:pPr>
+    </w:lvl>
+    <w:lvl w:ilvl="2" w:tentative="1">
+      <w:start w:val="1"/>
+      <w:numFmt w:val="decimal"/>
+      <w:lvlText w:val="%3."/>
+      <w:lvlJc w:val="left"/>
+      <w:pPr>
+        <w:tabs>
+          <w:tab w:val="num" w:pos="2160"/>
+        </w:tabs>
+        <w:ind w:left="2160" w:hanging="360"/>
+      </w:pPr>
+    </w:lvl>
+    <w:lvl w:ilvl="3" w:tentative="1">
+      <w:start w:val="1"/>
+      <w:numFmt w:val="decimal"/>
+      <w:lvlText w:val="%4."/>
+      <w:lvlJc w:val="left"/>
+      <w:pPr>
+        <w:tabs>
+          <w:tab w:val="num" w:pos="2880"/>
+        </w:tabs>
+        <w:ind w:left="2880" w:hanging="360"/>
+      </w:pPr>
+    </w:lvl>
+    <w:lvl w:ilvl="4" w:tentative="1">
+      <w:start w:val="1"/>
+      <w:numFmt w:val="decimal"/>
+      <w:lvlText w:val="%5."/>
+      <w:lvlJc w:val="left"/>
+      <w:pPr>
+        <w:tabs>
+          <w:tab w:val="num" w:pos="3600"/>
+        </w:tabs>
+        <w:ind w:left="3600" w:hanging="360"/>
+      </w:pPr>
+    </w:lvl>
+    <w:lvl w:ilvl="5" w:tentative="1">
+      <w:start w:val="1"/>
+      <w:numFmt w:val="decimal"/>
+      <w:lvlText w:val="%6."/>
+      <w:lvlJc w:val="left"/>
+      <w:pPr>
+        <w:tabs>
+          <w:tab w:val="num" w:pos="4320"/>
+        </w:tabs>
+        <w:ind w:left="4320" w:hanging="360"/>
+      </w:pPr>
+    </w:lvl>
+    <w:lvl w:ilvl="6" w:tentative="1">
+      <w:start w:val="1"/>
+      <w:numFmt w:val="decimal"/>
+      <w:lvlText w:val="%7."/>
+      <w:lvlJc w:val="left"/>
+      <w:pPr>
+        <w:tabs>
+          <w:tab w:val="num" w:pos="5040"/>
+        </w:tabs>
+        <w:ind w:left="5040" w:hanging="360"/>
+      </w:pPr>
+    </w:lvl>
+    <w:lvl w:ilvl="7" w:tentative="1">
+      <w:start w:val="1"/>
+      <w:numFmt w:val="decimal"/>
+      <w:lvlText w:val="%8."/>
+      <w:lvlJc w:val="left"/>
+      <w:pPr>
+        <w:tabs>
+          <w:tab w:val="num" w:pos="5760"/>
+        </w:tabs>
+        <w:ind w:left="5760" w:hanging="360"/>
+      </w:pPr>
+    </w:lvl>
+    <w:lvl w:ilvl="8" w:tentative="1">
+      <w:start w:val="1"/>
+      <w:numFmt w:val="decimal"/>
+      <w:lvlText w:val="%9."/>
+      <w:lvlJc w:val="left"/>
+      <w:pPr>
+        <w:tabs>
+          <w:tab w:val="num" w:pos="6480"/>
+        </w:tabs>
+        <w:ind w:left="6480" w:hanging="360"/>
+      </w:pPr>
+    </w:lvl>
+  </w:abstractNum>
+  <w:num w:numId="1" w16cid:durableId="1768959786">
+    <w:abstractNumId w:val="7"/>
+  </w:num>
+  <w:num w:numId="2" w16cid:durableId="176505218">
+    <w:abstractNumId w:val="1"/>
+  </w:num>
+  <w:num w:numId="3" w16cid:durableId="251933362">
+    <w:abstractNumId w:val="8"/>
+  </w:num>
+  <w:num w:numId="4" w16cid:durableId="872572666">
+    <w:abstractNumId w:val="2"/>
+  </w:num>
+  <w:num w:numId="5" w16cid:durableId="426196115">
+    <w:abstractNumId w:val="0"/>
+  </w:num>
+  <w:num w:numId="6" w16cid:durableId="883059526">
+    <w:abstractNumId w:val="5"/>
+  </w:num>
+  <w:num w:numId="7" w16cid:durableId="2014644879">
+    <w:abstractNumId w:val="3"/>
+  </w:num>
+  <w:num w:numId="8" w16cid:durableId="1097290185">
+    <w:abstractNumId w:val="4"/>
+  </w:num>
+  <w:num w:numId="9" w16cid:durableId="1335180366">
+    <w:abstractNumId w:val="6"/>
+  </w:num>
+</w:numbering>
 </file>
 
 <file path=word/styles.xml><?xml version="1.0" encoding="utf-8"?>
@@ -996,6 +6569,7 @@
   <w:style w:type="character" w:default="1" w:styleId="a0">
     <w:name w:val="Default Paragraph Font"/>
     <w:uiPriority w:val="1"/>
+    <w:semiHidden/>
     <w:unhideWhenUsed/>
   </w:style>
   <w:style w:type="table" w:default="1" w:styleId="a1">
